--- a/Extras/ReportF.docx
+++ b/Extras/ReportF.docx
@@ -4646,16 +4646,96 @@
         <w:rPr>
           <w:rFonts w:ascii="Arial" w:hAnsi="Arial" w:cs="Arial"/>
         </w:rPr>
-        <w:t xml:space="preserve">latforms such as Kahoot, Quizizz, and </w:t>
+        <w:t xml:space="preserve">latforms such as </w:t>
+      </w:r>
+      <w:r>
+        <w:rPr>
+          <w:rFonts w:ascii="Arial" w:hAnsi="Arial" w:cs="Arial"/>
+        </w:rPr>
+        <w:t>Kahoot (</w:t>
+      </w:r>
+      <w:proofErr w:type="gramStart"/>
+      <w:r>
+        <w:rPr>
+          <w:rFonts w:ascii="Arial" w:hAnsi="Arial" w:cs="Arial"/>
+        </w:rPr>
+        <w:t>Kahoot!,</w:t>
+      </w:r>
+      <w:proofErr w:type="gramEnd"/>
+      <w:r>
+        <w:rPr>
+          <w:rFonts w:ascii="Arial" w:hAnsi="Arial" w:cs="Arial"/>
+        </w:rPr>
+        <w:t xml:space="preserve"> n.d.), </w:t>
       </w:r>
       <w:proofErr w:type="spellStart"/>
       <w:r>
         <w:rPr>
           <w:rFonts w:ascii="Arial" w:hAnsi="Arial" w:cs="Arial"/>
         </w:rPr>
+        <w:t>Wayground</w:t>
+      </w:r>
+      <w:proofErr w:type="spellEnd"/>
+      <w:r>
+        <w:rPr>
+          <w:rFonts w:ascii="Arial" w:hAnsi="Arial" w:cs="Arial"/>
+        </w:rPr>
+        <w:t xml:space="preserve"> (</w:t>
+      </w:r>
+      <w:proofErr w:type="spellStart"/>
+      <w:r>
+        <w:rPr>
+          <w:rFonts w:ascii="Arial" w:hAnsi="Arial" w:cs="Arial"/>
+        </w:rPr>
+        <w:t>Wayground</w:t>
+      </w:r>
+      <w:proofErr w:type="spellEnd"/>
+      <w:r>
+        <w:rPr>
+          <w:rFonts w:ascii="Arial" w:hAnsi="Arial" w:cs="Arial"/>
+        </w:rPr>
+        <w:t xml:space="preserve">, </w:t>
+      </w:r>
+      <w:r>
+        <w:rPr>
+          <w:rFonts w:ascii="Arial" w:hAnsi="Arial" w:cs="Arial"/>
+        </w:rPr>
+        <w:t>2025</w:t>
+      </w:r>
+      <w:r>
+        <w:rPr>
+          <w:rFonts w:ascii="Arial" w:hAnsi="Arial" w:cs="Arial"/>
+        </w:rPr>
+        <w:t xml:space="preserve">.), and </w:t>
+      </w:r>
+      <w:proofErr w:type="spellStart"/>
+      <w:r>
+        <w:rPr>
+          <w:rFonts w:ascii="Arial" w:hAnsi="Arial" w:cs="Arial"/>
+        </w:rPr>
         <w:t>Sporcle</w:t>
       </w:r>
       <w:proofErr w:type="spellEnd"/>
+      <w:r>
+        <w:rPr>
+          <w:rFonts w:ascii="Arial" w:hAnsi="Arial" w:cs="Arial"/>
+        </w:rPr>
+        <w:t xml:space="preserve"> (</w:t>
+      </w:r>
+      <w:proofErr w:type="spellStart"/>
+      <w:r>
+        <w:rPr>
+          <w:rFonts w:ascii="Arial" w:hAnsi="Arial" w:cs="Arial"/>
+        </w:rPr>
+        <w:t>Sporcle</w:t>
+      </w:r>
+      <w:proofErr w:type="spellEnd"/>
+      <w:r>
+        <w:rPr>
+          <w:rFonts w:ascii="Arial" w:hAnsi="Arial" w:cs="Arial"/>
+        </w:rPr>
+        <w:t>, n.d.)</w:t>
+      </w:r>
       <w:r>
         <w:rPr>
           <w:rFonts w:ascii="Arial" w:hAnsi="Arial" w:cs="Arial"/>
@@ -4714,19 +4794,27 @@
         <w:rPr>
           <w:rFonts w:ascii="Arial" w:hAnsi="Arial" w:cs="Arial"/>
         </w:rPr>
-        <w:t>use, while Q</w:t>
-      </w:r>
-      <w:r>
-        <w:rPr>
-          <w:rFonts w:ascii="Arial" w:hAnsi="Arial" w:cs="Arial"/>
-        </w:rPr>
-        <w:t xml:space="preserve">uizizz </w:t>
-      </w:r>
-      <w:r>
-        <w:rPr>
-          <w:rFonts w:ascii="Arial" w:hAnsi="Arial" w:cs="Arial"/>
-        </w:rPr>
-        <w:t>focuses on</w:t>
+        <w:t xml:space="preserve">use, while </w:t>
+      </w:r>
+      <w:proofErr w:type="spellStart"/>
+      <w:r>
+        <w:rPr>
+          <w:rFonts w:ascii="Arial" w:hAnsi="Arial" w:cs="Arial"/>
+        </w:rPr>
+        <w:t>Wayground</w:t>
+      </w:r>
+      <w:proofErr w:type="spellEnd"/>
+      <w:r>
+        <w:rPr>
+          <w:rFonts w:ascii="Arial" w:hAnsi="Arial" w:cs="Arial"/>
+        </w:rPr>
+        <w:t xml:space="preserve"> f</w:t>
+      </w:r>
+      <w:r>
+        <w:rPr>
+          <w:rFonts w:ascii="Arial" w:hAnsi="Arial" w:cs="Arial"/>
+        </w:rPr>
+        <w:t>ocuses on</w:t>
       </w:r>
       <w:r>
         <w:rPr>
@@ -4917,8 +5005,31 @@
         <w:rPr>
           <w:rFonts w:ascii="Arial" w:hAnsi="Arial" w:cs="Arial"/>
         </w:rPr>
-        <w:t>The full sprint plan and task tracker are provided in Appendix B.</w:t>
-      </w:r>
+        <w:t xml:space="preserve">The full sprint plan and task tracker are provided in </w:t>
+      </w:r>
+      <w:hyperlink w:anchor="_APPENDIX_A_–" w:history="1">
+        <w:r>
+          <w:rPr>
+            <w:rStyle w:val="Hyperlink"/>
+            <w:rFonts w:ascii="Arial" w:hAnsi="Arial" w:cs="Arial"/>
+          </w:rPr>
+          <w:t xml:space="preserve">Appendix </w:t>
+        </w:r>
+        <w:r>
+          <w:rPr>
+            <w:rStyle w:val="Hyperlink"/>
+            <w:rFonts w:ascii="Arial" w:hAnsi="Arial" w:cs="Arial"/>
+          </w:rPr>
+          <w:t>A</w:t>
+        </w:r>
+        <w:r>
+          <w:rPr>
+            <w:rStyle w:val="Hyperlink"/>
+            <w:rFonts w:ascii="Arial" w:hAnsi="Arial" w:cs="Arial"/>
+          </w:rPr>
+          <w:t>.</w:t>
+        </w:r>
+      </w:hyperlink>
     </w:p>
     <w:p>
       <w:pPr>
@@ -5047,7 +5158,7 @@
     <w:tbl>
       <w:tblPr>
         <w:tblStyle w:val="TableGrid"/>
-        <w:tblpPr w:leftFromText="180" w:rightFromText="180" w:vertAnchor="page" w:horzAnchor="margin" w:tblpXSpec="center" w:tblpY="3536"/>
+        <w:tblpPr w:leftFromText="180" w:rightFromText="180" w:vertAnchor="page" w:horzAnchor="margin" w:tblpXSpec="center" w:tblpY="4574"/>
         <w:tblW w:w="11134" w:type="dxa"/>
         <w:tblLook w:val="04A0" w:firstRow="1" w:lastRow="0" w:firstColumn="1" w:lastColumn="0" w:noHBand="0" w:noVBand="1"/>
       </w:tblPr>
@@ -8722,8 +8833,85 @@
           <w:bCs/>
           <w:szCs w:val="28"/>
         </w:rPr>
-        <w:t>The nine sprints were structured to progress from project initiation and requirements analysis through to core implementation, feature enhancement, testing, and finalisation. Sprints 1 and 2 covered project scoping, requirements definition, and JSON data structure planning. Sprints 3 and 4 established the core application structure, including SPA navigation, question rendering, and basic scoring, ensuring a functional foundation before more complex features were introduced. Sprint 5 addressed mid-project deliverables, while Sprints 6 and 7 introduced advanced features including the countdown timer, sound effects, theme toggle, and custom quiz upload with validation. Sprints 8 and 9 focused on testing, bug fixing, refinement, and finalisation. A full breakdown of tasks, dates, and completion status for each sprint is provided in Appendix B.</w:t>
-      </w:r>
+        <w:t xml:space="preserve">The nine sprints </w:t>
+      </w:r>
+      <w:r>
+        <w:rPr>
+          <w:rFonts w:ascii="Arial" w:hAnsi="Arial" w:cs="Arial"/>
+          <w:bCs/>
+          <w:szCs w:val="28"/>
+        </w:rPr>
+        <w:t>progressed</w:t>
+      </w:r>
+      <w:r>
+        <w:rPr>
+          <w:rFonts w:ascii="Arial" w:hAnsi="Arial" w:cs="Arial"/>
+          <w:bCs/>
+          <w:szCs w:val="28"/>
+        </w:rPr>
+        <w:t xml:space="preserve"> from project initiation and requirements analysis through to implementation, feature enhancement, testing, and finalisation. Sprints 1 and 2 covered project scoping, requirements definition, and JSON data structure planning. Sprints 3 and 4 established the core application structure, including SPA navigation, question rendering, and basic scoring, ensuring a functional foundation. Sprint 5 addressed mid-project deliverables, while Sprints 6 and 7 introduced advanced features including the countdown timer, sound effects, theme toggle, and custom quiz upload with validation. Sprints 8 and 9 focused on testing, bug fixing,</w:t>
+      </w:r>
+      <w:r>
+        <w:rPr>
+          <w:rFonts w:ascii="Arial" w:hAnsi="Arial" w:cs="Arial"/>
+          <w:bCs/>
+          <w:szCs w:val="28"/>
+        </w:rPr>
+        <w:t xml:space="preserve"> </w:t>
+      </w:r>
+      <w:r>
+        <w:rPr>
+          <w:rFonts w:ascii="Arial" w:hAnsi="Arial" w:cs="Arial"/>
+          <w:bCs/>
+          <w:szCs w:val="28"/>
+        </w:rPr>
+        <w:t xml:space="preserve">and finalisation. A full breakdown </w:t>
+      </w:r>
+      <w:r>
+        <w:rPr>
+          <w:rFonts w:ascii="Arial" w:hAnsi="Arial" w:cs="Arial"/>
+          <w:bCs/>
+          <w:szCs w:val="28"/>
+        </w:rPr>
+        <w:t xml:space="preserve">of sprint tasks is </w:t>
+      </w:r>
+      <w:r>
+        <w:rPr>
+          <w:rFonts w:ascii="Arial" w:hAnsi="Arial" w:cs="Arial"/>
+          <w:bCs/>
+          <w:szCs w:val="28"/>
+        </w:rPr>
+        <w:t xml:space="preserve">provided in </w:t>
+      </w:r>
+      <w:hyperlink w:anchor="_APPENDIX_A_–" w:history="1">
+        <w:r>
+          <w:rPr>
+            <w:rStyle w:val="Hyperlink"/>
+            <w:rFonts w:ascii="Arial" w:hAnsi="Arial" w:cs="Arial"/>
+            <w:bCs/>
+            <w:szCs w:val="28"/>
+          </w:rPr>
+          <w:t xml:space="preserve">Appendix </w:t>
+        </w:r>
+        <w:r>
+          <w:rPr>
+            <w:rStyle w:val="Hyperlink"/>
+            <w:rFonts w:ascii="Arial" w:hAnsi="Arial" w:cs="Arial"/>
+            <w:bCs/>
+            <w:szCs w:val="28"/>
+          </w:rPr>
+          <w:t>A</w:t>
+        </w:r>
+        <w:r>
+          <w:rPr>
+            <w:rStyle w:val="Hyperlink"/>
+            <w:rFonts w:ascii="Arial" w:hAnsi="Arial" w:cs="Arial"/>
+            <w:bCs/>
+            <w:szCs w:val="28"/>
+          </w:rPr>
+          <w:t>.</w:t>
+        </w:r>
+      </w:hyperlink>
     </w:p>
     <w:p>
       <w:pPr>
@@ -8754,7 +8942,15 @@
           <w:bCs/>
           <w:szCs w:val="28"/>
         </w:rPr>
-        <w:t>Later sprints introduced and refined advanced functionality. The custom quiz upload feature, initially planned as a simple file input, evolved to include structured validation and user feedback after it became clear that unvalidated input could compromise system stability. Similarly, the leaderboard was extended to support JSON score export to meet module data output requirements, and bilingual support introduced additional complexity in maintaining consistent translations across all interface elements and validation messages.</w:t>
+        <w:t>Several features evolved during development. The custom quiz upload feature was extended to include structured validation and user feedback to prevent invalid input. The leaderboard was enhanced with JSON</w:t>
+      </w:r>
+      <w:r>
+        <w:rPr>
+          <w:rFonts w:ascii="Arial" w:hAnsi="Arial" w:cs="Arial"/>
+          <w:bCs/>
+          <w:szCs w:val="28"/>
+        </w:rPr>
+        <w:t xml:space="preserve"> score export to meet data output requirements, and bilingual support introduced additional complexity in maintaining consistent translations.</w:t>
       </w:r>
     </w:p>
     <w:p>
@@ -8786,7 +8982,55 @@
           <w:bCs/>
           <w:szCs w:val="28"/>
         </w:rPr>
-        <w:t>A notable challenge arose during sprint-based usability testing, where navigating backwards multiple times allowed previously answered questions to be reattempted. This was traced to inconsistent state management and resolved by ensuring answers were persistently stored and validated prior to any interaction. This experience highlighted the value of iterative testing, as the issue only surfaced through real user interaction rather than developer testing alone.</w:t>
+        <w:t xml:space="preserve">A notable challenge arose during usability testing, where navigating backwards allowed previously answered questions to be reattempted. This was traced to inconsistent state management and resolved by ensuring answers were persistently stored and validated </w:t>
+      </w:r>
+      <w:r>
+        <w:rPr>
+          <w:rFonts w:ascii="Arial" w:hAnsi="Arial" w:cs="Arial"/>
+          <w:bCs/>
+          <w:szCs w:val="28"/>
+        </w:rPr>
+        <w:t>before</w:t>
+      </w:r>
+      <w:r>
+        <w:rPr>
+          <w:rFonts w:ascii="Arial" w:hAnsi="Arial" w:cs="Arial"/>
+          <w:bCs/>
+          <w:szCs w:val="28"/>
+        </w:rPr>
+        <w:t xml:space="preserve"> interaction. This highlighted the </w:t>
+      </w:r>
+      <w:r>
+        <w:rPr>
+          <w:rFonts w:ascii="Arial" w:hAnsi="Arial" w:cs="Arial"/>
+          <w:bCs/>
+          <w:szCs w:val="28"/>
+        </w:rPr>
+        <w:t>importance</w:t>
+      </w:r>
+      <w:r>
+        <w:rPr>
+          <w:rFonts w:ascii="Arial" w:hAnsi="Arial" w:cs="Arial"/>
+          <w:bCs/>
+          <w:szCs w:val="28"/>
+        </w:rPr>
+        <w:t xml:space="preserve"> of</w:t>
+      </w:r>
+      <w:r>
+        <w:rPr>
+          <w:rFonts w:ascii="Arial" w:hAnsi="Arial" w:cs="Arial"/>
+          <w:bCs/>
+          <w:szCs w:val="28"/>
+        </w:rPr>
+        <w:t xml:space="preserve"> iterative testing, as the issue only surfaced through real user interaction</w:t>
+      </w:r>
+      <w:r>
+        <w:rPr>
+          <w:rFonts w:ascii="Arial" w:hAnsi="Arial" w:cs="Arial"/>
+          <w:bCs/>
+          <w:szCs w:val="28"/>
+        </w:rPr>
+        <w:t>.</w:t>
       </w:r>
     </w:p>
     <w:p>
@@ -8800,13 +9044,25 @@
           <w:szCs w:val="28"/>
         </w:rPr>
       </w:pPr>
-      <w:r>
+    </w:p>
+    <w:p>
+      <w:pPr>
+        <w:pStyle w:val="ListParagraph"/>
+        <w:spacing w:after="0"/>
+        <w:ind w:left="1440"/>
         <w:rPr>
           <w:rFonts w:ascii="Arial" w:hAnsi="Arial" w:cs="Arial"/>
           <w:bCs/>
           <w:szCs w:val="28"/>
         </w:rPr>
-        <w:t>Overall, the sprint-based approach enabled continuous refinement, with each iteration building meaningfully on the last and allowing both technical and usability issues to be identified and addressed progressively.</w:t>
+      </w:pPr>
+      <w:r>
+        <w:rPr>
+          <w:rFonts w:ascii="Arial" w:hAnsi="Arial" w:cs="Arial"/>
+          <w:bCs/>
+          <w:szCs w:val="28"/>
+        </w:rPr>
+        <w:t>Overall, the sprint-based approach enabled continuous refinement, allowing both technical and usability issues to be identified and addressed progressively.</w:t>
       </w:r>
     </w:p>
     <w:p>
@@ -8957,13 +9213,290 @@
         <w:rPr>
           <w:rFonts w:ascii="Arial" w:hAnsi="Arial" w:cs="Arial"/>
         </w:rPr>
-        <w:t xml:space="preserve">UML diagrams illustrating system architecture </w:t>
-      </w:r>
-      <w:r>
-        <w:rPr>
-          <w:rFonts w:ascii="Arial" w:hAnsi="Arial" w:cs="Arial"/>
-        </w:rPr>
-        <w:t>and behaviour are provided in Appendix D.</w:t>
+        <w:t xml:space="preserve">UML diagrams illustrating system architecture and behaviour are provided in </w:t>
+      </w:r>
+      <w:hyperlink w:anchor="_APPENDIX_D_–" w:history="1">
+        <w:r>
+          <w:rPr>
+            <w:rStyle w:val="Hyperlink"/>
+            <w:rFonts w:ascii="Arial" w:hAnsi="Arial" w:cs="Arial"/>
+          </w:rPr>
+          <w:t>Appendix D</w:t>
+        </w:r>
+      </w:hyperlink>
+      <w:r>
+        <w:rPr>
+          <w:rFonts w:ascii="Arial" w:hAnsi="Arial" w:cs="Arial"/>
+        </w:rPr>
+        <w:t xml:space="preserve">, with a representative sequence diagram shown in Figure </w:t>
+      </w:r>
+      <w:r>
+        <w:rPr>
+          <w:rFonts w:ascii="Arial" w:hAnsi="Arial" w:cs="Arial"/>
+        </w:rPr>
+        <w:t>1</w:t>
+      </w:r>
+      <w:r>
+        <w:rPr>
+          <w:rFonts w:ascii="Arial" w:hAnsi="Arial" w:cs="Arial"/>
+        </w:rPr>
+        <w:t>.</w:t>
+      </w:r>
+    </w:p>
+    <w:p>
+      <w:pPr>
+        <w:pStyle w:val="ListParagraph"/>
+        <w:spacing w:after="100" w:afterAutospacing="1"/>
+        <w:ind w:left="1440"/>
+        <w:rPr>
+          <w:rFonts w:ascii="Arial" w:hAnsi="Arial" w:cs="Arial"/>
+        </w:rPr>
+      </w:pPr>
+      <w:r>
+        <w:rPr>
+          <w:noProof/>
+        </w:rPr>
+        <mc:AlternateContent>
+          <mc:Choice Requires="wps">
+            <w:drawing>
+              <wp:anchor distT="0" distB="0" distL="114300" distR="114300" simplePos="0" relativeHeight="251713536" behindDoc="1" locked="0" layoutInCell="1" allowOverlap="1" wp14:anchorId="1534064B" wp14:editId="2E8DD5BA">
+                <wp:simplePos x="0" y="0"/>
+                <wp:positionH relativeFrom="column">
+                  <wp:posOffset>1074420</wp:posOffset>
+                </wp:positionH>
+                <wp:positionV relativeFrom="paragraph">
+                  <wp:posOffset>3942080</wp:posOffset>
+                </wp:positionV>
+                <wp:extent cx="5143500" cy="635"/>
+                <wp:effectExtent l="0" t="0" r="0" b="0"/>
+                <wp:wrapTight wrapText="bothSides">
+                  <wp:wrapPolygon edited="0">
+                    <wp:start x="0" y="0"/>
+                    <wp:lineTo x="0" y="21600"/>
+                    <wp:lineTo x="21600" y="21600"/>
+                    <wp:lineTo x="21600" y="0"/>
+                  </wp:wrapPolygon>
+                </wp:wrapTight>
+                <wp:docPr id="1058022670" name="Text Box 1"/>
+                <wp:cNvGraphicFramePr/>
+                <a:graphic xmlns:a="http://schemas.openxmlformats.org/drawingml/2006/main">
+                  <a:graphicData uri="http://schemas.microsoft.com/office/word/2010/wordprocessingShape">
+                    <wps:wsp>
+                      <wps:cNvSpPr txBox="1"/>
+                      <wps:spPr>
+                        <a:xfrm>
+                          <a:off x="0" y="0"/>
+                          <a:ext cx="5143500" cy="635"/>
+                        </a:xfrm>
+                        <a:prstGeom prst="rect">
+                          <a:avLst/>
+                        </a:prstGeom>
+                        <a:solidFill>
+                          <a:prstClr val="white"/>
+                        </a:solidFill>
+                        <a:ln>
+                          <a:noFill/>
+                        </a:ln>
+                      </wps:spPr>
+                      <wps:txbx>
+                        <w:txbxContent>
+                          <w:p>
+                            <w:pPr>
+                              <w:pStyle w:val="Caption"/>
+                              <w:rPr>
+                                <w:rFonts w:ascii="Arial" w:hAnsi="Arial" w:cs="Arial"/>
+                                <w:noProof/>
+                              </w:rPr>
+                            </w:pPr>
+                            <w:r>
+                              <w:t xml:space="preserve">Figure </w:t>
+                            </w:r>
+                            <w:fldSimple w:instr=" SEQ Figure \* ARABIC ">
+                              <w:r>
+                                <w:rPr>
+                                  <w:noProof/>
+                                </w:rPr>
+                                <w:t>1</w:t>
+                              </w:r>
+                            </w:fldSimple>
+                            <w:r>
+                              <w:t xml:space="preserve"> </w:t>
+                            </w:r>
+                            <w:r>
+                              <w:t>Sequence diagram illustrating quiz interaction flow</w:t>
+                            </w:r>
+                          </w:p>
+                        </w:txbxContent>
+                      </wps:txbx>
+                      <wps:bodyPr rot="0" spcFirstLastPara="0" vertOverflow="overflow" horzOverflow="overflow" vert="horz" wrap="square" lIns="0" tIns="0" rIns="0" bIns="0" numCol="1" spcCol="0" rtlCol="0" fromWordArt="0" anchor="t" anchorCtr="0" forceAA="0" compatLnSpc="1">
+                        <a:prstTxWarp prst="textNoShape">
+                          <a:avLst/>
+                        </a:prstTxWarp>
+                        <a:spAutoFit/>
+                      </wps:bodyPr>
+                    </wps:wsp>
+                  </a:graphicData>
+                </a:graphic>
+              </wp:anchor>
+            </w:drawing>
+          </mc:Choice>
+          <mc:Fallback>
+            <w:pict>
+              <v:shapetype w14:anchorId="1534064B" id="_x0000_t202" coordsize="21600,21600" o:spt="202" path="m,l,21600r21600,l21600,xe">
+                <v:stroke joinstyle="miter"/>
+                <v:path gradientshapeok="t" o:connecttype="rect"/>
+              </v:shapetype>
+              <v:shape id="Text Box 1" o:spid="_x0000_s1026" type="#_x0000_t202" style="position:absolute;left:0;text-align:left;margin-left:84.6pt;margin-top:310.4pt;width:405pt;height:.05pt;z-index:-251602944;visibility:visible;mso-wrap-style:square;mso-wrap-distance-left:9pt;mso-wrap-distance-top:0;mso-wrap-distance-right:9pt;mso-wrap-distance-bottom:0;mso-position-horizontal:absolute;mso-position-horizontal-relative:text;mso-position-vertical:absolute;mso-position-vertical-relative:text;v-text-anchor:top" o:gfxdata="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" stroked="f">
+                <v:textbox style="mso-fit-shape-to-text:t" inset="0,0,0,0">
+                  <w:txbxContent>
+                    <w:p>
+                      <w:pPr>
+                        <w:pStyle w:val="Caption"/>
+                        <w:rPr>
+                          <w:rFonts w:ascii="Arial" w:hAnsi="Arial" w:cs="Arial"/>
+                          <w:noProof/>
+                        </w:rPr>
+                      </w:pPr>
+                      <w:r>
+                        <w:t xml:space="preserve">Figure </w:t>
+                      </w:r>
+                      <w:fldSimple w:instr=" SEQ Figure \* ARABIC ">
+                        <w:r>
+                          <w:rPr>
+                            <w:noProof/>
+                          </w:rPr>
+                          <w:t>1</w:t>
+                        </w:r>
+                      </w:fldSimple>
+                      <w:r>
+                        <w:t xml:space="preserve"> </w:t>
+                      </w:r>
+                      <w:r>
+                        <w:t>Sequence diagram illustrating quiz interaction flow</w:t>
+                      </w:r>
+                    </w:p>
+                  </w:txbxContent>
+                </v:textbox>
+                <w10:wrap type="tight"/>
+              </v:shape>
+            </w:pict>
+          </mc:Fallback>
+        </mc:AlternateContent>
+      </w:r>
+    </w:p>
+    <w:p>
+      <w:pPr>
+        <w:pStyle w:val="ListParagraph"/>
+        <w:spacing w:after="100" w:afterAutospacing="1"/>
+        <w:ind w:left="1440"/>
+        <w:rPr>
+          <w:rFonts w:ascii="Arial" w:hAnsi="Arial" w:cs="Arial"/>
+        </w:rPr>
+      </w:pPr>
+      <w:r>
+        <w:rPr>
+          <w:rFonts w:ascii="Arial" w:hAnsi="Arial" w:cs="Arial"/>
+          <w:noProof/>
+        </w:rPr>
+        <w:drawing>
+          <wp:anchor distT="0" distB="0" distL="114300" distR="114300" simplePos="0" relativeHeight="251711488" behindDoc="1" locked="0" layoutInCell="1" allowOverlap="1" wp14:anchorId="2A7C8625" wp14:editId="54759116">
+            <wp:simplePos x="0" y="0"/>
+            <wp:positionH relativeFrom="column">
+              <wp:posOffset>914400</wp:posOffset>
+            </wp:positionH>
+            <wp:positionV relativeFrom="paragraph">
+              <wp:posOffset>1905</wp:posOffset>
+            </wp:positionV>
+            <wp:extent cx="5143674" cy="3886331"/>
+            <wp:effectExtent l="0" t="0" r="0" b="0"/>
+            <wp:wrapTight wrapText="bothSides">
+              <wp:wrapPolygon edited="0">
+                <wp:start x="0" y="0"/>
+                <wp:lineTo x="0" y="21494"/>
+                <wp:lineTo x="21520" y="21494"/>
+                <wp:lineTo x="21520" y="0"/>
+                <wp:lineTo x="0" y="0"/>
+              </wp:wrapPolygon>
+            </wp:wrapTight>
+            <wp:docPr id="687666104" name="Picture 13"/>
+            <wp:cNvGraphicFramePr>
+              <a:graphicFrameLocks xmlns:a="http://schemas.openxmlformats.org/drawingml/2006/main" noChangeAspect="1"/>
+            </wp:cNvGraphicFramePr>
+            <a:graphic xmlns:a="http://schemas.openxmlformats.org/drawingml/2006/main">
+              <a:graphicData uri="http://schemas.openxmlformats.org/drawingml/2006/picture">
+                <pic:pic xmlns:pic="http://schemas.openxmlformats.org/drawingml/2006/picture">
+                  <pic:nvPicPr>
+                    <pic:cNvPr id="687666104" name="Picture 687666104"/>
+                    <pic:cNvPicPr/>
+                  </pic:nvPicPr>
+                  <pic:blipFill>
+                    <a:blip r:embed="rId9">
+                      <a:extLst>
+                        <a:ext uri="{28A0092B-C50C-407E-A947-70E740481C1C}">
+                          <a14:useLocalDpi xmlns:a14="http://schemas.microsoft.com/office/drawing/2010/main" val="0"/>
+                        </a:ext>
+                      </a:extLst>
+                    </a:blip>
+                    <a:stretch>
+                      <a:fillRect/>
+                    </a:stretch>
+                  </pic:blipFill>
+                  <pic:spPr>
+                    <a:xfrm>
+                      <a:off x="0" y="0"/>
+                      <a:ext cx="5143674" cy="3886331"/>
+                    </a:xfrm>
+                    <a:prstGeom prst="rect">
+                      <a:avLst/>
+                    </a:prstGeom>
+                  </pic:spPr>
+                </pic:pic>
+              </a:graphicData>
+            </a:graphic>
+          </wp:anchor>
+        </w:drawing>
+      </w:r>
+      <w:r>
+        <w:rPr>
+          <w:rFonts w:ascii="Arial" w:hAnsi="Arial" w:cs="Arial"/>
+          <w:noProof/>
+        </w:rPr>
+        <w:t xml:space="preserve">Figure </w:t>
+      </w:r>
+      <w:r>
+        <w:rPr>
+          <w:rFonts w:ascii="Arial" w:hAnsi="Arial" w:cs="Arial"/>
+          <w:noProof/>
+        </w:rPr>
+        <w:t>1</w:t>
+      </w:r>
+      <w:r>
+        <w:rPr>
+          <w:rFonts w:ascii="Arial" w:hAnsi="Arial" w:cs="Arial"/>
+          <w:noProof/>
+        </w:rPr>
+        <w:t xml:space="preserve"> illustrates the interaction between user input, application </w:t>
+      </w:r>
+      <w:r>
+        <w:rPr>
+          <w:rFonts w:ascii="Arial" w:hAnsi="Arial" w:cs="Arial"/>
+          <w:noProof/>
+        </w:rPr>
+        <w:t xml:space="preserve">  </w:t>
+      </w:r>
+      <w:r>
+        <w:rPr>
+          <w:rFonts w:ascii="Arial" w:hAnsi="Arial" w:cs="Arial"/>
+          <w:noProof/>
+        </w:rPr>
+        <w:t>state, and rendering logic during quiz progression</w:t>
+      </w:r>
+      <w:r>
+        <w:rPr>
+          <w:rFonts w:ascii="Arial" w:hAnsi="Arial" w:cs="Arial"/>
+          <w:noProof/>
+        </w:rPr>
+        <w:t>.</w:t>
       </w:r>
     </w:p>
     <w:p>
@@ -9018,7 +9551,16 @@
           <w:bCs/>
           <w:szCs w:val="22"/>
         </w:rPr>
-        <w:t xml:space="preserve"> executed in the browser using JavaScript and no backend services. A centralised state ob</w:t>
+        <w:t xml:space="preserve"> executed in the browser using </w:t>
+      </w:r>
+      <w:r>
+        <w:rPr>
+          <w:rFonts w:ascii="Arial" w:hAnsi="Arial" w:cs="Arial"/>
+          <w:bCs/>
+          <w:szCs w:val="22"/>
+        </w:rPr>
+        <w:lastRenderedPageBreak/>
+        <w:t>JavaScript and no backend services. A centralised state ob</w:t>
       </w:r>
       <w:r>
         <w:rPr>
@@ -9243,7 +9785,6 @@
         <w:rPr>
           <w:rFonts w:ascii="Arial" w:hAnsi="Arial" w:cs="Arial"/>
         </w:rPr>
-        <w:lastRenderedPageBreak/>
         <w:t>Validation rules were implemented to enforce structural integrity, ensuring every question contains exactly four options, answer indices are valid, and difficulty values are consistent. This prevents malformed data from compromising system stability.</w:t>
       </w:r>
     </w:p>
@@ -9381,6 +9922,7 @@
         <w:rPr>
           <w:rFonts w:ascii="Arial" w:hAnsi="Arial" w:cs="Arial"/>
         </w:rPr>
+        <w:lastRenderedPageBreak/>
         <w:t>Category selection</w:t>
       </w:r>
     </w:p>
@@ -9555,7 +10097,6 @@
       </w:pPr>
       <w:bookmarkStart w:id="16" w:name="_Toc227229293"/>
       <w:r>
-        <w:lastRenderedPageBreak/>
         <w:t>Implementation</w:t>
       </w:r>
       <w:bookmarkEnd w:id="16"/>
@@ -9590,7 +10131,7 @@
         <w:rPr>
           <w:rFonts w:ascii="Arial" w:hAnsi="Arial" w:cs="Arial"/>
         </w:rPr>
-        <w:t xml:space="preserve"> readability, maintainability, and scalability. </w:t>
+        <w:t xml:space="preserve"> maintainability and scalability. </w:t>
       </w:r>
       <w:r>
         <w:rPr>
@@ -9622,7 +10163,7 @@
         </w:rPr>
         <w:t xml:space="preserve"> </w:t>
       </w:r>
-      <w:hyperlink r:id="rId9" w:history="1">
+      <w:hyperlink r:id="rId10" w:history="1">
         <w:r>
           <w:rPr>
             <w:rStyle w:val="Hyperlink"/>
@@ -9655,14 +10196,17 @@
         <w:rPr>
           <w:rFonts w:ascii="Arial" w:hAnsi="Arial" w:cs="Arial"/>
         </w:rPr>
-        <w:t>Detailed data structures are provided in Appendix B</w:t>
-      </w:r>
-      <w:r>
-        <w:rPr>
-          <w:rFonts w:ascii="Arial" w:hAnsi="Arial" w:cs="Arial"/>
-        </w:rPr>
-        <w:t>.</w:t>
-      </w:r>
+        <w:t xml:space="preserve">Detailed data structures are provided in </w:t>
+      </w:r>
+      <w:hyperlink w:anchor="_APPENDIX_B_–" w:history="1">
+        <w:r>
+          <w:rPr>
+            <w:rStyle w:val="Hyperlink"/>
+            <w:rFonts w:ascii="Arial" w:hAnsi="Arial" w:cs="Arial"/>
+          </w:rPr>
+          <w:t>Appendix B.</w:t>
+        </w:r>
+      </w:hyperlink>
     </w:p>
     <w:p>
       <w:pPr>
@@ -9697,13 +10241,33 @@
         <w:rPr>
           <w:rFonts w:ascii="Arial" w:hAnsi="Arial" w:cs="Arial"/>
         </w:rPr>
-        <w:t>As shown in Figure 1, t</w:t>
-      </w:r>
-      <w:r>
-        <w:rPr>
-          <w:rFonts w:ascii="Arial" w:hAnsi="Arial" w:cs="Arial"/>
-        </w:rPr>
-        <w:t>his ensures consistency across different views and simplifies updates during user interaction.</w:t>
+        <w:t xml:space="preserve">As shown in Figure </w:t>
+      </w:r>
+      <w:r>
+        <w:rPr>
+          <w:rFonts w:ascii="Arial" w:hAnsi="Arial" w:cs="Arial"/>
+          <w:lang w:val="el-GR"/>
+        </w:rPr>
+        <w:t>2</w:t>
+      </w:r>
+      <w:r>
+        <w:rPr>
+          <w:rFonts w:ascii="Arial" w:hAnsi="Arial" w:cs="Arial"/>
+        </w:rPr>
+        <w:t>, t</w:t>
+      </w:r>
+      <w:r>
+        <w:rPr>
+          <w:rFonts w:ascii="Arial" w:hAnsi="Arial" w:cs="Arial"/>
+        </w:rPr>
+        <w:t xml:space="preserve">his ensures </w:t>
+      </w:r>
+      <w:r>
+        <w:rPr>
+          <w:rFonts w:ascii="Arial" w:hAnsi="Arial" w:cs="Arial"/>
+        </w:rPr>
+        <w:lastRenderedPageBreak/>
+        <w:t>consistency across different views and simplifies updates during user interaction.</w:t>
       </w:r>
     </w:p>
     <w:p>
@@ -9782,7 +10346,16 @@
                               </w:rPr>
                             </w:pPr>
                             <w:r>
-                              <w:t>Figure 1: Centralised state object used for managing quiz state</w:t>
+                              <w:t xml:space="preserve">Figure </w:t>
+                            </w:r>
+                            <w:r>
+                              <w:rPr>
+                                <w:lang w:val="el-GR"/>
+                              </w:rPr>
+                              <w:t>2</w:t>
+                            </w:r>
+                            <w:r>
+                              <w:t>: Centralised state object used for managing quiz state</w:t>
                             </w:r>
                           </w:p>
                         </w:txbxContent>
@@ -9801,11 +10374,7 @@
           </mc:Choice>
           <mc:Fallback>
             <w:pict>
-              <v:shapetype w14:anchorId="71DF1FE3" id="_x0000_t202" coordsize="21600,21600" o:spt="202" path="m,l,21600r21600,l21600,xe">
-                <v:stroke joinstyle="miter"/>
-                <v:path gradientshapeok="t" o:connecttype="rect"/>
-              </v:shapetype>
-              <v:shape id="Text Box 1" o:spid="_x0000_s1026" type="#_x0000_t202" style="position:absolute;left:0;text-align:left;margin-left:1in;margin-top:224.8pt;width:115.2pt;height:.05pt;z-index:-251638784;visibility:visible;mso-wrap-style:square;mso-wrap-distance-left:9pt;mso-wrap-distance-top:0;mso-wrap-distance-right:9pt;mso-wrap-distance-bottom:0;mso-position-horizontal:absolute;mso-position-horizontal-relative:text;mso-position-vertical:absolute;mso-position-vertical-relative:text;v-text-anchor:top" o:gfxdata="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" stroked="f">
+              <v:shape w14:anchorId="71DF1FE3" id="_x0000_s1027" type="#_x0000_t202" style="position:absolute;left:0;text-align:left;margin-left:1in;margin-top:224.8pt;width:115.2pt;height:.05pt;z-index:-251638784;visibility:visible;mso-wrap-style:square;mso-wrap-distance-left:9pt;mso-wrap-distance-top:0;mso-wrap-distance-right:9pt;mso-wrap-distance-bottom:0;mso-position-horizontal:absolute;mso-position-horizontal-relative:text;mso-position-vertical:absolute;mso-position-vertical-relative:text;v-text-anchor:top" o:gfxdata="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" stroked="f">
                 <v:textbox style="mso-fit-shape-to-text:t" inset="0,0,0,0">
                   <w:txbxContent>
                     <w:p>
@@ -9817,7 +10386,16 @@
                         </w:rPr>
                       </w:pPr>
                       <w:r>
-                        <w:t>Figure 1: Centralised state object used for managing quiz state</w:t>
+                        <w:t xml:space="preserve">Figure </w:t>
+                      </w:r>
+                      <w:r>
+                        <w:rPr>
+                          <w:lang w:val="el-GR"/>
+                        </w:rPr>
+                        <w:t>2</w:t>
+                      </w:r>
+                      <w:r>
+                        <w:t>: Centralised state object used for managing quiz state</w:t>
                       </w:r>
                     </w:p>
                   </w:txbxContent>
@@ -9865,7 +10443,7 @@
                     <pic:cNvPicPr/>
                   </pic:nvPicPr>
                   <pic:blipFill>
-                    <a:blip r:embed="rId10">
+                    <a:blip r:embed="rId11">
                       <a:extLst>
                         <a:ext uri="{28A0092B-C50C-407E-A947-70E740481C1C}">
                           <a14:useLocalDpi xmlns:a14="http://schemas.microsoft.com/office/drawing/2010/main" val="0"/>
@@ -10071,7 +10649,25 @@
         <w:rPr>
           <w:rFonts w:ascii="Arial" w:hAnsi="Arial" w:cs="Arial"/>
         </w:rPr>
-        <w:t>tracks quiz progress, user choices and UI state in a single location, reducing complexity and avoiding inconsistencies between different parts of the application.</w:t>
+        <w:t xml:space="preserve">tracks quiz progress, user choices and UI state in a single location, reducing complexity and </w:t>
+      </w:r>
+      <w:r>
+        <w:rPr>
+          <w:rFonts w:ascii="Arial" w:hAnsi="Arial" w:cs="Arial"/>
+        </w:rPr>
+        <w:t>preventing</w:t>
+      </w:r>
+      <w:r>
+        <w:rPr>
+          <w:rFonts w:ascii="Arial" w:hAnsi="Arial" w:cs="Arial"/>
+        </w:rPr>
+        <w:t xml:space="preserve"> inconsistencies</w:t>
+      </w:r>
+      <w:r>
+        <w:rPr>
+          <w:rFonts w:ascii="Arial" w:hAnsi="Arial" w:cs="Arial"/>
+        </w:rPr>
+        <w:t>.</w:t>
       </w:r>
     </w:p>
     <w:p>
@@ -10094,7 +10690,6 @@
       </w:pPr>
       <w:bookmarkStart w:id="19" w:name="_Toc227229296"/>
       <w:r>
-        <w:lastRenderedPageBreak/>
         <w:t>DOM Helper Utility</w:t>
       </w:r>
       <w:bookmarkEnd w:id="19"/>
@@ -10140,7 +10735,7 @@
         <w:rPr>
           <w:rFonts w:ascii="Arial" w:hAnsi="Arial" w:cs="Arial"/>
         </w:rPr>
-        <w:t xml:space="preserve">, which inserts raw HTML strings directly into the DOM and risks </w:t>
+        <w:t xml:space="preserve">, which inserts raw HTML and risks </w:t>
       </w:r>
       <w:r>
         <w:rPr>
@@ -10164,44 +10759,51 @@
         <w:rPr>
           <w:rFonts w:ascii="Arial" w:hAnsi="Arial" w:cs="Arial"/>
         </w:rPr>
-        <w:t>shown in Figure 2</w:t>
+        <w:t xml:space="preserve">shown in Figure </w:t>
       </w:r>
       <w:r>
         <w:rPr>
           <w:rFonts w:ascii="Arial" w:hAnsi="Arial" w:cs="Arial"/>
           <w:lang w:val="el-GR"/>
         </w:rPr>
+        <w:t>3</w:t>
+      </w:r>
+      <w:r>
+        <w:rPr>
+          <w:rFonts w:ascii="Arial" w:hAnsi="Arial" w:cs="Arial"/>
+          <w:lang w:val="el-GR"/>
+        </w:rPr>
         <w:t xml:space="preserve"> </w:t>
       </w:r>
       <w:r>
         <w:rPr>
           <w:rFonts w:ascii="Arial" w:hAnsi="Arial" w:cs="Arial"/>
         </w:rPr>
-        <w:t xml:space="preserve">constructs elements using the standard DOM API. This is particularly important when handling user-generated content such as custom quiz data, as it safely attaches </w:t>
-      </w:r>
-      <w:r>
-        <w:rPr>
-          <w:rFonts w:ascii="Arial" w:hAnsi="Arial" w:cs="Arial"/>
-        </w:rPr>
-        <w:t xml:space="preserve">event listeners, ensures consistent element creation, and avoids unintended side effects such as overwriting existing </w:t>
-      </w:r>
-      <w:r>
-        <w:rPr>
-          <w:rFonts w:ascii="Arial" w:hAnsi="Arial" w:cs="Arial"/>
-        </w:rPr>
-        <w:t xml:space="preserve">listeners </w:t>
-      </w:r>
-      <w:r>
-        <w:rPr>
-          <w:rFonts w:ascii="Arial" w:hAnsi="Arial" w:cs="Arial"/>
-        </w:rPr>
-        <w:t>or</w:t>
-      </w:r>
-      <w:r>
-        <w:rPr>
-          <w:rFonts w:ascii="Arial" w:hAnsi="Arial" w:cs="Arial"/>
-        </w:rPr>
-        <w:t xml:space="preserve"> introducing parsing errors.</w:t>
+        <w:t xml:space="preserve">constructs elements using the DOM API. This is particularly important when handling user-generated content, as it safely attaches </w:t>
+      </w:r>
+      <w:r>
+        <w:rPr>
+          <w:rFonts w:ascii="Arial" w:hAnsi="Arial" w:cs="Arial"/>
+        </w:rPr>
+        <w:t>event listeners, ensures consistent element creation</w:t>
+      </w:r>
+      <w:r>
+        <w:rPr>
+          <w:rFonts w:ascii="Arial" w:hAnsi="Arial" w:cs="Arial"/>
+        </w:rPr>
+        <w:t xml:space="preserve"> without</w:t>
+      </w:r>
+      <w:r>
+        <w:rPr>
+          <w:rFonts w:ascii="Arial" w:hAnsi="Arial" w:cs="Arial"/>
+        </w:rPr>
+        <w:t xml:space="preserve"> unintended side effects</w:t>
+      </w:r>
+      <w:r>
+        <w:rPr>
+          <w:rFonts w:ascii="Arial" w:hAnsi="Arial" w:cs="Arial"/>
+        </w:rPr>
+        <w:t>.</w:t>
       </w:r>
     </w:p>
     <w:p>
@@ -10226,6 +10828,7 @@
           <w:rFonts w:ascii="Arial" w:hAnsi="Arial" w:cs="Arial"/>
           <w:noProof/>
         </w:rPr>
+        <w:lastRenderedPageBreak/>
         <w:drawing>
           <wp:inline distT="0" distB="0" distL="0" distR="0" wp14:anchorId="5E7D0729" wp14:editId="7D88A587">
             <wp:extent cx="4496190" cy="5601185"/>
@@ -10242,7 +10845,7 @@
                     <pic:cNvPicPr/>
                   </pic:nvPicPr>
                   <pic:blipFill>
-                    <a:blip r:embed="rId11"/>
+                    <a:blip r:embed="rId12"/>
                     <a:stretch>
                       <a:fillRect/>
                     </a:stretch>
@@ -10271,7 +10874,16 @@
         <w:t xml:space="preserve">                                       </w:t>
       </w:r>
       <w:r>
-        <w:t>Figure 2: DOM helper function used to safely create and manage dynamic UI element</w:t>
+        <w:t xml:space="preserve">Figure </w:t>
+      </w:r>
+      <w:r>
+        <w:rPr>
+          <w:lang w:val="el-GR"/>
+        </w:rPr>
+        <w:t>3</w:t>
+      </w:r>
+      <w:r>
+        <w:t>: DOM helper function used to safely create and manage dynamic UI element</w:t>
       </w:r>
     </w:p>
     <w:p>
@@ -10315,7 +10927,7 @@
         <w:rPr>
           <w:rFonts w:ascii="Arial" w:hAnsi="Arial" w:cs="Arial"/>
         </w:rPr>
-        <w:t xml:space="preserve">omplements the helper by enabling SPA navigation, replacing the current view entirely using </w:t>
+        <w:t xml:space="preserve">omplements the helper by enabling SPA navigation, replacing the current view using </w:t>
       </w:r>
       <w:proofErr w:type="spellStart"/>
       <w:proofErr w:type="gramStart"/>
@@ -10337,20 +10949,7 @@
         <w:rPr>
           <w:rFonts w:ascii="Arial" w:hAnsi="Arial" w:cs="Arial"/>
         </w:rPr>
-        <w:t xml:space="preserve">) </w:t>
-      </w:r>
-      <w:r>
-        <w:rPr>
-          <w:rFonts w:ascii="Arial" w:hAnsi="Arial" w:cs="Arial"/>
-        </w:rPr>
-        <w:lastRenderedPageBreak/>
-        <w:t xml:space="preserve">without triggering a page reload, which is central to the application’s single page </w:t>
-      </w:r>
-      <w:r>
-        <w:rPr>
-          <w:rFonts w:ascii="Arial" w:hAnsi="Arial" w:cs="Arial"/>
-        </w:rPr>
-        <w:t>architecture</w:t>
+        <w:t>) without triggering a page reload</w:t>
       </w:r>
       <w:r>
         <w:rPr>
@@ -10439,7 +11038,20 @@
         <w:rPr>
           <w:rFonts w:ascii="Arial" w:hAnsi="Arial" w:cs="Arial"/>
         </w:rPr>
-        <w:t>As shown in Figure 3, l</w:t>
+        <w:t xml:space="preserve">As shown in Figure </w:t>
+      </w:r>
+      <w:r>
+        <w:rPr>
+          <w:rFonts w:ascii="Arial" w:hAnsi="Arial" w:cs="Arial"/>
+          <w:lang w:val="el-GR"/>
+        </w:rPr>
+        <w:t>4</w:t>
+      </w:r>
+      <w:r>
+        <w:rPr>
+          <w:rFonts w:ascii="Arial" w:hAnsi="Arial" w:cs="Arial"/>
+        </w:rPr>
+        <w:t>, l</w:t>
       </w:r>
       <w:r>
         <w:rPr>
@@ -10458,7 +11070,25 @@
         <w:rPr>
           <w:rFonts w:ascii="Arial" w:hAnsi="Arial" w:cs="Arial"/>
         </w:rPr>
-        <w:t xml:space="preserve"> based on the selected language, ensuring consistency across both supported languages.</w:t>
+        <w:t xml:space="preserve"> </w:t>
+      </w:r>
+      <w:r>
+        <w:rPr>
+          <w:rFonts w:ascii="Arial" w:hAnsi="Arial" w:cs="Arial"/>
+        </w:rPr>
+        <w:t>depending</w:t>
+      </w:r>
+      <w:r>
+        <w:rPr>
+          <w:rFonts w:ascii="Arial" w:hAnsi="Arial" w:cs="Arial"/>
+        </w:rPr>
+        <w:t xml:space="preserve"> on the selected language</w:t>
+      </w:r>
+      <w:r>
+        <w:rPr>
+          <w:rFonts w:ascii="Arial" w:hAnsi="Arial" w:cs="Arial"/>
+        </w:rPr>
+        <w:t>.</w:t>
       </w:r>
     </w:p>
     <w:p>
@@ -10474,6 +11104,7 @@
         <w:rPr>
           <w:noProof/>
         </w:rPr>
+        <w:lastRenderedPageBreak/>
         <mc:AlternateContent>
           <mc:Choice Requires="wps">
             <w:drawing>
@@ -10527,7 +11158,16 @@
                               </w:rPr>
                             </w:pPr>
                             <w:r>
-                              <w:t>Figure 3: Question rendering logic showing dynamic UI updates, answer handling, and feedback mechanisms</w:t>
+                              <w:t xml:space="preserve">Figure </w:t>
+                            </w:r>
+                            <w:r>
+                              <w:rPr>
+                                <w:lang w:val="el-GR"/>
+                              </w:rPr>
+                              <w:t>4</w:t>
+                            </w:r>
+                            <w:r>
+                              <w:t>: Question rendering logic showing dynamic UI updates, answer handling, and feedback mechanisms</w:t>
                             </w:r>
                           </w:p>
                         </w:txbxContent>
@@ -10546,7 +11186,7 @@
           </mc:Choice>
           <mc:Fallback>
             <w:pict>
-              <v:shape w14:anchorId="4E916B03" id="_x0000_s1027" type="#_x0000_t202" style="position:absolute;left:0;text-align:left;margin-left:72.7pt;margin-top:504.5pt;width:336.6pt;height:.05pt;z-index:-251636736;visibility:visible;mso-wrap-style:square;mso-wrap-distance-left:9pt;mso-wrap-distance-top:0;mso-wrap-distance-right:9pt;mso-wrap-distance-bottom:0;mso-position-horizontal:absolute;mso-position-horizontal-relative:text;mso-position-vertical:absolute;mso-position-vertical-relative:text;v-text-anchor:top" o:gfxdata="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" stroked="f">
+              <v:shape w14:anchorId="4E916B03" id="_x0000_s1028" type="#_x0000_t202" style="position:absolute;left:0;text-align:left;margin-left:72.7pt;margin-top:504.5pt;width:336.6pt;height:.05pt;z-index:-251636736;visibility:visible;mso-wrap-style:square;mso-wrap-distance-left:9pt;mso-wrap-distance-top:0;mso-wrap-distance-right:9pt;mso-wrap-distance-bottom:0;mso-position-horizontal:absolute;mso-position-horizontal-relative:text;mso-position-vertical:absolute;mso-position-vertical-relative:text;v-text-anchor:top" o:gfxdata="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" stroked="f">
                 <v:textbox style="mso-fit-shape-to-text:t" inset="0,0,0,0">
                   <w:txbxContent>
                     <w:p>
@@ -10558,7 +11198,16 @@
                         </w:rPr>
                       </w:pPr>
                       <w:r>
-                        <w:t>Figure 3: Question rendering logic showing dynamic UI updates, answer handling, and feedback mechanisms</w:t>
+                        <w:t xml:space="preserve">Figure </w:t>
+                      </w:r>
+                      <w:r>
+                        <w:rPr>
+                          <w:lang w:val="el-GR"/>
+                        </w:rPr>
+                        <w:t>4</w:t>
+                      </w:r>
+                      <w:r>
+                        <w:t>: Question rendering logic showing dynamic UI updates, answer handling, and feedback mechanisms</w:t>
                       </w:r>
                     </w:p>
                   </w:txbxContent>
@@ -10606,7 +11255,7 @@
                     <pic:cNvPicPr/>
                   </pic:nvPicPr>
                   <pic:blipFill>
-                    <a:blip r:embed="rId12">
+                    <a:blip r:embed="rId13">
                       <a:extLst>
                         <a:ext uri="{28A0092B-C50C-407E-A947-70E740481C1C}">
                           <a14:useLocalDpi xmlns:a14="http://schemas.microsoft.com/office/drawing/2010/main" val="0"/>
@@ -10694,8 +11343,31 @@
         <w:rPr>
           <w:rFonts w:ascii="Arial" w:hAnsi="Arial" w:cs="Arial"/>
         </w:rPr>
-        <w:lastRenderedPageBreak/>
-        <w:t xml:space="preserve">Answer buttons are styled conditionally upon selection — correct answers are highlighted green, incorrect selections red, and remaining options disabled — providing immediate visual feedback. A guard condition (if </w:t>
+        <w:t>Answer buttons are styled conditionally upon selection</w:t>
+      </w:r>
+      <w:r>
+        <w:rPr>
+          <w:rFonts w:ascii="Arial" w:hAnsi="Arial" w:cs="Arial"/>
+        </w:rPr>
+        <w:t>. C</w:t>
+      </w:r>
+      <w:r>
+        <w:rPr>
+          <w:rFonts w:ascii="Arial" w:hAnsi="Arial" w:cs="Arial"/>
+        </w:rPr>
+        <w:t>orrect answers are highlighted green, incorrect selections red, and remaining options disabled</w:t>
+      </w:r>
+      <w:r>
+        <w:rPr>
+          <w:rFonts w:ascii="Arial" w:hAnsi="Arial" w:cs="Arial"/>
+        </w:rPr>
+        <w:t xml:space="preserve">, </w:t>
+      </w:r>
+      <w:r>
+        <w:rPr>
+          <w:rFonts w:ascii="Arial" w:hAnsi="Arial" w:cs="Arial"/>
+        </w:rPr>
+        <w:t xml:space="preserve">providing immediate visual feedback. A guard condition prevents multiple selections per question, ensuring fair scoring. User selections are stored in the </w:t>
       </w:r>
       <w:proofErr w:type="spellStart"/>
       <w:proofErr w:type="gramStart"/>
@@ -10711,45 +11383,13 @@
         <w:rPr>
           <w:rFonts w:ascii="Arial" w:hAnsi="Arial" w:cs="Arial"/>
         </w:rPr>
-        <w:t>[</w:t>
-      </w:r>
-      <w:proofErr w:type="spellStart"/>
-      <w:proofErr w:type="gramStart"/>
-      <w:r>
-        <w:rPr>
-          <w:rFonts w:ascii="Arial" w:hAnsi="Arial" w:cs="Arial"/>
-        </w:rPr>
-        <w:t>state.qIndex</w:t>
-      </w:r>
-      <w:proofErr w:type="spellEnd"/>
-      <w:r>
-        <w:rPr>
-          <w:rFonts w:ascii="Arial" w:hAnsi="Arial" w:cs="Arial"/>
-        </w:rPr>
-        <w:t>] !</w:t>
-      </w:r>
-      <w:proofErr w:type="gramEnd"/>
-      <w:r>
-        <w:rPr>
-          <w:rFonts w:ascii="Arial" w:hAnsi="Arial" w:cs="Arial"/>
-        </w:rPr>
-        <w:t xml:space="preserve">== undefined return) prevents multiple selections per question, maintaining data integrity and ensuring fair scoring. Audio feedback is triggered on answer selection, playing a correct or incorrect sound based on the user's choice, provided sound is enabled in state. User selections are stored in the </w:t>
-      </w:r>
-      <w:proofErr w:type="spellStart"/>
-      <w:proofErr w:type="gramStart"/>
-      <w:r>
-        <w:rPr>
-          <w:rFonts w:ascii="Arial" w:hAnsi="Arial" w:cs="Arial"/>
-        </w:rPr>
-        <w:t>state.answers</w:t>
-      </w:r>
-      <w:proofErr w:type="spellEnd"/>
-      <w:proofErr w:type="gramEnd"/>
-      <w:r>
-        <w:rPr>
-          <w:rFonts w:ascii="Arial" w:hAnsi="Arial" w:cs="Arial"/>
-        </w:rPr>
-        <w:t xml:space="preserve"> array, allowing previously answered questions to be revisited without data loss, with the timer started or stopped depending on whether the current question has already been answered.</w:t>
+        <w:t xml:space="preserve"> array, allowing previously answered questions to be revisited without data loss</w:t>
+      </w:r>
+      <w:r>
+        <w:rPr>
+          <w:rFonts w:ascii="Arial" w:hAnsi="Arial" w:cs="Arial"/>
+        </w:rPr>
+        <w:t>.</w:t>
       </w:r>
       <w:r>
         <w:rPr>
@@ -10768,6 +11408,7 @@
       </w:pPr>
       <w:bookmarkStart w:id="21" w:name="_Toc227229298"/>
       <w:r>
+        <w:lastRenderedPageBreak/>
         <w:t>Custom Quiz Upload and Validation</w:t>
       </w:r>
       <w:bookmarkEnd w:id="21"/>
@@ -10784,13 +11425,32 @@
         <w:rPr>
           <w:rFonts w:ascii="Arial" w:hAnsi="Arial" w:cs="Arial"/>
         </w:rPr>
-        <w:t xml:space="preserve">A custom quiz upload feature was implemented to allow users to load their own quiz data in JSON format, enabling user-generated content without requiring modifications to the application code. </w:t>
-      </w:r>
-      <w:r>
-        <w:rPr>
-          <w:rFonts w:ascii="Arial" w:hAnsi="Arial" w:cs="Arial"/>
-        </w:rPr>
-        <w:t>As shown in Figure 4, the upload process reads and validates external data before integrating it into the application state.</w:t>
+        <w:t>A custom quiz upload feature was implemented to allow users to load their own quiz data in JSON format</w:t>
+      </w:r>
+      <w:r>
+        <w:rPr>
+          <w:rFonts w:ascii="Arial" w:hAnsi="Arial" w:cs="Arial"/>
+        </w:rPr>
+        <w:t xml:space="preserve">. </w:t>
+      </w:r>
+      <w:r>
+        <w:rPr>
+          <w:rFonts w:ascii="Arial" w:hAnsi="Arial" w:cs="Arial"/>
+        </w:rPr>
+        <w:t xml:space="preserve">As shown in Figure </w:t>
+      </w:r>
+      <w:r>
+        <w:rPr>
+          <w:rFonts w:ascii="Arial" w:hAnsi="Arial" w:cs="Arial"/>
+          <w:lang w:val="el-GR"/>
+        </w:rPr>
+        <w:t>5</w:t>
+      </w:r>
+      <w:r>
+        <w:rPr>
+          <w:rFonts w:ascii="Arial" w:hAnsi="Arial" w:cs="Arial"/>
+        </w:rPr>
+        <w:t>, the upload process reads and validates external data before integrating it into the application state.</w:t>
       </w:r>
     </w:p>
     <w:p>
@@ -10838,7 +11498,7 @@
                     <pic:cNvPicPr/>
                   </pic:nvPicPr>
                   <pic:blipFill>
-                    <a:blip r:embed="rId13">
+                    <a:blip r:embed="rId14">
                       <a:extLst>
                         <a:ext uri="{28A0092B-C50C-407E-A947-70E740481C1C}">
                           <a14:useLocalDpi xmlns:a14="http://schemas.microsoft.com/office/drawing/2010/main" val="0"/>
@@ -11134,7 +11794,16 @@
                               </w:rPr>
                             </w:pPr>
                             <w:r>
-                              <w:t>Figure 4: Custom quiz upload and validation process showing JSON parsing, structure validation, and automatic language detection</w:t>
+                              <w:t xml:space="preserve">Figure </w:t>
+                            </w:r>
+                            <w:r>
+                              <w:rPr>
+                                <w:lang w:val="el-GR"/>
+                              </w:rPr>
+                              <w:t>5</w:t>
+                            </w:r>
+                            <w:r>
+                              <w:t>: Custom quiz upload and validation process showing JSON parsing, structure validation, and automatic language detection</w:t>
                             </w:r>
                           </w:p>
                         </w:txbxContent>
@@ -11153,7 +11822,7 @@
           </mc:Choice>
           <mc:Fallback>
             <w:pict>
-              <v:shape w14:anchorId="480993A7" id="_x0000_s1028" type="#_x0000_t202" style="position:absolute;left:0;text-align:left;margin-left:80.3pt;margin-top:-6.95pt;width:318.6pt;height:.05pt;z-index:-251633664;visibility:visible;mso-wrap-style:square;mso-wrap-distance-left:9pt;mso-wrap-distance-top:0;mso-wrap-distance-right:9pt;mso-wrap-distance-bottom:0;mso-position-horizontal:absolute;mso-position-horizontal-relative:text;mso-position-vertical:absolute;mso-position-vertical-relative:text;v-text-anchor:top" o:gfxdata="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" stroked="f">
+              <v:shape w14:anchorId="480993A7" id="_x0000_s1029" type="#_x0000_t202" style="position:absolute;left:0;text-align:left;margin-left:80.3pt;margin-top:-6.95pt;width:318.6pt;height:.05pt;z-index:-251633664;visibility:visible;mso-wrap-style:square;mso-wrap-distance-left:9pt;mso-wrap-distance-top:0;mso-wrap-distance-right:9pt;mso-wrap-distance-bottom:0;mso-position-horizontal:absolute;mso-position-horizontal-relative:text;mso-position-vertical:absolute;mso-position-vertical-relative:text;v-text-anchor:top" o:gfxdata="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" stroked="f">
                 <v:textbox style="mso-fit-shape-to-text:t" inset="0,0,0,0">
                   <w:txbxContent>
                     <w:p>
@@ -11165,7 +11834,16 @@
                         </w:rPr>
                       </w:pPr>
                       <w:r>
-                        <w:t>Figure 4: Custom quiz upload and validation process showing JSON parsing, structure validation, and automatic language detection</w:t>
+                        <w:t xml:space="preserve">Figure </w:t>
+                      </w:r>
+                      <w:r>
+                        <w:rPr>
+                          <w:lang w:val="el-GR"/>
+                        </w:rPr>
+                        <w:t>5</w:t>
+                      </w:r>
+                      <w:r>
+                        <w:t>: Custom quiz upload and validation process showing JSON parsing, structure validation, and automatic language detection</w:t>
                       </w:r>
                     </w:p>
                   </w:txbxContent>
@@ -11194,6 +11872,132 @@
           <w:rFonts w:ascii="Arial" w:hAnsi="Arial" w:cs="Arial"/>
         </w:rPr>
       </w:pPr>
+      <w:r>
+        <w:rPr>
+          <w:rFonts w:ascii="Arial" w:hAnsi="Arial" w:cs="Arial"/>
+        </w:rPr>
+        <w:t xml:space="preserve">The </w:t>
+      </w:r>
+      <w:proofErr w:type="spellStart"/>
+      <w:r>
+        <w:rPr>
+          <w:rFonts w:ascii="Arial" w:hAnsi="Arial" w:cs="Arial"/>
+        </w:rPr>
+        <w:t>FileReader</w:t>
+      </w:r>
+      <w:proofErr w:type="spellEnd"/>
+      <w:r>
+        <w:rPr>
+          <w:rFonts w:ascii="Arial" w:hAnsi="Arial" w:cs="Arial"/>
+        </w:rPr>
+        <w:t xml:space="preserve"> API reads the uploaded file asynchronously, </w:t>
+      </w:r>
+      <w:r>
+        <w:rPr>
+          <w:rFonts w:ascii="Arial" w:hAnsi="Arial" w:cs="Arial"/>
+        </w:rPr>
+        <w:t>ensuring responsiveness.</w:t>
+      </w:r>
+      <w:r>
+        <w:rPr>
+          <w:rFonts w:ascii="Arial" w:hAnsi="Arial" w:cs="Arial"/>
+        </w:rPr>
+        <w:t xml:space="preserve"> </w:t>
+      </w:r>
+      <w:r>
+        <w:rPr>
+          <w:rFonts w:ascii="Arial" w:hAnsi="Arial" w:cs="Arial"/>
+        </w:rPr>
+        <w:t>Parsed data is passed to</w:t>
+      </w:r>
+      <w:r>
+        <w:rPr>
+          <w:rFonts w:ascii="Arial" w:hAnsi="Arial" w:cs="Arial"/>
+        </w:rPr>
+        <w:t xml:space="preserve"> </w:t>
+      </w:r>
+      <w:proofErr w:type="spellStart"/>
+      <w:proofErr w:type="gramStart"/>
+      <w:r>
+        <w:rPr>
+          <w:rFonts w:ascii="Arial" w:hAnsi="Arial" w:cs="Arial"/>
+        </w:rPr>
+        <w:t>validateQuizStructure</w:t>
+      </w:r>
+      <w:proofErr w:type="spellEnd"/>
+      <w:r>
+        <w:rPr>
+          <w:rFonts w:ascii="Arial" w:hAnsi="Arial" w:cs="Arial"/>
+        </w:rPr>
+        <w:t>(</w:t>
+      </w:r>
+      <w:proofErr w:type="gramEnd"/>
+      <w:r>
+        <w:rPr>
+          <w:rFonts w:ascii="Arial" w:hAnsi="Arial" w:cs="Arial"/>
+        </w:rPr>
+        <w:t xml:space="preserve">), which </w:t>
+      </w:r>
+      <w:r>
+        <w:rPr>
+          <w:rFonts w:ascii="Arial" w:hAnsi="Arial" w:cs="Arial"/>
+        </w:rPr>
+        <w:t xml:space="preserve">checks </w:t>
+      </w:r>
+      <w:r>
+        <w:rPr>
+          <w:rFonts w:ascii="Arial" w:hAnsi="Arial" w:cs="Arial"/>
+        </w:rPr>
+        <w:t xml:space="preserve">for valid categories, </w:t>
+      </w:r>
+      <w:r>
+        <w:rPr>
+          <w:rFonts w:ascii="Arial" w:hAnsi="Arial" w:cs="Arial"/>
+        </w:rPr>
+        <w:t>correct question</w:t>
+      </w:r>
+      <w:r>
+        <w:rPr>
+          <w:rFonts w:ascii="Arial" w:hAnsi="Arial" w:cs="Arial"/>
+        </w:rPr>
+        <w:t xml:space="preserve"> formatting</w:t>
+      </w:r>
+      <w:r>
+        <w:rPr>
+          <w:rFonts w:ascii="Arial" w:hAnsi="Arial" w:cs="Arial"/>
+        </w:rPr>
+        <w:t>, exactly four answer options, valid answer indices</w:t>
+      </w:r>
+      <w:r>
+        <w:rPr>
+          <w:rFonts w:ascii="Arial" w:hAnsi="Arial" w:cs="Arial"/>
+        </w:rPr>
+        <w:t xml:space="preserve">, </w:t>
+      </w:r>
+      <w:r>
+        <w:rPr>
+          <w:rFonts w:ascii="Arial" w:hAnsi="Arial" w:cs="Arial"/>
+        </w:rPr>
+        <w:t>and recognised difficulty values. Error handling via try-catch ensures</w:t>
+      </w:r>
+      <w:r>
+        <w:rPr>
+          <w:rFonts w:ascii="Arial" w:hAnsi="Arial" w:cs="Arial"/>
+        </w:rPr>
+        <w:t xml:space="preserve"> </w:t>
+      </w:r>
+      <w:r>
+        <w:rPr>
+          <w:rFonts w:ascii="Arial" w:hAnsi="Arial" w:cs="Arial"/>
+        </w:rPr>
+        <w:t xml:space="preserve">invalid files </w:t>
+      </w:r>
+      <w:r>
+        <w:rPr>
+          <w:rFonts w:ascii="Arial" w:hAnsi="Arial" w:cs="Arial"/>
+        </w:rPr>
+        <w:t>do not cause application failure.</w:t>
+      </w:r>
     </w:p>
     <w:p>
       <w:pPr>
@@ -11203,60 +12007,6 @@
           <w:rFonts w:ascii="Arial" w:hAnsi="Arial" w:cs="Arial"/>
         </w:rPr>
       </w:pPr>
-      <w:r>
-        <w:rPr>
-          <w:rFonts w:ascii="Arial" w:hAnsi="Arial" w:cs="Arial"/>
-        </w:rPr>
-        <w:t xml:space="preserve">The </w:t>
-      </w:r>
-      <w:proofErr w:type="spellStart"/>
-      <w:r>
-        <w:rPr>
-          <w:rFonts w:ascii="Arial" w:hAnsi="Arial" w:cs="Arial"/>
-        </w:rPr>
-        <w:t>FileReader</w:t>
-      </w:r>
-      <w:proofErr w:type="spellEnd"/>
-      <w:r>
-        <w:rPr>
-          <w:rFonts w:ascii="Arial" w:hAnsi="Arial" w:cs="Arial"/>
-        </w:rPr>
-        <w:t xml:space="preserve"> API reads the uploaded file asynchronously, keeping the application responsive during processing. Once parsed, the data is passed to </w:t>
-      </w:r>
-      <w:proofErr w:type="spellStart"/>
-      <w:proofErr w:type="gramStart"/>
-      <w:r>
-        <w:rPr>
-          <w:rFonts w:ascii="Arial" w:hAnsi="Arial" w:cs="Arial"/>
-        </w:rPr>
-        <w:t>validateQuizStructure</w:t>
-      </w:r>
-      <w:proofErr w:type="spellEnd"/>
-      <w:r>
-        <w:rPr>
-          <w:rFonts w:ascii="Arial" w:hAnsi="Arial" w:cs="Arial"/>
-        </w:rPr>
-        <w:t>(</w:t>
-      </w:r>
-      <w:proofErr w:type="gramEnd"/>
-      <w:r>
-        <w:rPr>
-          <w:rFonts w:ascii="Arial" w:hAnsi="Arial" w:cs="Arial"/>
-        </w:rPr>
-        <w:t>), which enforces structural integrity</w:t>
-      </w:r>
-      <w:r>
-        <w:rPr>
-          <w:rFonts w:ascii="Arial" w:hAnsi="Arial" w:cs="Arial"/>
-        </w:rPr>
-        <w:t xml:space="preserve">, </w:t>
-      </w:r>
-      <w:r>
-        <w:rPr>
-          <w:rFonts w:ascii="Arial" w:hAnsi="Arial" w:cs="Arial"/>
-        </w:rPr>
-        <w:t>checking for valid categories, question format, exactly four answer options, valid answer indices (0–3), and recognised difficulty values. Error handling via try-catch ensures users receive clear, descriptive feedback for invalid files without causing the application to crash.</w:t>
-      </w:r>
     </w:p>
     <w:p>
       <w:pPr>
@@ -11266,6 +12016,42 @@
           <w:rFonts w:ascii="Arial" w:hAnsi="Arial" w:cs="Arial"/>
         </w:rPr>
       </w:pPr>
+      <w:r>
+        <w:rPr>
+          <w:rFonts w:ascii="Arial" w:hAnsi="Arial" w:cs="Arial"/>
+        </w:rPr>
+        <w:t>A</w:t>
+      </w:r>
+      <w:r>
+        <w:rPr>
+          <w:rFonts w:ascii="Arial" w:hAnsi="Arial" w:cs="Arial"/>
+        </w:rPr>
+        <w:t xml:space="preserve">utomatic language detection </w:t>
+      </w:r>
+      <w:r>
+        <w:rPr>
+          <w:rFonts w:ascii="Arial" w:hAnsi="Arial" w:cs="Arial"/>
+        </w:rPr>
+        <w:t xml:space="preserve">is implemented using </w:t>
+      </w:r>
+      <w:r>
+        <w:rPr>
+          <w:rFonts w:ascii="Arial" w:hAnsi="Arial" w:cs="Arial"/>
+        </w:rPr>
+        <w:t>a Greek character regex (/[Α-Ωα-ω]/),</w:t>
+      </w:r>
+      <w:r>
+        <w:rPr>
+          <w:rFonts w:ascii="Arial" w:hAnsi="Arial" w:cs="Arial"/>
+        </w:rPr>
+        <w:t xml:space="preserve"> allowing uploaded quizzes to switch the interface language automatically</w:t>
+      </w:r>
+      <w:r>
+        <w:rPr>
+          <w:rFonts w:ascii="Arial" w:hAnsi="Arial" w:cs="Arial"/>
+        </w:rPr>
+        <w:t>.</w:t>
+      </w:r>
     </w:p>
     <w:p>
       <w:pPr>
@@ -11275,12 +12061,6 @@
           <w:rFonts w:ascii="Arial" w:hAnsi="Arial" w:cs="Arial"/>
         </w:rPr>
       </w:pPr>
-      <w:r>
-        <w:rPr>
-          <w:rFonts w:ascii="Arial" w:hAnsi="Arial" w:cs="Arial"/>
-        </w:rPr>
-        <w:t>A notable addition is automatic language detection — the first category name is tested against a Greek character regex (/[Α-Ωα-ω]/), and the application language is set accordingly. This means uploaded quizzes automatically switch the UI to the correct language without requiring manual selection, improving usability and extending the bilingual functionality beyond the default quiz data.</w:t>
-      </w:r>
     </w:p>
     <w:p>
       <w:pPr>
@@ -11290,6 +12070,27 @@
           <w:rFonts w:ascii="Arial" w:hAnsi="Arial" w:cs="Arial"/>
         </w:rPr>
       </w:pPr>
+      <w:r>
+        <w:rPr>
+          <w:rFonts w:ascii="Arial" w:hAnsi="Arial" w:cs="Arial"/>
+        </w:rPr>
+        <w:t xml:space="preserve">Interface and validation screenshots of the custom quiz upload feature are provided in </w:t>
+      </w:r>
+      <w:hyperlink w:anchor="_APPENDIX_E_-" w:history="1">
+        <w:r>
+          <w:rPr>
+            <w:rStyle w:val="Hyperlink"/>
+            <w:rFonts w:ascii="Arial" w:hAnsi="Arial" w:cs="Arial"/>
+          </w:rPr>
+          <w:t>Appendix E</w:t>
+        </w:r>
+      </w:hyperlink>
+      <w:r>
+        <w:rPr>
+          <w:rFonts w:ascii="Arial" w:hAnsi="Arial" w:cs="Arial"/>
+        </w:rPr>
+        <w:t>.</w:t>
+      </w:r>
     </w:p>
     <w:p>
       <w:pPr>
@@ -11301,6 +12102,7 @@
       </w:pPr>
       <w:bookmarkStart w:id="22" w:name="_Toc227229299"/>
       <w:r>
+        <w:lastRenderedPageBreak/>
         <w:t>Local Storage Leaderboard</w:t>
       </w:r>
       <w:bookmarkEnd w:id="22"/>
@@ -11318,7 +12120,7 @@
         <w:rPr>
           <w:rFonts w:ascii="Arial" w:hAnsi="Arial" w:cs="Arial"/>
         </w:rPr>
-        <w:t xml:space="preserve">The browser’s Web Storage API is used to persist leaderboard data locally across sessions, without requiring a backend or database </w:t>
+        <w:t xml:space="preserve">The browser’s Web Storage API is used to persist leaderboard data locally across sessions, without requiring a backend </w:t>
       </w:r>
       <w:r>
         <w:rPr>
@@ -11330,7 +12132,26 @@
         <w:rPr>
           <w:rFonts w:ascii="Arial" w:hAnsi="Arial" w:cs="Arial"/>
         </w:rPr>
-        <w:t xml:space="preserve">. As shown in Figure 5, scores are stored and managed within </w:t>
+        <w:t xml:space="preserve">. As shown in Figure </w:t>
+      </w:r>
+      <w:r>
+        <w:rPr>
+          <w:rFonts w:ascii="Arial" w:hAnsi="Arial" w:cs="Arial"/>
+          <w:lang w:val="el-GR"/>
+        </w:rPr>
+        <w:t>6</w:t>
+      </w:r>
+      <w:r>
+        <w:rPr>
+          <w:rFonts w:ascii="Arial" w:hAnsi="Arial" w:cs="Arial"/>
+        </w:rPr>
+        <w:t xml:space="preserve">, scores are </w:t>
+      </w:r>
+      <w:r>
+        <w:rPr>
+          <w:rFonts w:ascii="Arial" w:hAnsi="Arial" w:cs="Arial"/>
+        </w:rPr>
+        <w:t xml:space="preserve">stored in </w:t>
       </w:r>
       <w:proofErr w:type="spellStart"/>
       <w:r>
@@ -11344,7 +12165,7 @@
         <w:rPr>
           <w:rFonts w:ascii="Arial" w:hAnsi="Arial" w:cs="Arial"/>
         </w:rPr>
-        <w:t xml:space="preserve"> to maintain user progress between sessions.</w:t>
+        <w:t xml:space="preserve"> to maintain user progress.</w:t>
       </w:r>
     </w:p>
     <w:p>
@@ -11385,7 +12206,7 @@
                     <pic:cNvPicPr/>
                   </pic:nvPicPr>
                   <pic:blipFill>
-                    <a:blip r:embed="rId14"/>
+                    <a:blip r:embed="rId15"/>
                     <a:stretch>
                       <a:fillRect/>
                     </a:stretch>
@@ -11419,7 +12240,20 @@
         <w:rPr>
           <w:rFonts w:ascii="Arial" w:hAnsi="Arial" w:cs="Arial"/>
         </w:rPr>
-        <w:t xml:space="preserve">Figure 5: Local storage leaderboard implementation showing score persistence, sorting, and </w:t>
+        <w:t xml:space="preserve">Figure </w:t>
+      </w:r>
+      <w:r>
+        <w:rPr>
+          <w:rFonts w:ascii="Arial" w:hAnsi="Arial" w:cs="Arial"/>
+          <w:lang w:val="el-GR"/>
+        </w:rPr>
+        <w:t>6</w:t>
+      </w:r>
+      <w:r>
+        <w:rPr>
+          <w:rFonts w:ascii="Arial" w:hAnsi="Arial" w:cs="Arial"/>
+        </w:rPr>
+        <w:t xml:space="preserve">: Local storage leaderboard implementation showing score persistence, sorting, and </w:t>
       </w:r>
       <w:r>
         <w:rPr>
@@ -11451,35 +12285,43 @@
           <w:rFonts w:ascii="Arial" w:hAnsi="Arial" w:cs="Arial"/>
         </w:rPr>
       </w:pPr>
-    </w:p>
-    <w:p>
-      <w:pPr>
-        <w:pStyle w:val="ListParagraph"/>
-        <w:spacing w:after="0"/>
-        <w:ind w:left="1440"/>
-        <w:rPr>
-          <w:rFonts w:ascii="Arial" w:hAnsi="Arial" w:cs="Arial"/>
-        </w:rPr>
-      </w:pPr>
-      <w:r>
-        <w:rPr>
-          <w:rFonts w:ascii="Arial" w:hAnsi="Arial" w:cs="Arial"/>
-        </w:rPr>
-        <w:t xml:space="preserve">Each score entry stores the user's name, score, category, and timestamp. Scores are sorted in descending order and capped at five entries to maintain a concise leaderboard. While </w:t>
+      <w:r>
+        <w:rPr>
+          <w:rFonts w:ascii="Arial" w:hAnsi="Arial" w:cs="Arial"/>
+        </w:rPr>
+        <w:t>Each</w:t>
+      </w:r>
+      <w:r>
+        <w:rPr>
+          <w:rFonts w:ascii="Arial" w:hAnsi="Arial" w:cs="Arial"/>
+        </w:rPr>
+        <w:t xml:space="preserve"> </w:t>
+      </w:r>
+      <w:r>
+        <w:rPr>
+          <w:rFonts w:ascii="Arial" w:hAnsi="Arial" w:cs="Arial"/>
+        </w:rPr>
+        <w:t xml:space="preserve">entry stores the user's name, score, category, and timestamp. Scores are sorted in descending order and </w:t>
+      </w:r>
+      <w:r>
+        <w:rPr>
+          <w:rFonts w:ascii="Arial" w:hAnsi="Arial" w:cs="Arial"/>
+        </w:rPr>
+        <w:t xml:space="preserve">limited </w:t>
       </w:r>
       <w:proofErr w:type="spellStart"/>
       <w:r>
         <w:rPr>
           <w:rFonts w:ascii="Arial" w:hAnsi="Arial" w:cs="Arial"/>
         </w:rPr>
-        <w:t>localStorage</w:t>
+        <w:t>ti</w:t>
       </w:r>
       <w:proofErr w:type="spellEnd"/>
       <w:r>
         <w:rPr>
           <w:rFonts w:ascii="Arial" w:hAnsi="Arial" w:cs="Arial"/>
         </w:rPr>
-        <w:t xml:space="preserve"> restricts data to a single browser and device, it was an appropriate choice given the requirement to avoid backend technologies.</w:t>
+        <w:t xml:space="preserve"> five entries to maintain a concise leaderboard. </w:t>
       </w:r>
     </w:p>
     <w:p>
@@ -11502,7 +12344,6 @@
       </w:pPr>
       <w:bookmarkStart w:id="23" w:name="_Toc227229300"/>
       <w:r>
-        <w:lastRenderedPageBreak/>
         <w:t>JSON Score Export</w:t>
       </w:r>
       <w:bookmarkEnd w:id="23"/>
@@ -11519,19 +12360,44 @@
         <w:rPr>
           <w:rFonts w:ascii="Arial" w:hAnsi="Arial" w:cs="Arial"/>
         </w:rPr>
-        <w:t xml:space="preserve">The export feature allows users to download leaderboard data as a JSON file for external storage or further analysis. </w:t>
-      </w:r>
-      <w:r>
-        <w:rPr>
-          <w:rFonts w:ascii="Arial" w:hAnsi="Arial" w:cs="Arial"/>
-        </w:rPr>
-        <w:t>As shown in Figure 6, lea</w:t>
-      </w:r>
-      <w:r>
-        <w:rPr>
-          <w:rFonts w:ascii="Arial" w:hAnsi="Arial" w:cs="Arial"/>
-        </w:rPr>
-        <w:t>derboard data is converted into a downloadable file using client-side processing.</w:t>
+        <w:t xml:space="preserve">The export feature allows users to download leaderboard data as a JSON file for external </w:t>
+      </w:r>
+      <w:r>
+        <w:rPr>
+          <w:rFonts w:ascii="Arial" w:hAnsi="Arial" w:cs="Arial"/>
+        </w:rPr>
+        <w:t>use</w:t>
+      </w:r>
+      <w:r>
+        <w:rPr>
+          <w:rFonts w:ascii="Arial" w:hAnsi="Arial" w:cs="Arial"/>
+        </w:rPr>
+        <w:t xml:space="preserve">. </w:t>
+      </w:r>
+      <w:r>
+        <w:rPr>
+          <w:rFonts w:ascii="Arial" w:hAnsi="Arial" w:cs="Arial"/>
+        </w:rPr>
+        <w:t xml:space="preserve">As shown in Figure </w:t>
+      </w:r>
+      <w:r>
+        <w:rPr>
+          <w:rFonts w:ascii="Arial" w:hAnsi="Arial" w:cs="Arial"/>
+          <w:lang w:val="el-GR"/>
+        </w:rPr>
+        <w:t>7</w:t>
+      </w:r>
+      <w:r>
+        <w:rPr>
+          <w:rFonts w:ascii="Arial" w:hAnsi="Arial" w:cs="Arial"/>
+        </w:rPr>
+        <w:t xml:space="preserve">, </w:t>
+      </w:r>
+      <w:r>
+        <w:rPr>
+          <w:rFonts w:ascii="Arial" w:hAnsi="Arial" w:cs="Arial"/>
+        </w:rPr>
+        <w:t>data is converted into a downloadable file using client-side processing.</w:t>
       </w:r>
     </w:p>
     <w:p>
@@ -11599,7 +12465,16 @@
                               </w:rPr>
                             </w:pPr>
                             <w:r>
-                              <w:t>Figure 6: JSON score export process showing conversion of leaderboard data into a downloadable file using the Blob API</w:t>
+                              <w:t xml:space="preserve">Figure </w:t>
+                            </w:r>
+                            <w:r>
+                              <w:rPr>
+                                <w:lang w:val="el-GR"/>
+                              </w:rPr>
+                              <w:t>7</w:t>
+                            </w:r>
+                            <w:r>
+                              <w:t>: JSON score export process showing conversion of leaderboard data into a downloadable file using the Blob API</w:t>
                             </w:r>
                           </w:p>
                         </w:txbxContent>
@@ -11618,7 +12493,7 @@
           </mc:Choice>
           <mc:Fallback>
             <w:pict>
-              <v:shape w14:anchorId="598656E2" id="_x0000_s1029" type="#_x0000_t202" style="position:absolute;left:0;text-align:left;margin-left:81.75pt;margin-top:227.15pt;width:301.9pt;height:.05pt;z-index:-251631616;visibility:visible;mso-wrap-style:square;mso-wrap-distance-left:9pt;mso-wrap-distance-top:0;mso-wrap-distance-right:9pt;mso-wrap-distance-bottom:0;mso-position-horizontal:absolute;mso-position-horizontal-relative:text;mso-position-vertical:absolute;mso-position-vertical-relative:text;v-text-anchor:top" o:gfxdata="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" stroked="f">
+              <v:shape w14:anchorId="598656E2" id="_x0000_s1030" type="#_x0000_t202" style="position:absolute;left:0;text-align:left;margin-left:81.75pt;margin-top:227.15pt;width:301.9pt;height:.05pt;z-index:-251631616;visibility:visible;mso-wrap-style:square;mso-wrap-distance-left:9pt;mso-wrap-distance-top:0;mso-wrap-distance-right:9pt;mso-wrap-distance-bottom:0;mso-position-horizontal:absolute;mso-position-horizontal-relative:text;mso-position-vertical:absolute;mso-position-vertical-relative:text;v-text-anchor:top" o:gfxdata="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" stroked="f">
                 <v:textbox style="mso-fit-shape-to-text:t" inset="0,0,0,0">
                   <w:txbxContent>
                     <w:p>
@@ -11630,7 +12505,16 @@
                         </w:rPr>
                       </w:pPr>
                       <w:r>
-                        <w:t>Figure 6: JSON score export process showing conversion of leaderboard data into a downloadable file using the Blob API</w:t>
+                        <w:t xml:space="preserve">Figure </w:t>
+                      </w:r>
+                      <w:r>
+                        <w:rPr>
+                          <w:lang w:val="el-GR"/>
+                        </w:rPr>
+                        <w:t>7</w:t>
+                      </w:r>
+                      <w:r>
+                        <w:t>: JSON score export process showing conversion of leaderboard data into a downloadable file using the Blob API</w:t>
                       </w:r>
                     </w:p>
                   </w:txbxContent>
@@ -11678,7 +12562,7 @@
                     <pic:cNvPicPr/>
                   </pic:nvPicPr>
                   <pic:blipFill>
-                    <a:blip r:embed="rId15">
+                    <a:blip r:embed="rId16">
                       <a:extLst>
                         <a:ext uri="{28A0092B-C50C-407E-A947-70E740481C1C}">
                           <a14:useLocalDpi xmlns:a14="http://schemas.microsoft.com/office/drawing/2010/main" val="0"/>
@@ -11867,19 +12751,83 @@
         <w:rPr>
           <w:rFonts w:ascii="Arial" w:hAnsi="Arial" w:cs="Arial"/>
         </w:rPr>
-        <w:t>The Blob API converts leaderboard data into a downloadable file, with a temporary object URL triggering the download client-side without server-side processing. This complements th</w:t>
-      </w:r>
-      <w:r>
-        <w:rPr>
-          <w:rFonts w:ascii="Arial" w:hAnsi="Arial" w:cs="Arial"/>
-        </w:rPr>
-        <w:t>e custom quiz upload feature, demonstrating</w:t>
-      </w:r>
-      <w:r>
-        <w:rPr>
-          <w:rFonts w:ascii="Arial" w:hAnsi="Arial" w:cs="Arial"/>
-        </w:rPr>
-        <w:t xml:space="preserve"> that the system supports structured JSON data for both input and output. </w:t>
+        <w:lastRenderedPageBreak/>
+        <w:t xml:space="preserve">The Blob API </w:t>
+      </w:r>
+      <w:r>
+        <w:rPr>
+          <w:rFonts w:ascii="Arial" w:hAnsi="Arial" w:cs="Arial"/>
+        </w:rPr>
+        <w:t>generates</w:t>
+      </w:r>
+      <w:r>
+        <w:rPr>
+          <w:rFonts w:ascii="Arial" w:hAnsi="Arial" w:cs="Arial"/>
+        </w:rPr>
+        <w:t xml:space="preserve"> a downloadable file</w:t>
+      </w:r>
+      <w:r>
+        <w:rPr>
+          <w:rFonts w:ascii="Arial" w:hAnsi="Arial" w:cs="Arial"/>
+        </w:rPr>
+        <w:t xml:space="preserve"> via a temporary </w:t>
+      </w:r>
+      <w:r>
+        <w:rPr>
+          <w:rFonts w:ascii="Arial" w:hAnsi="Arial" w:cs="Arial"/>
+        </w:rPr>
+        <w:t xml:space="preserve">object URL </w:t>
+      </w:r>
+      <w:r>
+        <w:rPr>
+          <w:rFonts w:ascii="Arial" w:hAnsi="Arial" w:cs="Arial"/>
+        </w:rPr>
+        <w:t>enabling export</w:t>
+      </w:r>
+      <w:r>
+        <w:rPr>
+          <w:rFonts w:ascii="Arial" w:hAnsi="Arial" w:cs="Arial"/>
+        </w:rPr>
+        <w:t xml:space="preserve"> without server-side processing. This complements th</w:t>
+      </w:r>
+      <w:r>
+        <w:rPr>
+          <w:rFonts w:ascii="Arial" w:hAnsi="Arial" w:cs="Arial"/>
+        </w:rPr>
+        <w:t xml:space="preserve">e upload feature, </w:t>
+      </w:r>
+      <w:r>
+        <w:rPr>
+          <w:rFonts w:ascii="Arial" w:hAnsi="Arial" w:cs="Arial"/>
+        </w:rPr>
+        <w:t>demonstrating support</w:t>
+      </w:r>
+      <w:r>
+        <w:rPr>
+          <w:rFonts w:ascii="Arial" w:hAnsi="Arial" w:cs="Arial"/>
+        </w:rPr>
+        <w:t xml:space="preserve"> </w:t>
+      </w:r>
+      <w:r>
+        <w:rPr>
+          <w:rFonts w:ascii="Arial" w:hAnsi="Arial" w:cs="Arial"/>
+        </w:rPr>
+        <w:t xml:space="preserve">for </w:t>
+      </w:r>
+    </w:p>
+    <w:p>
+      <w:pPr>
+        <w:spacing w:after="0"/>
+        <w:ind w:left="1440"/>
+        <w:rPr>
+          <w:rFonts w:ascii="Arial" w:hAnsi="Arial" w:cs="Arial"/>
+        </w:rPr>
+      </w:pPr>
+      <w:r>
+        <w:rPr>
+          <w:rFonts w:ascii="Arial" w:hAnsi="Arial" w:cs="Arial"/>
+        </w:rPr>
+        <w:t xml:space="preserve">structured JSON data for both input and output. </w:t>
       </w:r>
     </w:p>
     <w:p>
@@ -11914,15 +12862,16 @@
           <w:bCs/>
           <w:szCs w:val="36"/>
         </w:rPr>
-        <w:t>Testing was conducted throughout development across three approaches: functional, validation, and usability testing. Functional testing was carried out manually against the requirements defined In Section 4.1, covering navigation, timer behaviour, score calculation, and leaderboard storage, with all high-priority requirements confirmed as passing</w:t>
-      </w:r>
+        <w:t xml:space="preserve">Testing was conducted throughout development </w:t>
+      </w:r>
+      <w:proofErr w:type="gramStart"/>
       <w:r>
         <w:rPr>
           <w:rFonts w:ascii="Arial" w:hAnsi="Arial" w:cs="Arial"/>
           <w:bCs/>
           <w:szCs w:val="36"/>
         </w:rPr>
-        <w:t>.</w:t>
+        <w:t xml:space="preserve">using </w:t>
       </w:r>
       <w:r>
         <w:rPr>
@@ -11930,6 +12879,47 @@
           <w:bCs/>
           <w:szCs w:val="36"/>
         </w:rPr>
+        <w:t xml:space="preserve"> functional</w:t>
+      </w:r>
+      <w:proofErr w:type="gramEnd"/>
+      <w:r>
+        <w:rPr>
+          <w:rFonts w:ascii="Arial" w:hAnsi="Arial" w:cs="Arial"/>
+          <w:bCs/>
+          <w:szCs w:val="36"/>
+        </w:rPr>
+        <w:t xml:space="preserve">, validation, and usability </w:t>
+      </w:r>
+      <w:r>
+        <w:rPr>
+          <w:rFonts w:ascii="Arial" w:hAnsi="Arial" w:cs="Arial"/>
+          <w:bCs/>
+          <w:szCs w:val="36"/>
+        </w:rPr>
+        <w:t>approaches</w:t>
+      </w:r>
+      <w:r>
+        <w:rPr>
+          <w:rFonts w:ascii="Arial" w:hAnsi="Arial" w:cs="Arial"/>
+          <w:bCs/>
+          <w:szCs w:val="36"/>
+        </w:rPr>
+        <w:t>. Functional testing was carried out manually against the requirements defined In Section 4.1, covering navigation, timer behaviour, score calculation, and leaderboard storage, with all high-priority requirements confirmed as passing</w:t>
+      </w:r>
+      <w:r>
+        <w:rPr>
+          <w:rFonts w:ascii="Arial" w:hAnsi="Arial" w:cs="Arial"/>
+          <w:bCs/>
+          <w:szCs w:val="36"/>
+        </w:rPr>
+        <w:t>.</w:t>
+      </w:r>
+      <w:r>
+        <w:rPr>
+          <w:rFonts w:ascii="Arial" w:hAnsi="Arial" w:cs="Arial"/>
+          <w:bCs/>
+          <w:szCs w:val="36"/>
+        </w:rPr>
         <w:t xml:space="preserve"> </w:t>
       </w:r>
     </w:p>
@@ -11988,7 +12978,23 @@
           <w:bCs/>
           <w:szCs w:val="36"/>
         </w:rPr>
-        <w:t>) correctly rejected malformed files, including missing categories, invalid answer indices, and incorrect option counts, producing appropriate error messages without crashing the application.</w:t>
+        <w:t xml:space="preserve">) rejected malformed files, including missing categories, invalid answer indices, and incorrect option counts, producing appropriate error messages without </w:t>
+      </w:r>
+      <w:r>
+        <w:rPr>
+          <w:rFonts w:ascii="Arial" w:hAnsi="Arial" w:cs="Arial"/>
+          <w:bCs/>
+          <w:szCs w:val="36"/>
+        </w:rPr>
+        <w:t>causing application failure</w:t>
+      </w:r>
+      <w:r>
+        <w:rPr>
+          <w:rFonts w:ascii="Arial" w:hAnsi="Arial" w:cs="Arial"/>
+          <w:bCs/>
+          <w:szCs w:val="36"/>
+        </w:rPr>
+        <w:t>.</w:t>
       </w:r>
     </w:p>
     <w:p>
@@ -12041,25 +13047,28 @@
           <w:bCs/>
           <w:szCs w:val="36"/>
         </w:rPr>
-        <w:t xml:space="preserve">rds multiple times allows previously </w:t>
-      </w:r>
-      <w:r>
-        <w:rPr>
-          <w:rFonts w:ascii="Arial" w:hAnsi="Arial" w:cs="Arial"/>
-          <w:bCs/>
-          <w:szCs w:val="36"/>
-        </w:rPr>
-        <w:lastRenderedPageBreak/>
-        <w:t xml:space="preserve">answered questions to be reattempted. This was resolved by refining state persistence logic, demonstrating the value of real-user testing in surfacing issues that developer testing had not identified. A full test plan and results are provided in Appendix </w:t>
-      </w:r>
-      <w:r>
-        <w:rPr>
-          <w:rFonts w:ascii="Arial" w:hAnsi="Arial" w:cs="Arial"/>
-          <w:bCs/>
-          <w:szCs w:val="36"/>
-        </w:rPr>
-        <w:t>C</w:t>
-      </w:r>
+        <w:t xml:space="preserve">rds multiple times allows previously answered questions to be reattempted. This was resolved by refining state persistence logic, demonstrating the value of real-user testing in surfacing issues that developer testing had not identified. A full test plan and results are provided in </w:t>
+      </w:r>
+      <w:hyperlink w:anchor="_APPENDIX_C_–" w:history="1">
+        <w:r>
+          <w:rPr>
+            <w:rStyle w:val="Hyperlink"/>
+            <w:rFonts w:ascii="Arial" w:hAnsi="Arial" w:cs="Arial"/>
+            <w:bCs/>
+            <w:szCs w:val="36"/>
+          </w:rPr>
+          <w:t xml:space="preserve">Appendix </w:t>
+        </w:r>
+        <w:r>
+          <w:rPr>
+            <w:rStyle w:val="Hyperlink"/>
+            <w:rFonts w:ascii="Arial" w:hAnsi="Arial" w:cs="Arial"/>
+            <w:bCs/>
+            <w:szCs w:val="36"/>
+          </w:rPr>
+          <w:t>C</w:t>
+        </w:r>
+      </w:hyperlink>
       <w:r>
         <w:rPr>
           <w:rFonts w:ascii="Arial" w:hAnsi="Arial" w:cs="Arial"/>
@@ -12107,13 +13116,9 @@
           <w:lang w:eastAsia="en-US"/>
           <w14:ligatures w14:val="standardContextual"/>
         </w:rPr>
-        <w:t>Trivia Fiesta successfully meets the objectives defined at the outset of the project, delivering a fully functional browser-based quiz system within the constraints of a client-side architecture. The SPA approach enables seamless navigation without page reloads, while the centralised state object ensures consistent data management across all views.</w:t>
-      </w:r>
-    </w:p>
-    <w:p>
-      <w:pPr>
-        <w:pStyle w:val="font-claude-response-body"/>
-        <w:ind w:left="709"/>
+        <w:t>Trivia Fiesta successfully meets the objectives defined at the outset</w:t>
+      </w:r>
+      <w:r>
         <w:rPr>
           <w:rFonts w:ascii="Arial" w:eastAsiaTheme="minorHAnsi" w:hAnsi="Arial" w:cs="Arial"/>
           <w:bCs/>
@@ -12122,7 +13127,8 @@
           <w:lang w:eastAsia="en-US"/>
           <w14:ligatures w14:val="standardContextual"/>
         </w:rPr>
-      </w:pPr>
+        <w:t xml:space="preserve">, </w:t>
+      </w:r>
       <w:r>
         <w:rPr>
           <w:rFonts w:ascii="Arial" w:eastAsiaTheme="minorHAnsi" w:hAnsi="Arial" w:cs="Arial"/>
@@ -12132,7 +13138,7 @@
           <w:lang w:eastAsia="en-US"/>
           <w14:ligatures w14:val="standardContextual"/>
         </w:rPr>
-        <w:t>The custom quiz upload feature represents a significant achievement, allowing users to load their own content without modifying the application code. Structured validation ensures system stability when handling user-generated data, and automatic language detection from uploaded files extends bilingual support beyond the default quiz content. JSON score export satisfies the module requirement for data output and complements the upload functionality, demonstrating consistent handling of structured data in both directions.</w:t>
+        <w:t>delivering a fully functional browser-based quiz system within a client-side architecture. The SPA approach enables seamless navigation without page reloads, while the centralised state object ensures consistent data management across all views.</w:t>
       </w:r>
     </w:p>
     <w:p>
@@ -12157,13 +13163,9 @@
           <w:lang w:eastAsia="en-US"/>
           <w14:ligatures w14:val="standardContextual"/>
         </w:rPr>
-        <w:t>Usability testing proved valuable in identifying a state management edge case that developer testing had not surfaced, reinforcing the importance of real-user feedback in the development process. The bilingual implementation, while improving accessibility, introduced complexity in maintaining consistent translations across all interface elements and validation messages.</w:t>
-      </w:r>
-    </w:p>
-    <w:p>
-      <w:pPr>
-        <w:pStyle w:val="font-claude-response-body"/>
-        <w:ind w:left="709"/>
+        <w:t>The custom quiz upload feature allow</w:t>
+      </w:r>
+      <w:r>
         <w:rPr>
           <w:rFonts w:ascii="Arial" w:eastAsiaTheme="minorHAnsi" w:hAnsi="Arial" w:cs="Arial"/>
           <w:bCs/>
@@ -12172,7 +13174,8 @@
           <w:lang w:eastAsia="en-US"/>
           <w14:ligatures w14:val="standardContextual"/>
         </w:rPr>
-      </w:pPr>
+        <w:t>s</w:t>
+      </w:r>
       <w:r>
         <w:rPr>
           <w:rFonts w:ascii="Arial" w:eastAsiaTheme="minorHAnsi" w:hAnsi="Arial" w:cs="Arial"/>
@@ -12182,9 +13185,8 @@
           <w:lang w:eastAsia="en-US"/>
           <w14:ligatures w14:val="standardContextual"/>
         </w:rPr>
-        <w:t xml:space="preserve">Key limitations include </w:t>
-      </w:r>
-      <w:proofErr w:type="spellStart"/>
+        <w:t xml:space="preserve"> users to load their own content without modifying the application code. Structured validation ensures stability when handling user-generated data, and automatic language detection extends bilingual support beyond the default quiz content. JSON score export satisfies the module requirement for data output</w:t>
+      </w:r>
       <w:r>
         <w:rPr>
           <w:rFonts w:ascii="Arial" w:eastAsiaTheme="minorHAnsi" w:hAnsi="Arial" w:cs="Arial"/>
@@ -12194,9 +13196,8 @@
           <w:lang w:eastAsia="en-US"/>
           <w14:ligatures w14:val="standardContextual"/>
         </w:rPr>
-        <w:t>localStorage</w:t>
-      </w:r>
-      <w:proofErr w:type="spellEnd"/>
+        <w:t xml:space="preserve">, </w:t>
+      </w:r>
       <w:r>
         <w:rPr>
           <w:rFonts w:ascii="Arial" w:eastAsiaTheme="minorHAnsi" w:hAnsi="Arial" w:cs="Arial"/>
@@ -12206,13 +13207,9 @@
           <w:lang w:eastAsia="en-US"/>
           <w14:ligatures w14:val="standardContextual"/>
         </w:rPr>
-        <w:t xml:space="preserve"> restricting leaderboard data to a single browser and device, and the absence of a backend preventing features such as shared leaderboards or user accounts. Future development could address these through the introduction of a backend service, alongside enhanced accessibility features and expanded question formats.</w:t>
-      </w:r>
-    </w:p>
-    <w:p>
-      <w:pPr>
-        <w:pStyle w:val="font-claude-response-body"/>
-        <w:ind w:left="709"/>
+        <w:t>demonstrating consistent handling of structured data</w:t>
+      </w:r>
+      <w:r>
         <w:rPr>
           <w:rFonts w:ascii="Arial" w:eastAsiaTheme="minorHAnsi" w:hAnsi="Arial" w:cs="Arial"/>
           <w:bCs/>
@@ -12221,6 +13218,21 @@
           <w:lang w:eastAsia="en-US"/>
           <w14:ligatures w14:val="standardContextual"/>
         </w:rPr>
+        <w:t>.</w:t>
+      </w:r>
+    </w:p>
+    <w:p>
+      <w:pPr>
+        <w:pStyle w:val="font-claude-response-body"/>
+        <w:ind w:left="709"/>
+        <w:rPr>
+          <w:rFonts w:ascii="Arial" w:eastAsiaTheme="minorHAnsi" w:hAnsi="Arial" w:cs="Arial"/>
+          <w:bCs/>
+          <w:kern w:val="2"/>
+          <w:szCs w:val="36"/>
+          <w:lang w:val="el-GR" w:eastAsia="en-US"/>
+          <w14:ligatures w14:val="standardContextual"/>
+        </w:rPr>
       </w:pPr>
       <w:r>
         <w:rPr>
@@ -12231,13 +13243,9 @@
           <w:lang w:eastAsia="en-US"/>
           <w14:ligatures w14:val="standardContextual"/>
         </w:rPr>
-        <w:t>Overall, the project demonstrates a strong application of front-end development principles, structured data handling, and Agile methodology, providing a solid foundation for future expansion.</w:t>
-      </w:r>
-    </w:p>
-    <w:p>
-      <w:pPr>
-        <w:pStyle w:val="font-claude-response-body"/>
-        <w:ind w:left="709"/>
+        <w:t xml:space="preserve">Usability testing proved valuable in identifying a state management edge case that developer testing had not </w:t>
+      </w:r>
+      <w:r>
         <w:rPr>
           <w:rFonts w:ascii="Arial" w:eastAsiaTheme="minorHAnsi" w:hAnsi="Arial" w:cs="Arial"/>
           <w:bCs/>
@@ -12246,12 +13254,9 @@
           <w:lang w:eastAsia="en-US"/>
           <w14:ligatures w14:val="standardContextual"/>
         </w:rPr>
-      </w:pPr>
-    </w:p>
-    <w:p>
-      <w:pPr>
-        <w:pStyle w:val="font-claude-response-body"/>
-        <w:ind w:left="709"/>
+        <w:t>revealed</w:t>
+      </w:r>
+      <w:r>
         <w:rPr>
           <w:rFonts w:ascii="Arial" w:eastAsiaTheme="minorHAnsi" w:hAnsi="Arial" w:cs="Arial"/>
           <w:bCs/>
@@ -12260,12 +13265,9 @@
           <w:lang w:eastAsia="en-US"/>
           <w14:ligatures w14:val="standardContextual"/>
         </w:rPr>
-      </w:pPr>
-    </w:p>
-    <w:p>
-      <w:pPr>
-        <w:pStyle w:val="font-claude-response-body"/>
-        <w:ind w:left="709"/>
+        <w:t>, reinforcing the importance of real-user feedback. The bilingual implementation</w:t>
+      </w:r>
+      <w:r>
         <w:rPr>
           <w:rFonts w:ascii="Arial" w:eastAsiaTheme="minorHAnsi" w:hAnsi="Arial" w:cs="Arial"/>
           <w:bCs/>
@@ -12274,12 +13276,9 @@
           <w:lang w:eastAsia="en-US"/>
           <w14:ligatures w14:val="standardContextual"/>
         </w:rPr>
-      </w:pPr>
-    </w:p>
-    <w:p>
-      <w:pPr>
-        <w:pStyle w:val="font-claude-response-body"/>
-        <w:ind w:left="709"/>
+        <w:t xml:space="preserve"> also</w:t>
+      </w:r>
+      <w:r>
         <w:rPr>
           <w:rFonts w:ascii="Arial" w:eastAsiaTheme="minorHAnsi" w:hAnsi="Arial" w:cs="Arial"/>
           <w:bCs/>
@@ -12288,12 +13287,9 @@
           <w:lang w:eastAsia="en-US"/>
           <w14:ligatures w14:val="standardContextual"/>
         </w:rPr>
-      </w:pPr>
-    </w:p>
-    <w:p>
-      <w:pPr>
-        <w:pStyle w:val="font-claude-response-body"/>
-        <w:ind w:left="709"/>
+        <w:t xml:space="preserve"> introduced complexity in maintaining consistent translations across </w:t>
+      </w:r>
+      <w:r>
         <w:rPr>
           <w:rFonts w:ascii="Arial" w:eastAsiaTheme="minorHAnsi" w:hAnsi="Arial" w:cs="Arial"/>
           <w:bCs/>
@@ -12302,12 +13298,9 @@
           <w:lang w:eastAsia="en-US"/>
           <w14:ligatures w14:val="standardContextual"/>
         </w:rPr>
-      </w:pPr>
-    </w:p>
-    <w:p>
-      <w:pPr>
-        <w:pStyle w:val="font-claude-response-body"/>
-        <w:ind w:left="709"/>
+        <w:t>i</w:t>
+      </w:r>
+      <w:r>
         <w:rPr>
           <w:rFonts w:ascii="Arial" w:eastAsiaTheme="minorHAnsi" w:hAnsi="Arial" w:cs="Arial"/>
           <w:bCs/>
@@ -12316,7 +13309,8 @@
           <w:lang w:eastAsia="en-US"/>
           <w14:ligatures w14:val="standardContextual"/>
         </w:rPr>
-      </w:pPr>
+        <w:t>nterface elements and validation messages.</w:t>
+      </w:r>
     </w:p>
     <w:p>
       <w:pPr>
@@ -12331,6 +13325,525 @@
           <w14:ligatures w14:val="standardContextual"/>
         </w:rPr>
       </w:pPr>
+      <w:r>
+        <w:rPr>
+          <w:rFonts w:ascii="Arial" w:eastAsiaTheme="minorHAnsi" w:hAnsi="Arial" w:cs="Arial"/>
+          <w:bCs/>
+          <w:kern w:val="2"/>
+          <w:szCs w:val="36"/>
+          <w:lang w:eastAsia="en-US"/>
+          <w14:ligatures w14:val="standardContextual"/>
+        </w:rPr>
+        <w:lastRenderedPageBreak/>
+        <w:t>S</w:t>
+      </w:r>
+      <w:r>
+        <w:rPr>
+          <w:rFonts w:ascii="Arial" w:eastAsiaTheme="minorHAnsi" w:hAnsi="Arial" w:cs="Arial"/>
+          <w:bCs/>
+          <w:kern w:val="2"/>
+          <w:szCs w:val="36"/>
+          <w:lang w:eastAsia="en-US"/>
+          <w14:ligatures w14:val="standardContextual"/>
+        </w:rPr>
+        <w:t xml:space="preserve">everal challenges were encountered, particularly in relation to navigation logic and edge-case handling. </w:t>
+      </w:r>
+      <w:r>
+        <w:rPr>
+          <w:rFonts w:ascii="Arial" w:eastAsiaTheme="minorHAnsi" w:hAnsi="Arial" w:cs="Arial"/>
+          <w:bCs/>
+          <w:kern w:val="2"/>
+          <w:szCs w:val="36"/>
+          <w:lang w:eastAsia="en-US"/>
+          <w14:ligatures w14:val="standardContextual"/>
+        </w:rPr>
+        <w:t>Ensuring</w:t>
+      </w:r>
+      <w:r>
+        <w:rPr>
+          <w:rFonts w:ascii="Arial" w:eastAsiaTheme="minorHAnsi" w:hAnsi="Arial" w:cs="Arial"/>
+          <w:bCs/>
+          <w:kern w:val="2"/>
+          <w:szCs w:val="36"/>
+          <w:lang w:eastAsia="en-US"/>
+          <w14:ligatures w14:val="standardContextual"/>
+        </w:rPr>
+        <w:t xml:space="preserve"> that previously answered questions could not be modified required</w:t>
+      </w:r>
+      <w:r>
+        <w:rPr>
+          <w:rFonts w:ascii="Arial" w:eastAsiaTheme="minorHAnsi" w:hAnsi="Arial" w:cs="Arial"/>
+          <w:bCs/>
+          <w:kern w:val="2"/>
+          <w:szCs w:val="36"/>
+          <w:lang w:eastAsia="en-US"/>
+          <w14:ligatures w14:val="standardContextual"/>
+        </w:rPr>
+        <w:t xml:space="preserve"> refinement of the state management approach</w:t>
+      </w:r>
+      <w:r>
+        <w:rPr>
+          <w:rFonts w:ascii="Arial" w:eastAsiaTheme="minorHAnsi" w:hAnsi="Arial" w:cs="Arial"/>
+          <w:bCs/>
+          <w:kern w:val="2"/>
+          <w:szCs w:val="36"/>
+          <w:lang w:eastAsia="en-US"/>
+          <w14:ligatures w14:val="standardContextual"/>
+        </w:rPr>
+        <w:t>, while</w:t>
+      </w:r>
+      <w:r>
+        <w:rPr>
+          <w:rFonts w:ascii="Arial" w:eastAsiaTheme="minorHAnsi" w:hAnsi="Arial" w:cs="Arial"/>
+          <w:bCs/>
+          <w:kern w:val="2"/>
+          <w:szCs w:val="36"/>
+          <w:lang w:eastAsia="en-US"/>
+          <w14:ligatures w14:val="standardContextual"/>
+        </w:rPr>
+        <w:t xml:space="preserve"> robust validation</w:t>
+      </w:r>
+      <w:r>
+        <w:rPr>
+          <w:rFonts w:ascii="Arial" w:eastAsiaTheme="minorHAnsi" w:hAnsi="Arial" w:cs="Arial"/>
+          <w:bCs/>
+          <w:kern w:val="2"/>
+          <w:szCs w:val="36"/>
+          <w:lang w:eastAsia="en-US"/>
+          <w14:ligatures w14:val="standardContextual"/>
+        </w:rPr>
+        <w:t xml:space="preserve"> was needed to handle m</w:t>
+      </w:r>
+      <w:r>
+        <w:rPr>
+          <w:rFonts w:ascii="Arial" w:eastAsiaTheme="minorHAnsi" w:hAnsi="Arial" w:cs="Arial"/>
+          <w:bCs/>
+          <w:kern w:val="2"/>
+          <w:szCs w:val="36"/>
+          <w:lang w:eastAsia="en-US"/>
+          <w14:ligatures w14:val="standardContextual"/>
+        </w:rPr>
+        <w:t>alformed</w:t>
+      </w:r>
+      <w:r>
+        <w:rPr>
+          <w:rFonts w:ascii="Arial" w:eastAsiaTheme="minorHAnsi" w:hAnsi="Arial" w:cs="Arial"/>
+          <w:bCs/>
+          <w:kern w:val="2"/>
+          <w:szCs w:val="36"/>
+          <w:lang w:eastAsia="en-US"/>
+          <w14:ligatures w14:val="standardContextual"/>
+        </w:rPr>
+        <w:t xml:space="preserve"> JSON</w:t>
+      </w:r>
+      <w:r>
+        <w:rPr>
+          <w:rFonts w:ascii="Arial" w:eastAsiaTheme="minorHAnsi" w:hAnsi="Arial" w:cs="Arial"/>
+          <w:bCs/>
+          <w:kern w:val="2"/>
+          <w:szCs w:val="36"/>
+          <w:lang w:eastAsia="en-US"/>
+          <w14:ligatures w14:val="standardContextual"/>
+        </w:rPr>
+        <w:t xml:space="preserve"> input</w:t>
+      </w:r>
+      <w:r>
+        <w:rPr>
+          <w:rFonts w:ascii="Arial" w:eastAsiaTheme="minorHAnsi" w:hAnsi="Arial" w:cs="Arial"/>
+          <w:bCs/>
+          <w:kern w:val="2"/>
+          <w:szCs w:val="36"/>
+          <w:lang w:eastAsia="en-US"/>
+          <w14:ligatures w14:val="standardContextual"/>
+        </w:rPr>
+        <w:t xml:space="preserve">s. </w:t>
+      </w:r>
+      <w:r>
+        <w:rPr>
+          <w:rFonts w:ascii="Arial" w:eastAsiaTheme="minorHAnsi" w:hAnsi="Arial" w:cs="Arial"/>
+          <w:bCs/>
+          <w:kern w:val="2"/>
+          <w:szCs w:val="36"/>
+          <w:lang w:eastAsia="en-US"/>
+          <w14:ligatures w14:val="standardContextual"/>
+        </w:rPr>
+        <w:t xml:space="preserve">These issues were resolved </w:t>
+      </w:r>
+      <w:r>
+        <w:rPr>
+          <w:rFonts w:ascii="Arial" w:eastAsiaTheme="minorHAnsi" w:hAnsi="Arial" w:cs="Arial"/>
+          <w:bCs/>
+          <w:kern w:val="2"/>
+          <w:szCs w:val="36"/>
+          <w:lang w:eastAsia="en-US"/>
+          <w14:ligatures w14:val="standardContextual"/>
+        </w:rPr>
+        <w:t xml:space="preserve">through </w:t>
+      </w:r>
+      <w:r>
+        <w:rPr>
+          <w:rFonts w:ascii="Arial" w:eastAsiaTheme="minorHAnsi" w:hAnsi="Arial" w:cs="Arial"/>
+          <w:bCs/>
+          <w:kern w:val="2"/>
+          <w:szCs w:val="36"/>
+          <w:lang w:eastAsia="en-US"/>
+          <w14:ligatures w14:val="standardContextual"/>
+        </w:rPr>
+        <w:t xml:space="preserve">iterative testing and debugging, improving system reliability. </w:t>
+      </w:r>
+    </w:p>
+    <w:p>
+      <w:pPr>
+        <w:pStyle w:val="font-claude-response-body"/>
+        <w:ind w:left="709"/>
+        <w:rPr>
+          <w:rFonts w:ascii="Arial" w:eastAsiaTheme="minorHAnsi" w:hAnsi="Arial" w:cs="Arial"/>
+          <w:bCs/>
+          <w:kern w:val="2"/>
+          <w:szCs w:val="36"/>
+          <w:lang w:eastAsia="en-US"/>
+          <w14:ligatures w14:val="standardContextual"/>
+        </w:rPr>
+      </w:pPr>
+      <w:r>
+        <w:rPr>
+          <w:rFonts w:ascii="Arial" w:eastAsiaTheme="minorHAnsi" w:hAnsi="Arial" w:cs="Arial"/>
+          <w:bCs/>
+          <w:kern w:val="2"/>
+          <w:szCs w:val="36"/>
+          <w:lang w:eastAsia="en-US"/>
+          <w14:ligatures w14:val="standardContextual"/>
+        </w:rPr>
+        <w:t xml:space="preserve">Key limitations include </w:t>
+      </w:r>
+      <w:proofErr w:type="spellStart"/>
+      <w:r>
+        <w:rPr>
+          <w:rFonts w:ascii="Arial" w:eastAsiaTheme="minorHAnsi" w:hAnsi="Arial" w:cs="Arial"/>
+          <w:bCs/>
+          <w:kern w:val="2"/>
+          <w:szCs w:val="36"/>
+          <w:lang w:eastAsia="en-US"/>
+          <w14:ligatures w14:val="standardContextual"/>
+        </w:rPr>
+        <w:t>localStorage</w:t>
+      </w:r>
+      <w:proofErr w:type="spellEnd"/>
+      <w:r>
+        <w:rPr>
+          <w:rFonts w:ascii="Arial" w:eastAsiaTheme="minorHAnsi" w:hAnsi="Arial" w:cs="Arial"/>
+          <w:bCs/>
+          <w:kern w:val="2"/>
+          <w:szCs w:val="36"/>
+          <w:lang w:eastAsia="en-US"/>
+          <w14:ligatures w14:val="standardContextual"/>
+        </w:rPr>
+        <w:t xml:space="preserve"> restricting leaderboard data to a single browser and device, and the absence of a backend preventing features such as shared leaderboards or user accounts. Future development could address these through</w:t>
+      </w:r>
+      <w:r>
+        <w:rPr>
+          <w:rFonts w:ascii="Arial" w:eastAsiaTheme="minorHAnsi" w:hAnsi="Arial" w:cs="Arial"/>
+          <w:bCs/>
+          <w:kern w:val="2"/>
+          <w:szCs w:val="36"/>
+          <w:lang w:eastAsia="en-US"/>
+          <w14:ligatures w14:val="standardContextual"/>
+        </w:rPr>
+        <w:t xml:space="preserve"> backend</w:t>
+      </w:r>
+      <w:r>
+        <w:rPr>
+          <w:rFonts w:ascii="Arial" w:eastAsiaTheme="minorHAnsi" w:hAnsi="Arial" w:cs="Arial"/>
+          <w:bCs/>
+          <w:kern w:val="2"/>
+          <w:szCs w:val="36"/>
+          <w:lang w:eastAsia="en-US"/>
+          <w14:ligatures w14:val="standardContextual"/>
+        </w:rPr>
+        <w:t xml:space="preserve"> integration, alongside enhanced </w:t>
+      </w:r>
+      <w:r>
+        <w:rPr>
+          <w:rFonts w:ascii="Arial" w:eastAsiaTheme="minorHAnsi" w:hAnsi="Arial" w:cs="Arial"/>
+          <w:bCs/>
+          <w:kern w:val="2"/>
+          <w:szCs w:val="36"/>
+          <w:lang w:eastAsia="en-US"/>
+          <w14:ligatures w14:val="standardContextual"/>
+        </w:rPr>
+        <w:t>accessibility features</w:t>
+      </w:r>
+      <w:r>
+        <w:rPr>
+          <w:rFonts w:ascii="Arial" w:eastAsiaTheme="minorHAnsi" w:hAnsi="Arial" w:cs="Arial"/>
+          <w:bCs/>
+          <w:kern w:val="2"/>
+          <w:szCs w:val="36"/>
+          <w:lang w:eastAsia="en-US"/>
+          <w14:ligatures w14:val="standardContextual"/>
+        </w:rPr>
+        <w:t xml:space="preserve"> and expanded question formats.</w:t>
+      </w:r>
+    </w:p>
+    <w:p>
+      <w:pPr>
+        <w:pStyle w:val="font-claude-response-body"/>
+        <w:ind w:left="709"/>
+        <w:rPr>
+          <w:rFonts w:ascii="Arial" w:eastAsiaTheme="minorHAnsi" w:hAnsi="Arial" w:cs="Arial"/>
+          <w:bCs/>
+          <w:kern w:val="2"/>
+          <w:szCs w:val="36"/>
+          <w:lang w:eastAsia="en-US"/>
+          <w14:ligatures w14:val="standardContextual"/>
+        </w:rPr>
+      </w:pPr>
+      <w:r>
+        <w:rPr>
+          <w:rFonts w:ascii="Arial" w:eastAsiaTheme="minorHAnsi" w:hAnsi="Arial" w:cs="Arial"/>
+          <w:bCs/>
+          <w:kern w:val="2"/>
+          <w:szCs w:val="36"/>
+          <w:lang w:eastAsia="en-US"/>
+          <w14:ligatures w14:val="standardContextual"/>
+        </w:rPr>
+        <w:t>Overall, the project demonstrates a strong application of front-end development principles, structured data handling, and Agile methodology</w:t>
+      </w:r>
+      <w:r>
+        <w:rPr>
+          <w:rFonts w:ascii="Arial" w:eastAsiaTheme="minorHAnsi" w:hAnsi="Arial" w:cs="Arial"/>
+          <w:bCs/>
+          <w:kern w:val="2"/>
+          <w:szCs w:val="36"/>
+          <w:lang w:eastAsia="en-US"/>
+          <w14:ligatures w14:val="standardContextual"/>
+        </w:rPr>
+        <w:t>.</w:t>
+      </w:r>
+    </w:p>
+    <w:p>
+      <w:pPr>
+        <w:pStyle w:val="font-claude-response-body"/>
+        <w:ind w:left="709"/>
+        <w:rPr>
+          <w:rFonts w:ascii="Arial" w:eastAsiaTheme="minorHAnsi" w:hAnsi="Arial" w:cs="Arial"/>
+          <w:bCs/>
+          <w:kern w:val="2"/>
+          <w:szCs w:val="36"/>
+          <w:lang w:eastAsia="en-US"/>
+          <w14:ligatures w14:val="standardContextual"/>
+        </w:rPr>
+      </w:pPr>
+    </w:p>
+    <w:p>
+      <w:pPr>
+        <w:pStyle w:val="font-claude-response-body"/>
+        <w:ind w:left="709"/>
+        <w:rPr>
+          <w:rFonts w:ascii="Arial" w:eastAsiaTheme="minorHAnsi" w:hAnsi="Arial" w:cs="Arial"/>
+          <w:bCs/>
+          <w:kern w:val="2"/>
+          <w:szCs w:val="36"/>
+          <w:lang w:eastAsia="en-US"/>
+          <w14:ligatures w14:val="standardContextual"/>
+        </w:rPr>
+      </w:pPr>
+    </w:p>
+    <w:p>
+      <w:pPr>
+        <w:pStyle w:val="font-claude-response-body"/>
+        <w:ind w:left="709"/>
+        <w:rPr>
+          <w:rFonts w:ascii="Arial" w:eastAsiaTheme="minorHAnsi" w:hAnsi="Arial" w:cs="Arial"/>
+          <w:bCs/>
+          <w:kern w:val="2"/>
+          <w:szCs w:val="36"/>
+          <w:lang w:eastAsia="en-US"/>
+          <w14:ligatures w14:val="standardContextual"/>
+        </w:rPr>
+      </w:pPr>
+    </w:p>
+    <w:p>
+      <w:pPr>
+        <w:pStyle w:val="font-claude-response-body"/>
+        <w:ind w:left="709"/>
+        <w:rPr>
+          <w:rFonts w:ascii="Arial" w:eastAsiaTheme="minorHAnsi" w:hAnsi="Arial" w:cs="Arial"/>
+          <w:bCs/>
+          <w:kern w:val="2"/>
+          <w:szCs w:val="36"/>
+          <w:lang w:eastAsia="en-US"/>
+          <w14:ligatures w14:val="standardContextual"/>
+        </w:rPr>
+      </w:pPr>
+    </w:p>
+    <w:p>
+      <w:pPr>
+        <w:pStyle w:val="font-claude-response-body"/>
+        <w:ind w:left="709"/>
+        <w:rPr>
+          <w:rFonts w:ascii="Arial" w:eastAsiaTheme="minorHAnsi" w:hAnsi="Arial" w:cs="Arial"/>
+          <w:bCs/>
+          <w:kern w:val="2"/>
+          <w:szCs w:val="36"/>
+          <w:lang w:eastAsia="en-US"/>
+          <w14:ligatures w14:val="standardContextual"/>
+        </w:rPr>
+      </w:pPr>
+    </w:p>
+    <w:p>
+      <w:pPr>
+        <w:pStyle w:val="font-claude-response-body"/>
+        <w:ind w:left="709"/>
+        <w:rPr>
+          <w:rFonts w:ascii="Arial" w:eastAsiaTheme="minorHAnsi" w:hAnsi="Arial" w:cs="Arial"/>
+          <w:bCs/>
+          <w:kern w:val="2"/>
+          <w:szCs w:val="36"/>
+          <w:lang w:eastAsia="en-US"/>
+          <w14:ligatures w14:val="standardContextual"/>
+        </w:rPr>
+      </w:pPr>
+    </w:p>
+    <w:p>
+      <w:pPr>
+        <w:pStyle w:val="font-claude-response-body"/>
+        <w:ind w:left="709"/>
+        <w:rPr>
+          <w:rFonts w:ascii="Arial" w:eastAsiaTheme="minorHAnsi" w:hAnsi="Arial" w:cs="Arial"/>
+          <w:bCs/>
+          <w:kern w:val="2"/>
+          <w:szCs w:val="36"/>
+          <w:lang w:eastAsia="en-US"/>
+          <w14:ligatures w14:val="standardContextual"/>
+        </w:rPr>
+      </w:pPr>
+    </w:p>
+    <w:p>
+      <w:pPr>
+        <w:pStyle w:val="font-claude-response-body"/>
+        <w:ind w:left="709"/>
+        <w:rPr>
+          <w:rFonts w:ascii="Arial" w:eastAsiaTheme="minorHAnsi" w:hAnsi="Arial" w:cs="Arial"/>
+          <w:bCs/>
+          <w:kern w:val="2"/>
+          <w:szCs w:val="36"/>
+          <w:lang w:eastAsia="en-US"/>
+          <w14:ligatures w14:val="standardContextual"/>
+        </w:rPr>
+      </w:pPr>
+    </w:p>
+    <w:p>
+      <w:pPr>
+        <w:pStyle w:val="font-claude-response-body"/>
+        <w:ind w:left="709"/>
+        <w:rPr>
+          <w:rFonts w:ascii="Arial" w:eastAsiaTheme="minorHAnsi" w:hAnsi="Arial" w:cs="Arial"/>
+          <w:bCs/>
+          <w:kern w:val="2"/>
+          <w:szCs w:val="36"/>
+          <w:lang w:eastAsia="en-US"/>
+          <w14:ligatures w14:val="standardContextual"/>
+        </w:rPr>
+      </w:pPr>
+    </w:p>
+    <w:p>
+      <w:pPr>
+        <w:pStyle w:val="font-claude-response-body"/>
+        <w:ind w:left="709"/>
+        <w:rPr>
+          <w:rFonts w:ascii="Arial" w:eastAsiaTheme="minorHAnsi" w:hAnsi="Arial" w:cs="Arial"/>
+          <w:bCs/>
+          <w:kern w:val="2"/>
+          <w:szCs w:val="36"/>
+          <w:lang w:eastAsia="en-US"/>
+          <w14:ligatures w14:val="standardContextual"/>
+        </w:rPr>
+      </w:pPr>
+    </w:p>
+    <w:p>
+      <w:pPr>
+        <w:pStyle w:val="font-claude-response-body"/>
+        <w:ind w:left="709"/>
+        <w:rPr>
+          <w:rFonts w:ascii="Arial" w:eastAsiaTheme="minorHAnsi" w:hAnsi="Arial" w:cs="Arial"/>
+          <w:bCs/>
+          <w:kern w:val="2"/>
+          <w:szCs w:val="36"/>
+          <w:lang w:eastAsia="en-US"/>
+          <w14:ligatures w14:val="standardContextual"/>
+        </w:rPr>
+      </w:pPr>
+    </w:p>
+    <w:p>
+      <w:pPr>
+        <w:pStyle w:val="font-claude-response-body"/>
+        <w:ind w:left="709"/>
+        <w:rPr>
+          <w:rFonts w:ascii="Arial" w:eastAsiaTheme="minorHAnsi" w:hAnsi="Arial" w:cs="Arial"/>
+          <w:bCs/>
+          <w:kern w:val="2"/>
+          <w:szCs w:val="36"/>
+          <w:lang w:eastAsia="en-US"/>
+          <w14:ligatures w14:val="standardContextual"/>
+        </w:rPr>
+      </w:pPr>
+    </w:p>
+    <w:p>
+      <w:pPr>
+        <w:pStyle w:val="font-claude-response-body"/>
+        <w:ind w:left="709"/>
+        <w:rPr>
+          <w:rFonts w:ascii="Arial" w:eastAsiaTheme="minorHAnsi" w:hAnsi="Arial" w:cs="Arial"/>
+          <w:bCs/>
+          <w:kern w:val="2"/>
+          <w:szCs w:val="36"/>
+          <w:lang w:eastAsia="en-US"/>
+          <w14:ligatures w14:val="standardContextual"/>
+        </w:rPr>
+      </w:pPr>
+    </w:p>
+    <w:p>
+      <w:pPr>
+        <w:pStyle w:val="font-claude-response-body"/>
+        <w:ind w:left="709"/>
+        <w:rPr>
+          <w:rFonts w:ascii="Arial" w:eastAsiaTheme="minorHAnsi" w:hAnsi="Arial" w:cs="Arial"/>
+          <w:bCs/>
+          <w:kern w:val="2"/>
+          <w:szCs w:val="36"/>
+          <w:lang w:eastAsia="en-US"/>
+          <w14:ligatures w14:val="standardContextual"/>
+        </w:rPr>
+      </w:pPr>
+    </w:p>
+    <w:p>
+      <w:pPr>
+        <w:pStyle w:val="font-claude-response-body"/>
+        <w:ind w:left="709"/>
+        <w:rPr>
+          <w:rFonts w:ascii="Arial" w:eastAsiaTheme="minorHAnsi" w:hAnsi="Arial" w:cs="Arial"/>
+          <w:bCs/>
+          <w:kern w:val="2"/>
+          <w:szCs w:val="36"/>
+          <w:lang w:eastAsia="en-US"/>
+          <w14:ligatures w14:val="standardContextual"/>
+        </w:rPr>
+      </w:pPr>
+    </w:p>
+    <w:p>
+      <w:pPr>
+        <w:pStyle w:val="font-claude-response-body"/>
+        <w:ind w:left="709"/>
+        <w:rPr>
+          <w:rFonts w:ascii="Arial" w:eastAsiaTheme="minorHAnsi" w:hAnsi="Arial" w:cs="Arial"/>
+          <w:bCs/>
+          <w:kern w:val="2"/>
+          <w:szCs w:val="36"/>
+          <w:lang w:eastAsia="en-US"/>
+          <w14:ligatures w14:val="standardContextual"/>
+        </w:rPr>
+      </w:pPr>
     </w:p>
     <w:p>
       <w:pPr>
@@ -12343,22 +13856,176 @@
       <w:bookmarkStart w:id="28" w:name="_Toc227229303"/>
       <w:bookmarkStart w:id="29" w:name="References"/>
       <w:r>
+        <w:lastRenderedPageBreak/>
         <w:t>References</w:t>
       </w:r>
       <w:bookmarkEnd w:id="28"/>
       <w:r>
         <w:t xml:space="preserve"> </w:t>
+      </w:r>
+    </w:p>
+    <w:p/>
+    <w:p>
+      <w:pPr>
+        <w:ind w:left="709" w:firstLine="11"/>
+        <w:rPr>
+          <w:rFonts w:ascii="Arial" w:hAnsi="Arial" w:cs="Arial"/>
+        </w:rPr>
+      </w:pPr>
+      <w:r>
+        <w:rPr>
+          <w:rFonts w:ascii="Arial" w:hAnsi="Arial" w:cs="Arial"/>
+        </w:rPr>
+        <w:t xml:space="preserve">Kahoot! (n.d.) Available at: https://kahoot.com (Accessed: </w:t>
+      </w:r>
+      <w:r>
+        <w:rPr>
+          <w:rFonts w:ascii="Arial" w:hAnsi="Arial" w:cs="Arial"/>
+        </w:rPr>
+        <w:t>0</w:t>
+      </w:r>
+      <w:r>
+        <w:rPr>
+          <w:rFonts w:ascii="Arial" w:hAnsi="Arial" w:cs="Arial"/>
+        </w:rPr>
+        <w:t>3 January 2026</w:t>
+      </w:r>
+      <w:r>
+        <w:rPr>
+          <w:rFonts w:ascii="Arial" w:hAnsi="Arial" w:cs="Arial"/>
+        </w:rPr>
+        <w:t>).</w:t>
+      </w:r>
+      <w:r>
+        <w:rPr>
+          <w:rFonts w:ascii="Arial" w:hAnsi="Arial" w:cs="Arial"/>
+        </w:rPr>
+        <w:br/>
+      </w:r>
+      <w:r>
+        <w:rPr>
+          <w:rFonts w:ascii="Arial" w:hAnsi="Arial" w:cs="Arial"/>
+        </w:rPr>
+        <w:br/>
+      </w:r>
+      <w:proofErr w:type="spellStart"/>
+      <w:r>
+        <w:rPr>
+          <w:rFonts w:ascii="Arial" w:hAnsi="Arial" w:cs="Arial"/>
+        </w:rPr>
+        <w:t>Wayground</w:t>
+      </w:r>
+      <w:proofErr w:type="spellEnd"/>
+      <w:r>
+        <w:rPr>
+          <w:rFonts w:ascii="Arial" w:hAnsi="Arial" w:cs="Arial"/>
+        </w:rPr>
+        <w:t xml:space="preserve"> (</w:t>
+      </w:r>
+      <w:r>
+        <w:rPr>
+          <w:rFonts w:ascii="Arial" w:hAnsi="Arial" w:cs="Arial"/>
+        </w:rPr>
+        <w:t>2025</w:t>
+      </w:r>
+      <w:r>
+        <w:rPr>
+          <w:rFonts w:ascii="Arial" w:hAnsi="Arial" w:cs="Arial"/>
+        </w:rPr>
+        <w:t>) Available at: https://</w:t>
+      </w:r>
+      <w:r>
+        <w:rPr>
+          <w:rFonts w:ascii="Arial" w:hAnsi="Arial" w:cs="Arial"/>
+        </w:rPr>
+        <w:t>wayground</w:t>
+      </w:r>
+      <w:r>
+        <w:rPr>
+          <w:rFonts w:ascii="Arial" w:hAnsi="Arial" w:cs="Arial"/>
+        </w:rPr>
+        <w:t xml:space="preserve">.com (Accessed: </w:t>
+      </w:r>
+      <w:r>
+        <w:rPr>
+          <w:rFonts w:ascii="Arial" w:hAnsi="Arial" w:cs="Arial"/>
+        </w:rPr>
+        <w:t xml:space="preserve">03 January </w:t>
+      </w:r>
+      <w:r>
+        <w:rPr>
+          <w:rFonts w:ascii="Arial" w:hAnsi="Arial" w:cs="Arial"/>
+        </w:rPr>
+        <w:t>2026).</w:t>
+      </w:r>
+      <w:r>
+        <w:rPr>
+          <w:rFonts w:ascii="Arial" w:hAnsi="Arial" w:cs="Arial"/>
+        </w:rPr>
+        <w:br/>
+      </w:r>
+      <w:r>
+        <w:rPr>
+          <w:rFonts w:ascii="Arial" w:hAnsi="Arial" w:cs="Arial"/>
+        </w:rPr>
+        <w:br/>
+      </w:r>
+      <w:proofErr w:type="spellStart"/>
+      <w:r>
+        <w:rPr>
+          <w:rFonts w:ascii="Arial" w:hAnsi="Arial" w:cs="Arial"/>
+        </w:rPr>
+        <w:t>Sporcle</w:t>
+      </w:r>
+      <w:proofErr w:type="spellEnd"/>
+      <w:r>
+        <w:rPr>
+          <w:rFonts w:ascii="Arial" w:hAnsi="Arial" w:cs="Arial"/>
+        </w:rPr>
+        <w:t xml:space="preserve"> (n.d.) Available at: https://www.sporcle.com (Accessed: </w:t>
+      </w:r>
+      <w:r>
+        <w:rPr>
+          <w:rFonts w:ascii="Arial" w:hAnsi="Arial" w:cs="Arial"/>
+        </w:rPr>
+        <w:t>03 January</w:t>
+      </w:r>
+      <w:r>
+        <w:rPr>
+          <w:rFonts w:ascii="Arial" w:hAnsi="Arial" w:cs="Arial"/>
+        </w:rPr>
+        <w:t xml:space="preserve"> 2026).</w:t>
       </w:r>
     </w:p>
     <w:bookmarkEnd w:id="29"/>
     <w:p>
       <w:pPr>
         <w:spacing w:after="0"/>
-        <w:ind w:left="360"/>
-        <w:rPr>
-          <w:rFonts w:ascii="Arial" w:hAnsi="Arial" w:cs="Arial"/>
-        </w:rPr>
-      </w:pPr>
+        <w:ind w:left="709"/>
+        <w:rPr>
+          <w:rFonts w:ascii="Arial" w:hAnsi="Arial" w:cs="Arial"/>
+        </w:rPr>
+      </w:pPr>
+      <w:r>
+        <w:rPr>
+          <w:rFonts w:ascii="Arial" w:hAnsi="Arial" w:cs="Arial"/>
+        </w:rPr>
+        <w:t xml:space="preserve">Pressman, R. (2014) *Software Engineering: A Practitioner’s Approach*. 8th </w:t>
+      </w:r>
+      <w:proofErr w:type="spellStart"/>
+      <w:r>
+        <w:rPr>
+          <w:rFonts w:ascii="Arial" w:hAnsi="Arial" w:cs="Arial"/>
+        </w:rPr>
+        <w:t>edn</w:t>
+      </w:r>
+      <w:proofErr w:type="spellEnd"/>
+      <w:r>
+        <w:rPr>
+          <w:rFonts w:ascii="Arial" w:hAnsi="Arial" w:cs="Arial"/>
+        </w:rPr>
+        <w:t>. New York: McGraw-Hill.</w:t>
+      </w:r>
     </w:p>
     <w:p>
       <w:pPr>
@@ -12368,26 +14035,6 @@
           <w:rFonts w:ascii="Arial" w:hAnsi="Arial" w:cs="Arial"/>
         </w:rPr>
       </w:pPr>
-      <w:r>
-        <w:rPr>
-          <w:rFonts w:ascii="Arial" w:hAnsi="Arial" w:cs="Arial"/>
-        </w:rPr>
-        <w:t xml:space="preserve">Pressman, R. (2014) *Software Engineering: A Practitioner’s Approach*. 8th </w:t>
-      </w:r>
-      <w:proofErr w:type="spellStart"/>
-      <w:r>
-        <w:rPr>
-          <w:rFonts w:ascii="Arial" w:hAnsi="Arial" w:cs="Arial"/>
-        </w:rPr>
-        <w:t>edn</w:t>
-      </w:r>
-      <w:proofErr w:type="spellEnd"/>
-      <w:r>
-        <w:rPr>
-          <w:rFonts w:ascii="Arial" w:hAnsi="Arial" w:cs="Arial"/>
-        </w:rPr>
-        <w:t>. New York: McGraw-Hill.</w:t>
-      </w:r>
     </w:p>
     <w:p>
       <w:pPr>
@@ -12397,6 +14044,12 @@
           <w:rFonts w:ascii="Arial" w:hAnsi="Arial" w:cs="Arial"/>
         </w:rPr>
       </w:pPr>
+      <w:r>
+        <w:rPr>
+          <w:rFonts w:ascii="Arial" w:hAnsi="Arial" w:cs="Arial"/>
+        </w:rPr>
+        <w:t>Schwaber, K. and Sutherland, J. (2020) *The Scrum Guide*. Available at: https://scrumguides.org (Accessed: 23 March 2026).</w:t>
+      </w:r>
     </w:p>
     <w:p>
       <w:pPr>
@@ -12406,12 +14059,6 @@
           <w:rFonts w:ascii="Arial" w:hAnsi="Arial" w:cs="Arial"/>
         </w:rPr>
       </w:pPr>
-      <w:r>
-        <w:rPr>
-          <w:rFonts w:ascii="Arial" w:hAnsi="Arial" w:cs="Arial"/>
-        </w:rPr>
-        <w:t>Schwaber, K. and Sutherland, J. (2020) *The Scrum Guide*. Available at: https://scrumguides.org (Accessed: 23 March 2026).</w:t>
-      </w:r>
     </w:p>
     <w:p>
       <w:pPr>
@@ -12421,6 +14068,26 @@
           <w:rFonts w:ascii="Arial" w:hAnsi="Arial" w:cs="Arial"/>
         </w:rPr>
       </w:pPr>
+      <w:r>
+        <w:rPr>
+          <w:rFonts w:ascii="Arial" w:hAnsi="Arial" w:cs="Arial"/>
+        </w:rPr>
+        <w:t xml:space="preserve">Flanagan, D. (2020) *JavaScript: The Definitive Guide*. 7th </w:t>
+      </w:r>
+      <w:proofErr w:type="spellStart"/>
+      <w:r>
+        <w:rPr>
+          <w:rFonts w:ascii="Arial" w:hAnsi="Arial" w:cs="Arial"/>
+        </w:rPr>
+        <w:t>edn</w:t>
+      </w:r>
+      <w:proofErr w:type="spellEnd"/>
+      <w:r>
+        <w:rPr>
+          <w:rFonts w:ascii="Arial" w:hAnsi="Arial" w:cs="Arial"/>
+        </w:rPr>
+        <w:t>. Sebastopol: O’Reilly Media.</w:t>
+      </w:r>
     </w:p>
     <w:p>
       <w:pPr>
@@ -12430,26 +14097,6 @@
           <w:rFonts w:ascii="Arial" w:hAnsi="Arial" w:cs="Arial"/>
         </w:rPr>
       </w:pPr>
-      <w:r>
-        <w:rPr>
-          <w:rFonts w:ascii="Arial" w:hAnsi="Arial" w:cs="Arial"/>
-        </w:rPr>
-        <w:t xml:space="preserve">Flanagan, D. (2020) *JavaScript: The Definitive Guide*. 7th </w:t>
-      </w:r>
-      <w:proofErr w:type="spellStart"/>
-      <w:r>
-        <w:rPr>
-          <w:rFonts w:ascii="Arial" w:hAnsi="Arial" w:cs="Arial"/>
-        </w:rPr>
-        <w:t>edn</w:t>
-      </w:r>
-      <w:proofErr w:type="spellEnd"/>
-      <w:r>
-        <w:rPr>
-          <w:rFonts w:ascii="Arial" w:hAnsi="Arial" w:cs="Arial"/>
-        </w:rPr>
-        <w:t>. Sebastopol: O’Reilly Media.</w:t>
-      </w:r>
     </w:p>
     <w:p>
       <w:pPr>
@@ -12459,6 +14106,12 @@
           <w:rFonts w:ascii="Arial" w:hAnsi="Arial" w:cs="Arial"/>
         </w:rPr>
       </w:pPr>
+      <w:r>
+        <w:rPr>
+          <w:rFonts w:ascii="Arial" w:hAnsi="Arial" w:cs="Arial"/>
+        </w:rPr>
+        <w:t>MDN Web Docs (2024a) *JSON*. Available at: https://developer.mozilla.org/en-US/docs/Web/JavaScript/Reference/Global_Objects/JSON (Accessed: 23 March 2026).</w:t>
+      </w:r>
     </w:p>
     <w:p>
       <w:pPr>
@@ -12468,12 +14121,6 @@
           <w:rFonts w:ascii="Arial" w:hAnsi="Arial" w:cs="Arial"/>
         </w:rPr>
       </w:pPr>
-      <w:r>
-        <w:rPr>
-          <w:rFonts w:ascii="Arial" w:hAnsi="Arial" w:cs="Arial"/>
-        </w:rPr>
-        <w:t>MDN Web Docs (2024a) *JSON*. Available at: https://developer.mozilla.org/en-US/docs/Web/JavaScript/Reference/Global_Objects/JSON (Accessed: 23 March 2026).</w:t>
-      </w:r>
     </w:p>
     <w:p>
       <w:pPr>
@@ -12483,21 +14130,21 @@
           <w:rFonts w:ascii="Arial" w:hAnsi="Arial" w:cs="Arial"/>
         </w:rPr>
       </w:pPr>
+      <w:r>
+        <w:rPr>
+          <w:rFonts w:ascii="Arial" w:hAnsi="Arial" w:cs="Arial"/>
+        </w:rPr>
+        <w:t>MDN Web Docs (2024b) *Web Storage API*. Available at: https://developer.mozilla.org/en-US/docs/Web/API/Web_Storage_API (Accessed: 23 March 2026).</w:t>
+      </w:r>
     </w:p>
     <w:p>
       <w:pPr>
         <w:spacing w:after="0"/>
-        <w:ind w:left="709"/>
-        <w:rPr>
-          <w:rFonts w:ascii="Arial" w:hAnsi="Arial" w:cs="Arial"/>
-        </w:rPr>
-      </w:pPr>
-      <w:r>
-        <w:rPr>
-          <w:rFonts w:ascii="Arial" w:hAnsi="Arial" w:cs="Arial"/>
-        </w:rPr>
-        <w:t>MDN Web Docs (2024b) *Web Storage API*. Available at: https://developer.mozilla.org/en-US/docs/Web/API/Web_Storage_API (Accessed: 23 March 2026).</w:t>
-      </w:r>
+        <w:ind w:left="1440"/>
+        <w:rPr>
+          <w:rFonts w:ascii="Arial" w:hAnsi="Arial" w:cs="Arial"/>
+        </w:rPr>
+      </w:pPr>
     </w:p>
     <w:p>
       <w:pPr>
@@ -12506,79 +14153,17 @@
         <w:rPr>
           <w:rFonts w:ascii="Arial" w:hAnsi="Arial" w:cs="Arial"/>
         </w:rPr>
-      </w:pPr>
-    </w:p>
-    <w:p>
-      <w:pPr>
-        <w:spacing w:after="0"/>
-        <w:ind w:left="1440"/>
-        <w:rPr>
-          <w:rFonts w:ascii="Arial" w:hAnsi="Arial" w:cs="Arial"/>
-        </w:rPr>
-      </w:pPr>
-    </w:p>
-    <w:p>
-      <w:pPr>
-        <w:spacing w:after="0"/>
-        <w:ind w:left="1440"/>
-        <w:rPr>
-          <w:rFonts w:ascii="Arial" w:hAnsi="Arial" w:cs="Arial"/>
-        </w:rPr>
-      </w:pPr>
-    </w:p>
-    <w:p>
-      <w:pPr>
-        <w:spacing w:after="0"/>
-        <w:ind w:left="1440"/>
-        <w:rPr>
-          <w:rFonts w:ascii="Arial" w:hAnsi="Arial" w:cs="Arial"/>
-        </w:rPr>
-      </w:pPr>
-    </w:p>
-    <w:p>
-      <w:pPr>
-        <w:spacing w:after="0"/>
-        <w:ind w:left="1440"/>
-        <w:rPr>
-          <w:rFonts w:ascii="Arial" w:hAnsi="Arial" w:cs="Arial"/>
-        </w:rPr>
-      </w:pPr>
-    </w:p>
-    <w:p>
-      <w:pPr>
-        <w:spacing w:after="0"/>
-        <w:ind w:left="1440"/>
-        <w:rPr>
-          <w:rFonts w:ascii="Arial" w:hAnsi="Arial" w:cs="Arial"/>
-        </w:rPr>
-      </w:pPr>
-    </w:p>
-    <w:p>
-      <w:pPr>
-        <w:spacing w:after="0"/>
-        <w:ind w:left="1440"/>
-        <w:rPr>
-          <w:rFonts w:ascii="Arial" w:hAnsi="Arial" w:cs="Arial"/>
-        </w:rPr>
-      </w:pPr>
-    </w:p>
-    <w:p>
-      <w:pPr>
-        <w:pStyle w:val="Heading1"/>
       </w:pPr>
     </w:p>
     <w:p/>
     <w:p/>
     <w:p/>
     <w:p/>
-    <w:p/>
-    <w:p/>
-    <w:p/>
     <w:p>
       <w:pPr>
         <w:sectPr>
-          <w:headerReference w:type="default" r:id="rId16"/>
-          <w:headerReference w:type="first" r:id="rId17"/>
+          <w:headerReference w:type="default" r:id="rId17"/>
+          <w:headerReference w:type="first" r:id="rId18"/>
           <w:pgSz w:w="11906" w:h="16838"/>
           <w:pgMar w:top="1440" w:right="1440" w:bottom="1440" w:left="1440" w:header="709" w:footer="709" w:gutter="0"/>
           <w:pgNumType w:start="0"/>
@@ -12595,7 +14180,9 @@
           <w:lang w:val="el-GR"/>
         </w:rPr>
       </w:pPr>
-      <w:bookmarkStart w:id="30" w:name="_Toc227229304"/>
+      <w:bookmarkStart w:id="30" w:name="_APPENDIX_A_–"/>
+      <w:bookmarkStart w:id="31" w:name="_Toc227229304"/>
+      <w:bookmarkEnd w:id="30"/>
       <w:r>
         <w:lastRenderedPageBreak/>
         <w:t>APPENDIX A</w:t>
@@ -12603,7 +14190,7 @@
       <w:r>
         <w:t xml:space="preserve"> – Sprint Plan and Task Tracker</w:t>
       </w:r>
-      <w:bookmarkEnd w:id="30"/>
+      <w:bookmarkEnd w:id="31"/>
     </w:p>
     <w:p>
       <w:pPr>
@@ -21281,7 +22868,9 @@
       <w:pPr>
         <w:pStyle w:val="Heading1"/>
       </w:pPr>
-      <w:bookmarkStart w:id="31" w:name="_Toc227229305"/>
+      <w:bookmarkStart w:id="32" w:name="_APPENDIX_B_–"/>
+      <w:bookmarkStart w:id="33" w:name="_Toc227229305"/>
+      <w:bookmarkEnd w:id="32"/>
       <w:r>
         <w:lastRenderedPageBreak/>
         <w:t>APPENDIX B</w:t>
@@ -21307,7 +22896,7 @@
       <w:r>
         <w:t>Data Design</w:t>
       </w:r>
-      <w:bookmarkEnd w:id="31"/>
+      <w:bookmarkEnd w:id="33"/>
     </w:p>
     <w:p>
       <w:pPr>
@@ -22294,7 +23883,9 @@
       <w:pPr>
         <w:pStyle w:val="Heading1"/>
       </w:pPr>
-      <w:bookmarkStart w:id="32" w:name="_Toc227229306"/>
+      <w:bookmarkStart w:id="34" w:name="_APPENDIX_C_–"/>
+      <w:bookmarkStart w:id="35" w:name="_Toc227229306"/>
+      <w:bookmarkEnd w:id="34"/>
       <w:r>
         <w:lastRenderedPageBreak/>
         <w:t>APPENDIX C</w:t>
@@ -22302,7 +23893,7 @@
       <w:r>
         <w:t xml:space="preserve"> – Test Plan</w:t>
       </w:r>
-      <w:bookmarkEnd w:id="32"/>
+      <w:bookmarkEnd w:id="35"/>
     </w:p>
     <w:p>
       <w:pPr>
@@ -27087,6 +28678,7 @@
         <w:tc>
           <w:tcPr>
             <w:tcW w:w="1030" w:type="dxa"/>
+            <w:shd w:val="clear" w:color="auto" w:fill="92D050"/>
           </w:tcPr>
           <w:p>
             <w:pPr>
@@ -27253,6 +28845,7 @@
         <w:tc>
           <w:tcPr>
             <w:tcW w:w="1030" w:type="dxa"/>
+            <w:shd w:val="clear" w:color="auto" w:fill="92D050"/>
           </w:tcPr>
           <w:p>
             <w:pPr>
@@ -27419,6 +29012,7 @@
         <w:tc>
           <w:tcPr>
             <w:tcW w:w="1030" w:type="dxa"/>
+            <w:shd w:val="clear" w:color="auto" w:fill="92D050"/>
           </w:tcPr>
           <w:p>
             <w:pPr>
@@ -27833,6 +29427,7 @@
         <w:tc>
           <w:tcPr>
             <w:tcW w:w="1030" w:type="dxa"/>
+            <w:shd w:val="clear" w:color="auto" w:fill="92D050"/>
           </w:tcPr>
           <w:p>
             <w:pPr>
@@ -27977,6 +29572,7 @@
         <w:tc>
           <w:tcPr>
             <w:tcW w:w="1030" w:type="dxa"/>
+            <w:shd w:val="clear" w:color="auto" w:fill="92D050"/>
           </w:tcPr>
           <w:p>
             <w:pPr>
@@ -28121,6 +29717,7 @@
         <w:tc>
           <w:tcPr>
             <w:tcW w:w="1030" w:type="dxa"/>
+            <w:shd w:val="clear" w:color="auto" w:fill="92D050"/>
           </w:tcPr>
           <w:p>
             <w:pPr>
@@ -28281,6 +29878,7 @@
         <w:tc>
           <w:tcPr>
             <w:tcW w:w="1030" w:type="dxa"/>
+            <w:shd w:val="clear" w:color="auto" w:fill="92D050"/>
           </w:tcPr>
           <w:p>
             <w:pPr>
@@ -28413,6 +30011,7 @@
         <w:tc>
           <w:tcPr>
             <w:tcW w:w="1030" w:type="dxa"/>
+            <w:shd w:val="clear" w:color="auto" w:fill="92D050"/>
           </w:tcPr>
           <w:p>
             <w:pPr>
@@ -28544,6 +30143,7 @@
         <w:tc>
           <w:tcPr>
             <w:tcW w:w="1030" w:type="dxa"/>
+            <w:shd w:val="clear" w:color="auto" w:fill="EE0000"/>
           </w:tcPr>
           <w:p>
             <w:pPr>
@@ -28675,6 +30275,7 @@
         <w:tc>
           <w:tcPr>
             <w:tcW w:w="1030" w:type="dxa"/>
+            <w:shd w:val="clear" w:color="auto" w:fill="92D050"/>
           </w:tcPr>
           <w:p>
             <w:pPr>
@@ -28806,6 +30407,7 @@
         <w:tc>
           <w:tcPr>
             <w:tcW w:w="1030" w:type="dxa"/>
+            <w:shd w:val="clear" w:color="auto" w:fill="92D050"/>
           </w:tcPr>
           <w:p>
             <w:pPr>
@@ -28937,6 +30539,7 @@
         <w:tc>
           <w:tcPr>
             <w:tcW w:w="1030" w:type="dxa"/>
+            <w:shd w:val="clear" w:color="auto" w:fill="92D050"/>
           </w:tcPr>
           <w:p>
             <w:pPr>
@@ -29301,6 +30904,7 @@
         <w:tc>
           <w:tcPr>
             <w:tcW w:w="1030" w:type="dxa"/>
+            <w:shd w:val="clear" w:color="auto" w:fill="92D050"/>
           </w:tcPr>
           <w:p>
             <w:pPr>
@@ -29445,6 +31049,7 @@
         <w:tc>
           <w:tcPr>
             <w:tcW w:w="1030" w:type="dxa"/>
+            <w:shd w:val="clear" w:color="auto" w:fill="92D050"/>
           </w:tcPr>
           <w:p>
             <w:pPr>
@@ -29838,6 +31443,7 @@
         <w:tc>
           <w:tcPr>
             <w:tcW w:w="1048" w:type="dxa"/>
+            <w:shd w:val="clear" w:color="auto" w:fill="92D050"/>
           </w:tcPr>
           <w:p>
             <w:pPr>
@@ -29989,6 +31595,7 @@
         <w:tc>
           <w:tcPr>
             <w:tcW w:w="1048" w:type="dxa"/>
+            <w:shd w:val="clear" w:color="auto" w:fill="92D050"/>
           </w:tcPr>
           <w:p>
             <w:pPr>
@@ -30140,6 +31747,7 @@
         <w:tc>
           <w:tcPr>
             <w:tcW w:w="1048" w:type="dxa"/>
+            <w:shd w:val="clear" w:color="auto" w:fill="92D050"/>
           </w:tcPr>
           <w:p>
             <w:pPr>
@@ -30521,6 +32129,7 @@
         <w:tc>
           <w:tcPr>
             <w:tcW w:w="1030" w:type="dxa"/>
+            <w:shd w:val="clear" w:color="auto" w:fill="92D050"/>
           </w:tcPr>
           <w:p>
             <w:pPr>
@@ -30665,6 +32274,7 @@
         <w:tc>
           <w:tcPr>
             <w:tcW w:w="1030" w:type="dxa"/>
+            <w:shd w:val="clear" w:color="auto" w:fill="92D050"/>
           </w:tcPr>
           <w:p>
             <w:pPr>
@@ -30809,6 +32419,7 @@
         <w:tc>
           <w:tcPr>
             <w:tcW w:w="1030" w:type="dxa"/>
+            <w:shd w:val="clear" w:color="auto" w:fill="92D050"/>
           </w:tcPr>
           <w:p>
             <w:pPr>
@@ -30953,6 +32564,7 @@
         <w:tc>
           <w:tcPr>
             <w:tcW w:w="1030" w:type="dxa"/>
+            <w:shd w:val="clear" w:color="auto" w:fill="92D050"/>
           </w:tcPr>
           <w:p>
             <w:pPr>
@@ -31347,6 +32959,7 @@
         <w:tc>
           <w:tcPr>
             <w:tcW w:w="1032" w:type="dxa"/>
+            <w:shd w:val="clear" w:color="auto" w:fill="92D050"/>
           </w:tcPr>
           <w:p>
             <w:pPr>
@@ -31505,6 +33118,7 @@
         <w:tc>
           <w:tcPr>
             <w:tcW w:w="1032" w:type="dxa"/>
+            <w:shd w:val="clear" w:color="auto" w:fill="92D050"/>
           </w:tcPr>
           <w:p>
             <w:pPr>
@@ -31643,6 +33257,7 @@
         <w:tc>
           <w:tcPr>
             <w:tcW w:w="1032" w:type="dxa"/>
+            <w:shd w:val="clear" w:color="auto" w:fill="92D050"/>
           </w:tcPr>
           <w:p>
             <w:pPr>
@@ -31774,6 +33389,7 @@
         <w:tc>
           <w:tcPr>
             <w:tcW w:w="1032" w:type="dxa"/>
+            <w:shd w:val="clear" w:color="auto" w:fill="92D050"/>
           </w:tcPr>
           <w:p>
             <w:pPr>
@@ -31905,6 +33521,7 @@
         <w:tc>
           <w:tcPr>
             <w:tcW w:w="1032" w:type="dxa"/>
+            <w:shd w:val="clear" w:color="auto" w:fill="92D050"/>
           </w:tcPr>
           <w:p>
             <w:pPr>
@@ -32036,6 +33653,7 @@
         <w:tc>
           <w:tcPr>
             <w:tcW w:w="1032" w:type="dxa"/>
+            <w:shd w:val="clear" w:color="auto" w:fill="92D050"/>
           </w:tcPr>
           <w:p>
             <w:pPr>
@@ -32407,6 +34025,7 @@
         <w:tc>
           <w:tcPr>
             <w:tcW w:w="1032" w:type="dxa"/>
+            <w:shd w:val="clear" w:color="auto" w:fill="92D050"/>
           </w:tcPr>
           <w:p>
             <w:pPr>
@@ -32551,6 +34170,7 @@
         <w:tc>
           <w:tcPr>
             <w:tcW w:w="1032" w:type="dxa"/>
+            <w:shd w:val="clear" w:color="auto" w:fill="92D050"/>
           </w:tcPr>
           <w:p>
             <w:pPr>
@@ -32689,6 +34309,7 @@
         <w:tc>
           <w:tcPr>
             <w:tcW w:w="1032" w:type="dxa"/>
+            <w:shd w:val="clear" w:color="auto" w:fill="92D050"/>
           </w:tcPr>
           <w:p>
             <w:pPr>
@@ -32826,6 +34447,7 @@
         <w:tc>
           <w:tcPr>
             <w:tcW w:w="1032" w:type="dxa"/>
+            <w:shd w:val="clear" w:color="auto" w:fill="92D050"/>
           </w:tcPr>
           <w:p>
             <w:pPr>
@@ -32861,7 +34483,9 @@
           <w:tab w:val="left" w:pos="2760"/>
         </w:tabs>
       </w:pPr>
-      <w:bookmarkStart w:id="33" w:name="_Toc227229307"/>
+      <w:bookmarkStart w:id="36" w:name="_APPENDIX_D_–"/>
+      <w:bookmarkStart w:id="37" w:name="_Toc227229307"/>
+      <w:bookmarkEnd w:id="36"/>
       <w:r>
         <w:lastRenderedPageBreak/>
         <w:t>APPENDIX D</w:t>
@@ -32869,7 +34493,7 @@
       <w:r>
         <w:t xml:space="preserve"> – UML Diagrams</w:t>
       </w:r>
-      <w:bookmarkEnd w:id="33"/>
+      <w:bookmarkEnd w:id="37"/>
       <w:r>
         <w:tab/>
       </w:r>
@@ -33070,7 +34694,7 @@
           </mc:Choice>
           <mc:Fallback>
             <w:pict>
-              <v:shape w14:anchorId="3631B085" id="_x0000_s1030" type="#_x0000_t202" style="position:absolute;margin-left:53pt;margin-top:466pt;width:195pt;height:23pt;z-index:-251628544;visibility:visible;mso-wrap-style:square;mso-width-percent:0;mso-height-percent:0;mso-wrap-distance-left:9pt;mso-wrap-distance-top:0;mso-wrap-distance-right:9pt;mso-wrap-distance-bottom:0;mso-position-horizontal:absolute;mso-position-horizontal-relative:margin;mso-position-vertical:absolute;mso-position-vertical-relative:text;mso-width-percent:0;mso-height-percent:0;mso-width-relative:margin;mso-height-relative:margin;v-text-anchor:top" o:gfxdata="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" stroked="f">
+              <v:shape w14:anchorId="3631B085" id="_x0000_s1031" type="#_x0000_t202" style="position:absolute;margin-left:53pt;margin-top:466pt;width:195pt;height:23pt;z-index:-251628544;visibility:visible;mso-wrap-style:square;mso-width-percent:0;mso-height-percent:0;mso-wrap-distance-left:9pt;mso-wrap-distance-top:0;mso-wrap-distance-right:9pt;mso-wrap-distance-bottom:0;mso-position-horizontal:absolute;mso-position-horizontal-relative:margin;mso-position-vertical:absolute;mso-position-vertical-relative:text;mso-width-percent:0;mso-height-percent:0;mso-width-relative:margin;mso-height-relative:margin;v-text-anchor:top" o:gfxdata="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" stroked="f">
                 <v:textbox inset="0,0,0,0">
                   <w:txbxContent>
                     <w:p>
@@ -33153,7 +34777,7 @@
                     <pic:cNvPicPr/>
                   </pic:nvPicPr>
                   <pic:blipFill>
-                    <a:blip r:embed="rId18">
+                    <a:blip r:embed="rId19">
                       <a:extLst>
                         <a:ext uri="{28A0092B-C50C-407E-A947-70E740481C1C}">
                           <a14:useLocalDpi xmlns:a14="http://schemas.microsoft.com/office/drawing/2010/main" val="0"/>
@@ -33290,7 +34914,7 @@
                     </pic:cNvPicPr>
                   </pic:nvPicPr>
                   <pic:blipFill>
-                    <a:blip r:embed="rId19">
+                    <a:blip r:embed="rId20">
                       <a:extLst>
                         <a:ext uri="{28A0092B-C50C-407E-A947-70E740481C1C}">
                           <a14:useLocalDpi xmlns:a14="http://schemas.microsoft.com/office/drawing/2010/main" val="0"/>
@@ -33633,7 +35257,7 @@
           </mc:Choice>
           <mc:Fallback>
             <w:pict>
-              <v:shape w14:anchorId="340BA656" id="_x0000_s1031" type="#_x0000_t202" style="position:absolute;left:0;text-align:left;margin-left:87pt;margin-top:243pt;width:163.7pt;height:23.1pt;z-index:-251625472;visibility:visible;mso-wrap-style:square;mso-width-percent:0;mso-height-percent:0;mso-wrap-distance-left:9pt;mso-wrap-distance-top:0;mso-wrap-distance-right:9pt;mso-wrap-distance-bottom:0;mso-position-horizontal:absolute;mso-position-horizontal-relative:text;mso-position-vertical:absolute;mso-position-vertical-relative:text;mso-width-percent:0;mso-height-percent:0;mso-width-relative:margin;mso-height-relative:margin;v-text-anchor:top" o:gfxdata="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" stroked="f">
+              <v:shape w14:anchorId="340BA656" id="_x0000_s1032" type="#_x0000_t202" style="position:absolute;left:0;text-align:left;margin-left:87pt;margin-top:243pt;width:163.7pt;height:23.1pt;z-index:-251625472;visibility:visible;mso-wrap-style:square;mso-width-percent:0;mso-height-percent:0;mso-wrap-distance-left:9pt;mso-wrap-distance-top:0;mso-wrap-distance-right:9pt;mso-wrap-distance-bottom:0;mso-position-horizontal:absolute;mso-position-horizontal-relative:text;mso-position-vertical:absolute;mso-position-vertical-relative:text;mso-width-percent:0;mso-height-percent:0;mso-width-relative:margin;mso-height-relative:margin;v-text-anchor:top" o:gfxdata="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" stroked="f">
                 <v:textbox inset="0,0,0,0">
                   <w:txbxContent>
                     <w:p>
@@ -33851,7 +35475,7 @@
           </mc:Choice>
           <mc:Fallback>
             <w:pict>
-              <v:shape w14:anchorId="23F7A751" id="_x0000_s1032" type="#_x0000_t202" style="position:absolute;margin-left:126.8pt;margin-top:418.5pt;width:191.1pt;height:18.85pt;z-index:-251622400;visibility:visible;mso-wrap-style:square;mso-width-percent:0;mso-height-percent:0;mso-wrap-distance-left:9pt;mso-wrap-distance-top:0;mso-wrap-distance-right:9pt;mso-wrap-distance-bottom:0;mso-position-horizontal:absolute;mso-position-horizontal-relative:margin;mso-position-vertical:absolute;mso-position-vertical-relative:text;mso-width-percent:0;mso-height-percent:0;mso-width-relative:margin;mso-height-relative:margin;v-text-anchor:top" o:gfxdata="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" stroked="f">
+              <v:shape w14:anchorId="23F7A751" id="_x0000_s1033" type="#_x0000_t202" style="position:absolute;margin-left:126.8pt;margin-top:418.5pt;width:191.1pt;height:18.85pt;z-index:-251622400;visibility:visible;mso-wrap-style:square;mso-width-percent:0;mso-height-percent:0;mso-wrap-distance-left:9pt;mso-wrap-distance-top:0;mso-wrap-distance-right:9pt;mso-wrap-distance-bottom:0;mso-position-horizontal:absolute;mso-position-horizontal-relative:margin;mso-position-vertical:absolute;mso-position-vertical-relative:text;mso-width-percent:0;mso-height-percent:0;mso-width-relative:margin;mso-height-relative:margin;v-text-anchor:top" o:gfxdata="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" stroked="f">
                 <v:textbox inset="0,0,0,0">
                   <w:txbxContent>
                     <w:p>
@@ -33931,7 +35555,7 @@
                     <pic:cNvPicPr/>
                   </pic:nvPicPr>
                   <pic:blipFill>
-                    <a:blip r:embed="rId20">
+                    <a:blip r:embed="rId9">
                       <a:extLst>
                         <a:ext uri="{28A0092B-C50C-407E-A947-70E740481C1C}">
                           <a14:useLocalDpi xmlns:a14="http://schemas.microsoft.com/office/drawing/2010/main" val="0"/>
@@ -34264,7 +35888,7 @@
           </mc:Choice>
           <mc:Fallback>
             <w:pict>
-              <v:shape w14:anchorId="63F8447E" id="_x0000_s1033" type="#_x0000_t202" style="position:absolute;left:0;text-align:left;margin-left:136.9pt;margin-top:475.4pt;width:167pt;height:18pt;z-index:-251619328;visibility:visible;mso-wrap-style:square;mso-width-percent:0;mso-height-percent:0;mso-wrap-distance-left:9pt;mso-wrap-distance-top:0;mso-wrap-distance-right:9pt;mso-wrap-distance-bottom:0;mso-position-horizontal:absolute;mso-position-horizontal-relative:text;mso-position-vertical:absolute;mso-position-vertical-relative:text;mso-width-percent:0;mso-height-percent:0;mso-width-relative:margin;mso-height-relative:margin;v-text-anchor:top" o:gfxdata="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" stroked="f">
+              <v:shape w14:anchorId="63F8447E" id="_x0000_s1034" type="#_x0000_t202" style="position:absolute;left:0;text-align:left;margin-left:136.9pt;margin-top:475.4pt;width:167pt;height:18pt;z-index:-251619328;visibility:visible;mso-wrap-style:square;mso-width-percent:0;mso-height-percent:0;mso-wrap-distance-left:9pt;mso-wrap-distance-top:0;mso-wrap-distance-right:9pt;mso-wrap-distance-bottom:0;mso-position-horizontal:absolute;mso-position-horizontal-relative:text;mso-position-vertical:absolute;mso-position-vertical-relative:text;mso-width-percent:0;mso-height-percent:0;mso-width-relative:margin;mso-height-relative:margin;v-text-anchor:top" o:gfxdata="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" stroked="f">
                 <v:textbox inset="0,0,0,0">
                   <w:txbxContent>
                     <w:p>
@@ -34328,9 +35952,9 @@
       <w:pPr>
         <w:pStyle w:val="Heading1"/>
       </w:pPr>
-      <w:bookmarkStart w:id="34" w:name="_APPENDIX_E_-"/>
-      <w:bookmarkStart w:id="35" w:name="_Toc227229308"/>
-      <w:bookmarkEnd w:id="34"/>
+      <w:bookmarkStart w:id="38" w:name="_APPENDIX_E_-"/>
+      <w:bookmarkStart w:id="39" w:name="_Toc227229308"/>
+      <w:bookmarkEnd w:id="38"/>
       <w:r>
         <w:lastRenderedPageBreak/>
         <w:t xml:space="preserve">APPENDIX E - </w:t>
@@ -34338,7 +35962,7 @@
       <w:r>
         <w:t>User Interface and Validation Feedback</w:t>
       </w:r>
-      <w:bookmarkEnd w:id="35"/>
+      <w:bookmarkEnd w:id="39"/>
     </w:p>
     <w:p>
       <w:pPr>
@@ -34406,7 +36030,25 @@
           <w:sz w:val="24"/>
           <w:szCs w:val="24"/>
         </w:rPr>
-        <w:t xml:space="preserve"> These screenshots support the validation testing discussed in Appendix C.</w:t>
+        <w:t xml:space="preserve"> These screenshots support the validation testing discussed in </w:t>
+      </w:r>
+      <w:hyperlink w:anchor="_APPENDIX_C_–" w:history="1">
+        <w:r>
+          <w:rPr>
+            <w:rStyle w:val="Hyperlink"/>
+            <w:sz w:val="24"/>
+            <w:szCs w:val="24"/>
+          </w:rPr>
+          <w:t>Appendix C</w:t>
+        </w:r>
+      </w:hyperlink>
+      <w:r>
+        <w:rPr>
+          <w:color w:val="auto"/>
+          <w:sz w:val="24"/>
+          <w:szCs w:val="24"/>
+        </w:rPr>
+        <w:t>.</w:t>
       </w:r>
     </w:p>
     <w:p>
@@ -34581,7 +36223,7 @@
           </mc:Choice>
           <mc:Fallback>
             <w:pict>
-              <v:shape w14:anchorId="41F202EF" id="_x0000_s1034" type="#_x0000_t202" style="position:absolute;margin-left:37.3pt;margin-top:124.8pt;width:344pt;height:.05pt;z-index:-251616256;visibility:visible;mso-wrap-style:square;mso-wrap-distance-left:9pt;mso-wrap-distance-top:0;mso-wrap-distance-right:9pt;mso-wrap-distance-bottom:0;mso-position-horizontal:absolute;mso-position-horizontal-relative:text;mso-position-vertical:absolute;mso-position-vertical-relative:text;v-text-anchor:top" o:gfxdata="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" stroked="f">
+              <v:shape w14:anchorId="41F202EF" id="_x0000_s1035" type="#_x0000_t202" style="position:absolute;margin-left:37.3pt;margin-top:124.8pt;width:344pt;height:.05pt;z-index:-251616256;visibility:visible;mso-wrap-style:square;mso-wrap-distance-left:9pt;mso-wrap-distance-top:0;mso-wrap-distance-right:9pt;mso-wrap-distance-bottom:0;mso-position-horizontal:absolute;mso-position-horizontal-relative:text;mso-position-vertical:absolute;mso-position-vertical-relative:text;v-text-anchor:top" o:gfxdata="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" stroked="f">
                 <v:textbox style="mso-fit-shape-to-text:t" inset="0,0,0,0">
                   <w:txbxContent>
                     <w:p>
@@ -34809,7 +36451,7 @@
           </mc:Choice>
           <mc:Fallback>
             <w:pict>
-              <v:shape w14:anchorId="73A84454" id="_x0000_s1035" type="#_x0000_t202" style="position:absolute;margin-left:33.95pt;margin-top:123.85pt;width:340.65pt;height:.05pt;z-index:-251613184;visibility:visible;mso-wrap-style:square;mso-wrap-distance-left:9pt;mso-wrap-distance-top:0;mso-wrap-distance-right:9pt;mso-wrap-distance-bottom:0;mso-position-horizontal:absolute;mso-position-horizontal-relative:text;mso-position-vertical:absolute;mso-position-vertical-relative:text;v-text-anchor:top" o:gfxdata="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" stroked="f">
+              <v:shape w14:anchorId="73A84454" id="_x0000_s1036" type="#_x0000_t202" style="position:absolute;margin-left:33.95pt;margin-top:123.85pt;width:340.65pt;height:.05pt;z-index:-251613184;visibility:visible;mso-wrap-style:square;mso-wrap-distance-left:9pt;mso-wrap-distance-top:0;mso-wrap-distance-right:9pt;mso-wrap-distance-bottom:0;mso-position-horizontal:absolute;mso-position-horizontal-relative:text;mso-position-vertical:absolute;mso-position-vertical-relative:text;v-text-anchor:top" o:gfxdata="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" stroked="f">
                 <v:textbox style="mso-fit-shape-to-text:t" inset="0,0,0,0">
                   <w:txbxContent>
                     <w:p>
@@ -35082,7 +36724,7 @@
           </mc:Choice>
           <mc:Fallback>
             <w:pict>
-              <v:shape w14:anchorId="500E64C6" id="_x0000_s1036" type="#_x0000_t202" style="position:absolute;margin-left:35.95pt;margin-top:116.8pt;width:312pt;height:.05pt;z-index:-251610112;visibility:visible;mso-wrap-style:square;mso-wrap-distance-left:9pt;mso-wrap-distance-top:0;mso-wrap-distance-right:9pt;mso-wrap-distance-bottom:0;mso-position-horizontal:absolute;mso-position-horizontal-relative:text;mso-position-vertical:absolute;mso-position-vertical-relative:text;v-text-anchor:top" o:gfxdata="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" stroked="f">
+              <v:shape w14:anchorId="500E64C6" id="_x0000_s1037" type="#_x0000_t202" style="position:absolute;margin-left:35.95pt;margin-top:116.8pt;width:312pt;height:.05pt;z-index:-251610112;visibility:visible;mso-wrap-style:square;mso-wrap-distance-left:9pt;mso-wrap-distance-top:0;mso-wrap-distance-right:9pt;mso-wrap-distance-bottom:0;mso-position-horizontal:absolute;mso-position-horizontal-relative:text;mso-position-vertical:absolute;mso-position-vertical-relative:text;v-text-anchor:top" o:gfxdata="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" stroked="f">
                 <v:textbox style="mso-fit-shape-to-text:t" inset="0,0,0,0">
                   <w:txbxContent>
                     <w:p>
@@ -35361,7 +37003,7 @@
           </mc:Choice>
           <mc:Fallback>
             <w:pict>
-              <v:shape w14:anchorId="556D2E1D" id="_x0000_s1037" type="#_x0000_t202" style="position:absolute;margin-left:46pt;margin-top:141.75pt;width:301.3pt;height:.05pt;z-index:-251607040;visibility:visible;mso-wrap-style:square;mso-wrap-distance-left:9pt;mso-wrap-distance-top:0;mso-wrap-distance-right:9pt;mso-wrap-distance-bottom:0;mso-position-horizontal:absolute;mso-position-horizontal-relative:text;mso-position-vertical:absolute;mso-position-vertical-relative:text;v-text-anchor:top" o:gfxdata="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" stroked="f">
+              <v:shape w14:anchorId="556D2E1D" id="_x0000_s1038" type="#_x0000_t202" style="position:absolute;margin-left:46pt;margin-top:141.75pt;width:301.3pt;height:.05pt;z-index:-251607040;visibility:visible;mso-wrap-style:square;mso-wrap-distance-left:9pt;mso-wrap-distance-top:0;mso-wrap-distance-right:9pt;mso-wrap-distance-bottom:0;mso-position-horizontal:absolute;mso-position-horizontal-relative:text;mso-position-vertical:absolute;mso-position-vertical-relative:text;v-text-anchor:top" o:gfxdata="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" stroked="f">
                 <v:textbox style="mso-fit-shape-to-text:t" inset="0,0,0,0">
                   <w:txbxContent>
                     <w:p>
@@ -35513,10 +37155,10 @@
       <w:pPr>
         <w:pStyle w:val="Heading1"/>
       </w:pPr>
-      <w:bookmarkStart w:id="36" w:name="_APPENDIX_F_–"/>
-      <w:bookmarkStart w:id="37" w:name="_Toc227229309"/>
-      <w:bookmarkStart w:id="38" w:name="ui"/>
-      <w:bookmarkEnd w:id="36"/>
+      <w:bookmarkStart w:id="40" w:name="_APPENDIX_F_–"/>
+      <w:bookmarkStart w:id="41" w:name="_Toc227229309"/>
+      <w:bookmarkStart w:id="42" w:name="ui"/>
+      <w:bookmarkEnd w:id="40"/>
       <w:r>
         <w:lastRenderedPageBreak/>
         <w:t xml:space="preserve">APPENDIX </w:t>
@@ -35527,8 +37169,8 @@
       <w:r>
         <w:t xml:space="preserve"> – AI Declaration Form</w:t>
       </w:r>
-      <w:bookmarkEnd w:id="37"/>
-      <w:bookmarkEnd w:id="38"/>
+      <w:bookmarkEnd w:id="41"/>
+      <w:bookmarkEnd w:id="42"/>
     </w:p>
     <w:p>
       <w:pPr>
@@ -41446,6 +43088,18 @@
       <w14:ligatures w14:val="none"/>
     </w:rPr>
   </w:style>
+  <w:style w:type="character" w:styleId="FollowedHyperlink">
+    <w:name w:val="FollowedHyperlink"/>
+    <w:basedOn w:val="DefaultParagraphFont"/>
+    <w:uiPriority w:val="99"/>
+    <w:semiHidden/>
+    <w:unhideWhenUsed/>
+    <w:rsid w:val="00545361"/>
+    <w:rPr>
+      <w:color w:val="96607D" w:themeColor="followedHyperlink"/>
+      <w:u w:val="single"/>
+    </w:rPr>
+  </w:style>
 </w:styles>
 </file>
 
@@ -41572,13 +43226,17 @@
   </w:compat>
   <w:rsids>
     <w:rsidRoot w:val="007204E1"/>
+    <w:rsid w:val="002856FD"/>
+    <w:rsid w:val="005641F5"/>
     <w:rsid w:val="007204E1"/>
     <w:rsid w:val="00873788"/>
     <w:rsid w:val="008932F6"/>
+    <w:rsid w:val="009231EA"/>
     <w:rsid w:val="00967BE3"/>
     <w:rsid w:val="009D0155"/>
     <w:rsid w:val="00C9343A"/>
     <w:rsid w:val="00CB3614"/>
+    <w:rsid w:val="00DD3C19"/>
     <w:rsid w:val="00E74F14"/>
   </w:rsids>
   <m:mathPr>

--- a/Extras/ReportF.docx
+++ b/Extras/ReportF.docx
@@ -4511,21 +4511,7 @@
         <w:rPr>
           <w:rFonts w:ascii="Arial" w:hAnsi="Arial" w:cs="Arial"/>
         </w:rPr>
-        <w:t xml:space="preserve">Trivia Fiesta is a web-based quiz application developed as part of the COMP1004 module, designed to allow users to test their knowledge across multiple categories and difficulty levels. The application is implemented as a Single Page Application (SPA) using HTML, CSS, and JavaScript, with all </w:t>
-      </w:r>
-      <w:proofErr w:type="gramStart"/>
-      <w:r>
-        <w:rPr>
-          <w:rFonts w:ascii="Arial" w:hAnsi="Arial" w:cs="Arial"/>
-        </w:rPr>
-        <w:t>functionality</w:t>
-      </w:r>
-      <w:proofErr w:type="gramEnd"/>
-      <w:r>
-        <w:rPr>
-          <w:rFonts w:ascii="Arial" w:hAnsi="Arial" w:cs="Arial"/>
-        </w:rPr>
-        <w:t xml:space="preserve"> executed client-side in accordance with module requirements prohibiting backend technologies.</w:t>
+        <w:t>Trivia Fiesta is a web-based quiz application developed as part of the COMP1004 module, designed to allow users to test their knowledge across multiple categories and difficulty levels. The application is implemented as a Single Page Application (SPA) using HTML, CSS, and JavaScript, with all functionality executed client-side in accordance with module requirements prohibiting backend technologies.</w:t>
       </w:r>
     </w:p>
     <w:p>
@@ -4652,44 +4638,26 @@
         <w:rPr>
           <w:rFonts w:ascii="Arial" w:hAnsi="Arial" w:cs="Arial"/>
         </w:rPr>
-        <w:t>Kahoot (</w:t>
-      </w:r>
-      <w:proofErr w:type="gramStart"/>
-      <w:r>
-        <w:rPr>
-          <w:rFonts w:ascii="Arial" w:hAnsi="Arial" w:cs="Arial"/>
-        </w:rPr>
-        <w:t>Kahoot!,</w:t>
-      </w:r>
-      <w:proofErr w:type="gramEnd"/>
-      <w:r>
-        <w:rPr>
-          <w:rFonts w:ascii="Arial" w:hAnsi="Arial" w:cs="Arial"/>
-        </w:rPr>
-        <w:t xml:space="preserve"> n.d.), </w:t>
-      </w:r>
-      <w:proofErr w:type="spellStart"/>
+        <w:t xml:space="preserve">Kahoot (Kahoot!, n.d.), </w:t>
+      </w:r>
       <w:r>
         <w:rPr>
           <w:rFonts w:ascii="Arial" w:hAnsi="Arial" w:cs="Arial"/>
         </w:rPr>
         <w:t>Wayground</w:t>
       </w:r>
-      <w:proofErr w:type="spellEnd"/>
       <w:r>
         <w:rPr>
           <w:rFonts w:ascii="Arial" w:hAnsi="Arial" w:cs="Arial"/>
         </w:rPr>
         <w:t xml:space="preserve"> (</w:t>
       </w:r>
-      <w:proofErr w:type="spellStart"/>
       <w:r>
         <w:rPr>
           <w:rFonts w:ascii="Arial" w:hAnsi="Arial" w:cs="Arial"/>
         </w:rPr>
         <w:t>Wayground</w:t>
       </w:r>
-      <w:proofErr w:type="spellEnd"/>
       <w:r>
         <w:rPr>
           <w:rFonts w:ascii="Arial" w:hAnsi="Arial" w:cs="Arial"/>
@@ -4706,35 +4674,7 @@
         <w:rPr>
           <w:rFonts w:ascii="Arial" w:hAnsi="Arial" w:cs="Arial"/>
         </w:rPr>
-        <w:t xml:space="preserve">.), and </w:t>
-      </w:r>
-      <w:proofErr w:type="spellStart"/>
-      <w:r>
-        <w:rPr>
-          <w:rFonts w:ascii="Arial" w:hAnsi="Arial" w:cs="Arial"/>
-        </w:rPr>
-        <w:t>Sporcle</w:t>
-      </w:r>
-      <w:proofErr w:type="spellEnd"/>
-      <w:r>
-        <w:rPr>
-          <w:rFonts w:ascii="Arial" w:hAnsi="Arial" w:cs="Arial"/>
-        </w:rPr>
-        <w:t xml:space="preserve"> (</w:t>
-      </w:r>
-      <w:proofErr w:type="spellStart"/>
-      <w:r>
-        <w:rPr>
-          <w:rFonts w:ascii="Arial" w:hAnsi="Arial" w:cs="Arial"/>
-        </w:rPr>
-        <w:t>Sporcle</w:t>
-      </w:r>
-      <w:proofErr w:type="spellEnd"/>
-      <w:r>
-        <w:rPr>
-          <w:rFonts w:ascii="Arial" w:hAnsi="Arial" w:cs="Arial"/>
-        </w:rPr>
-        <w:t>, n.d.)</w:t>
+        <w:t>.), and Sporcle (Sporcle, n.d.)</w:t>
       </w:r>
       <w:r>
         <w:rPr>
@@ -4796,19 +4736,11 @@
         </w:rPr>
         <w:t xml:space="preserve">use, while </w:t>
       </w:r>
-      <w:proofErr w:type="spellStart"/>
-      <w:r>
-        <w:rPr>
-          <w:rFonts w:ascii="Arial" w:hAnsi="Arial" w:cs="Arial"/>
-        </w:rPr>
-        <w:t>Wayground</w:t>
-      </w:r>
-      <w:proofErr w:type="spellEnd"/>
-      <w:r>
-        <w:rPr>
-          <w:rFonts w:ascii="Arial" w:hAnsi="Arial" w:cs="Arial"/>
-        </w:rPr>
-        <w:t xml:space="preserve"> f</w:t>
+      <w:r>
+        <w:rPr>
+          <w:rFonts w:ascii="Arial" w:hAnsi="Arial" w:cs="Arial"/>
+        </w:rPr>
+        <w:t>Wayground f</w:t>
       </w:r>
       <w:r>
         <w:rPr>
@@ -4871,7 +4803,6 @@
         </w:rPr>
         <w:t xml:space="preserve">or server infrastructure. </w:t>
       </w:r>
-      <w:proofErr w:type="spellStart"/>
       <w:r>
         <w:rPr>
           <w:rFonts w:ascii="Arial" w:hAnsi="Arial" w:cs="Arial"/>
@@ -4882,14 +4813,7 @@
         <w:rPr>
           <w:rFonts w:ascii="Arial" w:hAnsi="Arial" w:cs="Arial"/>
         </w:rPr>
-        <w:t>ocalStorage</w:t>
-      </w:r>
-      <w:proofErr w:type="spellEnd"/>
-      <w:r>
-        <w:rPr>
-          <w:rFonts w:ascii="Arial" w:hAnsi="Arial" w:cs="Arial"/>
-        </w:rPr>
-        <w:t xml:space="preserve"> is used to persist leaderboard data, enabling score tracking without a database</w:t>
+        <w:t>ocalStorage is used to persist leaderboard data, enabling score tracking without a database</w:t>
       </w:r>
       <w:r>
         <w:rPr>
@@ -6201,16 +6125,8 @@
               <w:rPr>
                 <w:rFonts w:ascii="Arial" w:hAnsi="Arial" w:cs="Arial"/>
               </w:rPr>
-              <w:t xml:space="preserve">The system must store scores using </w:t>
-            </w:r>
-            <w:proofErr w:type="spellStart"/>
-            <w:r>
-              <w:rPr>
-                <w:rFonts w:ascii="Arial" w:hAnsi="Arial" w:cs="Arial"/>
-              </w:rPr>
-              <w:t>localStorage</w:t>
-            </w:r>
-            <w:proofErr w:type="spellEnd"/>
+              <w:t>The system must store scores using localStorage</w:t>
+            </w:r>
           </w:p>
         </w:tc>
         <w:tc>
@@ -6659,29 +6575,7 @@
               <w:rPr>
                 <w:rFonts w:ascii="Arial" w:hAnsi="Arial" w:cs="Arial"/>
               </w:rPr>
-              <w:t>The system must provide navigation (</w:t>
-            </w:r>
-            <w:proofErr w:type="spellStart"/>
-            <w:proofErr w:type="gramStart"/>
-            <w:r>
-              <w:rPr>
-                <w:rFonts w:ascii="Arial" w:hAnsi="Arial" w:cs="Arial"/>
-              </w:rPr>
-              <w:t>next,back</w:t>
-            </w:r>
-            <w:proofErr w:type="gramEnd"/>
-            <w:r>
-              <w:rPr>
-                <w:rFonts w:ascii="Arial" w:hAnsi="Arial" w:cs="Arial"/>
-              </w:rPr>
-              <w:t>,play</w:t>
-            </w:r>
-            <w:proofErr w:type="spellEnd"/>
-            <w:r>
-              <w:rPr>
-                <w:rFonts w:ascii="Arial" w:hAnsi="Arial" w:cs="Arial"/>
-              </w:rPr>
-              <w:t xml:space="preserve"> again)</w:t>
+              <w:t>The system must provide navigation (next,back,play again)</w:t>
             </w:r>
           </w:p>
         </w:tc>
@@ -7808,16 +7702,8 @@
               <w:rPr>
                 <w:rFonts w:ascii="Arial" w:hAnsi="Arial" w:cs="Arial"/>
               </w:rPr>
-              <w:t xml:space="preserve">The system should store data locally using </w:t>
-            </w:r>
-            <w:proofErr w:type="spellStart"/>
-            <w:r>
-              <w:rPr>
-                <w:rFonts w:ascii="Arial" w:hAnsi="Arial" w:cs="Arial"/>
-              </w:rPr>
-              <w:t>localStorage</w:t>
-            </w:r>
-            <w:proofErr w:type="spellEnd"/>
+              <w:t>The system should store data locally using localStorage</w:t>
+            </w:r>
           </w:p>
         </w:tc>
         <w:tc>
@@ -8585,25 +8471,7 @@
           <w:bCs/>
           <w:szCs w:val="28"/>
         </w:rPr>
-        <w:t xml:space="preserve">As a developer, I want leaderboard data to be stored in </w:t>
-      </w:r>
-      <w:proofErr w:type="spellStart"/>
-      <w:r>
-        <w:rPr>
-          <w:rFonts w:ascii="Arial" w:hAnsi="Arial" w:cs="Arial"/>
-          <w:bCs/>
-          <w:szCs w:val="28"/>
-        </w:rPr>
-        <w:t>localStorage</w:t>
-      </w:r>
-      <w:proofErr w:type="spellEnd"/>
-      <w:r>
-        <w:rPr>
-          <w:rFonts w:ascii="Arial" w:hAnsi="Arial" w:cs="Arial"/>
-          <w:bCs/>
-          <w:szCs w:val="28"/>
-        </w:rPr>
-        <w:t xml:space="preserve"> so that scores persist between sessions.</w:t>
+        <w:t>As a developer, I want leaderboard data to be stored in localStorage so that scores persist between sessions.</w:t>
       </w:r>
     </w:p>
     <w:p>
@@ -8674,21 +8542,7 @@
         <w:rPr>
           <w:rFonts w:ascii="Arial" w:hAnsi="Arial" w:cs="Arial"/>
         </w:rPr>
-        <w:t xml:space="preserve">The development of Trivia Fiesta involved consideration of several legal, social, ethical, and professional factors. From a legal perspective, the application does not collect or transmit personal data, as all user information is stored locally using browser </w:t>
-      </w:r>
-      <w:proofErr w:type="spellStart"/>
-      <w:r>
-        <w:rPr>
-          <w:rFonts w:ascii="Arial" w:hAnsi="Arial" w:cs="Arial"/>
-        </w:rPr>
-        <w:t>localStorage</w:t>
-      </w:r>
-      <w:proofErr w:type="spellEnd"/>
-      <w:r>
-        <w:rPr>
-          <w:rFonts w:ascii="Arial" w:hAnsi="Arial" w:cs="Arial"/>
-        </w:rPr>
-        <w:t>, avoiding data protection concerns under GDPR.</w:t>
+        <w:t>The development of Trivia Fiesta involved consideration of several legal, social, ethical, and professional factors. From a legal perspective, the application does not collect or transmit personal data, as all user information is stored locally using browser localStorage, avoiding data protection concerns under GDPR.</w:t>
       </w:r>
     </w:p>
     <w:p>
@@ -9533,25 +9387,7 @@
           <w:bCs/>
           <w:szCs w:val="22"/>
         </w:rPr>
-        <w:t xml:space="preserve">The application follows a fully client-side architecture, as required by the module brief, with all </w:t>
-      </w:r>
-      <w:proofErr w:type="gramStart"/>
-      <w:r>
-        <w:rPr>
-          <w:rFonts w:ascii="Arial" w:hAnsi="Arial" w:cs="Arial"/>
-          <w:bCs/>
-          <w:szCs w:val="22"/>
-        </w:rPr>
-        <w:t>functionality</w:t>
-      </w:r>
-      <w:proofErr w:type="gramEnd"/>
-      <w:r>
-        <w:rPr>
-          <w:rFonts w:ascii="Arial" w:hAnsi="Arial" w:cs="Arial"/>
-          <w:bCs/>
-          <w:szCs w:val="22"/>
-        </w:rPr>
-        <w:t xml:space="preserve"> executed in the browser using </w:t>
+        <w:t xml:space="preserve">The application follows a fully client-side architecture, as required by the module brief, with all functionality executed in the browser using </w:t>
       </w:r>
       <w:r>
         <w:rPr>
@@ -10707,35 +10543,7 @@
         <w:rPr>
           <w:rFonts w:ascii="Arial" w:hAnsi="Arial" w:cs="Arial"/>
         </w:rPr>
-        <w:t xml:space="preserve">A reusable helper function was implemented to dynamically create DOM elements, avoiding the use of </w:t>
-      </w:r>
-      <w:proofErr w:type="spellStart"/>
-      <w:r>
-        <w:rPr>
-          <w:rFonts w:ascii="Arial" w:hAnsi="Arial" w:cs="Arial"/>
-        </w:rPr>
-        <w:t>innerHTML</w:t>
-      </w:r>
-      <w:proofErr w:type="spellEnd"/>
-      <w:r>
-        <w:rPr>
-          <w:rFonts w:ascii="Arial" w:hAnsi="Arial" w:cs="Arial"/>
-        </w:rPr>
-        <w:t xml:space="preserve">. Unlike </w:t>
-      </w:r>
-      <w:proofErr w:type="spellStart"/>
-      <w:r>
-        <w:rPr>
-          <w:rFonts w:ascii="Arial" w:hAnsi="Arial" w:cs="Arial"/>
-        </w:rPr>
-        <w:t>innerHTML</w:t>
-      </w:r>
-      <w:proofErr w:type="spellEnd"/>
-      <w:r>
-        <w:rPr>
-          <w:rFonts w:ascii="Arial" w:hAnsi="Arial" w:cs="Arial"/>
-        </w:rPr>
-        <w:t xml:space="preserve">, which inserts raw HTML and risks </w:t>
+        <w:t xml:space="preserve">A reusable helper function was implemented to dynamically create DOM elements, avoiding the use of innerHTML. Unlike innerHTML, which inserts raw HTML and risks </w:t>
       </w:r>
       <w:r>
         <w:rPr>
@@ -10899,57 +10707,13 @@
         <w:rPr>
           <w:rFonts w:ascii="Arial" w:hAnsi="Arial" w:cs="Arial"/>
         </w:rPr>
-        <w:t xml:space="preserve">The </w:t>
-      </w:r>
-      <w:proofErr w:type="spellStart"/>
-      <w:proofErr w:type="gramStart"/>
-      <w:r>
-        <w:rPr>
-          <w:rFonts w:ascii="Arial" w:hAnsi="Arial" w:cs="Arial"/>
-        </w:rPr>
-        <w:t>setView</w:t>
-      </w:r>
-      <w:proofErr w:type="spellEnd"/>
-      <w:r>
-        <w:rPr>
-          <w:rFonts w:ascii="Arial" w:hAnsi="Arial" w:cs="Arial"/>
-        </w:rPr>
-        <w:t>(</w:t>
-      </w:r>
-      <w:proofErr w:type="gramEnd"/>
-      <w:r>
-        <w:rPr>
-          <w:rFonts w:ascii="Arial" w:hAnsi="Arial" w:cs="Arial"/>
-        </w:rPr>
-        <w:t>) function c</w:t>
-      </w:r>
-      <w:r>
-        <w:rPr>
-          <w:rFonts w:ascii="Arial" w:hAnsi="Arial" w:cs="Arial"/>
-        </w:rPr>
-        <w:t xml:space="preserve">omplements the helper by enabling SPA navigation, replacing the current view using </w:t>
-      </w:r>
-      <w:proofErr w:type="spellStart"/>
-      <w:proofErr w:type="gramStart"/>
-      <w:r>
-        <w:rPr>
-          <w:rFonts w:ascii="Arial" w:hAnsi="Arial" w:cs="Arial"/>
-        </w:rPr>
-        <w:t>replaceChildren</w:t>
-      </w:r>
-      <w:proofErr w:type="spellEnd"/>
-      <w:r>
-        <w:rPr>
-          <w:rFonts w:ascii="Arial" w:hAnsi="Arial" w:cs="Arial"/>
-        </w:rPr>
-        <w:t>(</w:t>
-      </w:r>
-      <w:proofErr w:type="gramEnd"/>
-      <w:r>
-        <w:rPr>
-          <w:rFonts w:ascii="Arial" w:hAnsi="Arial" w:cs="Arial"/>
-        </w:rPr>
-        <w:t>) without triggering a page reload</w:t>
+        <w:t>The setView() function c</w:t>
+      </w:r>
+      <w:r>
+        <w:rPr>
+          <w:rFonts w:ascii="Arial" w:hAnsi="Arial" w:cs="Arial"/>
+        </w:rPr>
+        <w:t>omplements the helper by enabling SPA navigation, replacing the current view using replaceChildren() without triggering a page reload</w:t>
       </w:r>
       <w:r>
         <w:rPr>
@@ -11004,29 +10768,7 @@
         <w:rPr>
           <w:rFonts w:ascii="Arial" w:hAnsi="Arial" w:cs="Arial"/>
         </w:rPr>
-        <w:t xml:space="preserve">The </w:t>
-      </w:r>
-      <w:proofErr w:type="spellStart"/>
-      <w:proofErr w:type="gramStart"/>
-      <w:r>
-        <w:rPr>
-          <w:rFonts w:ascii="Arial" w:hAnsi="Arial" w:cs="Arial"/>
-        </w:rPr>
-        <w:t>renderQuestionView</w:t>
-      </w:r>
-      <w:proofErr w:type="spellEnd"/>
-      <w:r>
-        <w:rPr>
-          <w:rFonts w:ascii="Arial" w:hAnsi="Arial" w:cs="Arial"/>
-        </w:rPr>
-        <w:t>(</w:t>
-      </w:r>
-      <w:proofErr w:type="gramEnd"/>
-      <w:r>
-        <w:rPr>
-          <w:rFonts w:ascii="Arial" w:hAnsi="Arial" w:cs="Arial"/>
-        </w:rPr>
-        <w:t xml:space="preserve">) function forms the core of the application, dynamically rendering each question and its answer options based on the current state. </w:t>
+        <w:t xml:space="preserve">The renderQuestionView() function forms the core of the application, dynamically rendering each question and its answer options based on the current state. </w:t>
       </w:r>
       <w:r>
         <w:rPr>
@@ -11367,23 +11109,7 @@
         <w:rPr>
           <w:rFonts w:ascii="Arial" w:hAnsi="Arial" w:cs="Arial"/>
         </w:rPr>
-        <w:t xml:space="preserve">providing immediate visual feedback. A guard condition prevents multiple selections per question, ensuring fair scoring. User selections are stored in the </w:t>
-      </w:r>
-      <w:proofErr w:type="spellStart"/>
-      <w:proofErr w:type="gramStart"/>
-      <w:r>
-        <w:rPr>
-          <w:rFonts w:ascii="Arial" w:hAnsi="Arial" w:cs="Arial"/>
-        </w:rPr>
-        <w:t>state.answers</w:t>
-      </w:r>
-      <w:proofErr w:type="spellEnd"/>
-      <w:proofErr w:type="gramEnd"/>
-      <w:r>
-        <w:rPr>
-          <w:rFonts w:ascii="Arial" w:hAnsi="Arial" w:cs="Arial"/>
-        </w:rPr>
-        <w:t xml:space="preserve"> array, allowing previously answered questions to be revisited without data loss</w:t>
+        <w:t>providing immediate visual feedback. A guard condition prevents multiple selections per question, ensuring fair scoring. User selections are stored in the state.answers array, allowing previously answered questions to be revisited without data loss</w:t>
       </w:r>
       <w:r>
         <w:rPr>
@@ -11876,21 +11602,7 @@
         <w:rPr>
           <w:rFonts w:ascii="Arial" w:hAnsi="Arial" w:cs="Arial"/>
         </w:rPr>
-        <w:t xml:space="preserve">The </w:t>
-      </w:r>
-      <w:proofErr w:type="spellStart"/>
-      <w:r>
-        <w:rPr>
-          <w:rFonts w:ascii="Arial" w:hAnsi="Arial" w:cs="Arial"/>
-        </w:rPr>
-        <w:t>FileReader</w:t>
-      </w:r>
-      <w:proofErr w:type="spellEnd"/>
-      <w:r>
-        <w:rPr>
-          <w:rFonts w:ascii="Arial" w:hAnsi="Arial" w:cs="Arial"/>
-        </w:rPr>
-        <w:t xml:space="preserve"> API reads the uploaded file asynchronously, </w:t>
+        <w:t xml:space="preserve">The FileReader API reads the uploaded file asynchronously, </w:t>
       </w:r>
       <w:r>
         <w:rPr>
@@ -11914,29 +11626,7 @@
         <w:rPr>
           <w:rFonts w:ascii="Arial" w:hAnsi="Arial" w:cs="Arial"/>
         </w:rPr>
-        <w:t xml:space="preserve"> </w:t>
-      </w:r>
-      <w:proofErr w:type="spellStart"/>
-      <w:proofErr w:type="gramStart"/>
-      <w:r>
-        <w:rPr>
-          <w:rFonts w:ascii="Arial" w:hAnsi="Arial" w:cs="Arial"/>
-        </w:rPr>
-        <w:t>validateQuizStructure</w:t>
-      </w:r>
-      <w:proofErr w:type="spellEnd"/>
-      <w:r>
-        <w:rPr>
-          <w:rFonts w:ascii="Arial" w:hAnsi="Arial" w:cs="Arial"/>
-        </w:rPr>
-        <w:t>(</w:t>
-      </w:r>
-      <w:proofErr w:type="gramEnd"/>
-      <w:r>
-        <w:rPr>
-          <w:rFonts w:ascii="Arial" w:hAnsi="Arial" w:cs="Arial"/>
-        </w:rPr>
-        <w:t xml:space="preserve">), which </w:t>
+        <w:t xml:space="preserve"> validateQuizStructure(), which </w:t>
       </w:r>
       <w:r>
         <w:rPr>
@@ -12153,19 +11843,11 @@
         </w:rPr>
         <w:t xml:space="preserve">stored in </w:t>
       </w:r>
-      <w:proofErr w:type="spellStart"/>
-      <w:r>
-        <w:rPr>
-          <w:rFonts w:ascii="Arial" w:hAnsi="Arial" w:cs="Arial"/>
-        </w:rPr>
-        <w:t>localStorage</w:t>
-      </w:r>
-      <w:proofErr w:type="spellEnd"/>
-      <w:r>
-        <w:rPr>
-          <w:rFonts w:ascii="Arial" w:hAnsi="Arial" w:cs="Arial"/>
-        </w:rPr>
-        <w:t xml:space="preserve"> to maintain user progress.</w:t>
+      <w:r>
+        <w:rPr>
+          <w:rFonts w:ascii="Arial" w:hAnsi="Arial" w:cs="Arial"/>
+        </w:rPr>
+        <w:t>localStorage to maintain user progress.</w:t>
       </w:r>
     </w:p>
     <w:p>
@@ -12261,19 +11943,11 @@
         </w:rPr>
         <w:t xml:space="preserve">    </w:t>
       </w:r>
-      <w:proofErr w:type="gramStart"/>
-      <w:r>
-        <w:rPr>
-          <w:rFonts w:ascii="Arial" w:hAnsi="Arial" w:cs="Arial"/>
-        </w:rPr>
-        <w:t>top-five</w:t>
-      </w:r>
-      <w:proofErr w:type="gramEnd"/>
-      <w:r>
-        <w:rPr>
-          <w:rFonts w:ascii="Arial" w:hAnsi="Arial" w:cs="Arial"/>
-        </w:rPr>
-        <w:t xml:space="preserve"> filtering</w:t>
+      <w:r>
+        <w:rPr>
+          <w:rFonts w:ascii="Arial" w:hAnsi="Arial" w:cs="Arial"/>
+        </w:rPr>
+        <w:t>top-five filtering</w:t>
       </w:r>
     </w:p>
     <w:p>
@@ -12307,16 +11981,8 @@
         <w:rPr>
           <w:rFonts w:ascii="Arial" w:hAnsi="Arial" w:cs="Arial"/>
         </w:rPr>
-        <w:t xml:space="preserve">limited </w:t>
-      </w:r>
-      <w:proofErr w:type="spellStart"/>
-      <w:r>
-        <w:rPr>
-          <w:rFonts w:ascii="Arial" w:hAnsi="Arial" w:cs="Arial"/>
-        </w:rPr>
-        <w:t>ti</w:t>
-      </w:r>
-      <w:proofErr w:type="spellEnd"/>
+        <w:t>limited ti</w:t>
+      </w:r>
       <w:r>
         <w:rPr>
           <w:rFonts w:ascii="Arial" w:hAnsi="Arial" w:cs="Arial"/>
@@ -12864,7 +12530,6 @@
         </w:rPr>
         <w:t xml:space="preserve">Testing was conducted throughout development </w:t>
       </w:r>
-      <w:proofErr w:type="gramStart"/>
       <w:r>
         <w:rPr>
           <w:rFonts w:ascii="Arial" w:hAnsi="Arial" w:cs="Arial"/>
@@ -12879,16 +12544,15 @@
           <w:bCs/>
           <w:szCs w:val="36"/>
         </w:rPr>
-        <w:t xml:space="preserve"> functional</w:t>
-      </w:r>
-      <w:proofErr w:type="gramEnd"/>
+        <w:t xml:space="preserve"> functional, validation, and usability </w:t>
+      </w:r>
       <w:r>
         <w:rPr>
           <w:rFonts w:ascii="Arial" w:hAnsi="Arial" w:cs="Arial"/>
           <w:bCs/>
           <w:szCs w:val="36"/>
         </w:rPr>
-        <w:t xml:space="preserve">, validation, and usability </w:t>
+        <w:t>approaches</w:t>
       </w:r>
       <w:r>
         <w:rPr>
@@ -12896,7 +12560,7 @@
           <w:bCs/>
           <w:szCs w:val="36"/>
         </w:rPr>
-        <w:t>approaches</w:t>
+        <w:t>. Functional testing was carried out manually against the requirements defined In Section 4.1, covering navigation, timer behaviour, score calculation, and leaderboard storage, with all high-priority requirements confirmed as passing</w:t>
       </w:r>
       <w:r>
         <w:rPr>
@@ -12904,7 +12568,7 @@
           <w:bCs/>
           <w:szCs w:val="36"/>
         </w:rPr>
-        <w:t>. Functional testing was carried out manually against the requirements defined In Section 4.1, covering navigation, timer behaviour, score calculation, and leaderboard storage, with all high-priority requirements confirmed as passing</w:t>
+        <w:t>.</w:t>
       </w:r>
       <w:r>
         <w:rPr>
@@ -12912,16 +12576,19 @@
           <w:bCs/>
           <w:szCs w:val="36"/>
         </w:rPr>
-        <w:t>.</w:t>
-      </w:r>
-      <w:r>
+        <w:t xml:space="preserve"> </w:t>
+      </w:r>
+    </w:p>
+    <w:p>
+      <w:pPr>
+        <w:pStyle w:val="ListParagraph"/>
+        <w:spacing w:after="0"/>
         <w:rPr>
           <w:rFonts w:ascii="Arial" w:hAnsi="Arial" w:cs="Arial"/>
           <w:bCs/>
           <w:szCs w:val="36"/>
         </w:rPr>
-        <w:t xml:space="preserve"> </w:t>
-      </w:r>
+      </w:pPr>
     </w:p>
     <w:p>
       <w:pPr>
@@ -12933,52 +12600,13 @@
           <w:szCs w:val="36"/>
         </w:rPr>
       </w:pPr>
-    </w:p>
-    <w:p>
-      <w:pPr>
-        <w:pStyle w:val="ListParagraph"/>
-        <w:spacing w:after="0"/>
+      <w:r>
         <w:rPr>
           <w:rFonts w:ascii="Arial" w:hAnsi="Arial" w:cs="Arial"/>
           <w:bCs/>
           <w:szCs w:val="36"/>
         </w:rPr>
-      </w:pPr>
-      <w:r>
-        <w:rPr>
-          <w:rFonts w:ascii="Arial" w:hAnsi="Arial" w:cs="Arial"/>
-          <w:bCs/>
-          <w:szCs w:val="36"/>
-        </w:rPr>
-        <w:t xml:space="preserve">Validation testing targeted the custom JSON upload feature, verifying that </w:t>
-      </w:r>
-      <w:proofErr w:type="spellStart"/>
-      <w:proofErr w:type="gramStart"/>
-      <w:r>
-        <w:rPr>
-          <w:rFonts w:ascii="Arial" w:hAnsi="Arial" w:cs="Arial"/>
-          <w:bCs/>
-          <w:szCs w:val="36"/>
-        </w:rPr>
-        <w:t>validateQuizStructure</w:t>
-      </w:r>
-      <w:proofErr w:type="spellEnd"/>
-      <w:r>
-        <w:rPr>
-          <w:rFonts w:ascii="Arial" w:hAnsi="Arial" w:cs="Arial"/>
-          <w:bCs/>
-          <w:szCs w:val="36"/>
-        </w:rPr>
-        <w:t>(</w:t>
-      </w:r>
-      <w:proofErr w:type="gramEnd"/>
-      <w:r>
-        <w:rPr>
-          <w:rFonts w:ascii="Arial" w:hAnsi="Arial" w:cs="Arial"/>
-          <w:bCs/>
-          <w:szCs w:val="36"/>
-        </w:rPr>
-        <w:t xml:space="preserve">) rejected malformed files, including missing categories, invalid answer indices, and incorrect option counts, producing appropriate error messages without </w:t>
+        <w:t xml:space="preserve">Validation testing targeted the custom JSON upload feature, verifying that validateQuizStructure() rejected malformed files, including missing categories, invalid answer indices, and incorrect option counts, producing appropriate error messages without </w:t>
       </w:r>
       <w:r>
         <w:rPr>
@@ -13514,9 +13142,8 @@
           <w:lang w:eastAsia="en-US"/>
           <w14:ligatures w14:val="standardContextual"/>
         </w:rPr>
-        <w:t xml:space="preserve">Key limitations include </w:t>
-      </w:r>
-      <w:proofErr w:type="spellStart"/>
+        <w:t>Key limitations include localStorage restricting leaderboard data to a single browser and device, and the absence of a backend preventing features such as shared leaderboards or user accounts. Future development could address these through</w:t>
+      </w:r>
       <w:r>
         <w:rPr>
           <w:rFonts w:ascii="Arial" w:eastAsiaTheme="minorHAnsi" w:hAnsi="Arial" w:cs="Arial"/>
@@ -13526,9 +13153,8 @@
           <w:lang w:eastAsia="en-US"/>
           <w14:ligatures w14:val="standardContextual"/>
         </w:rPr>
-        <w:t>localStorage</w:t>
-      </w:r>
-      <w:proofErr w:type="spellEnd"/>
+        <w:t xml:space="preserve"> backend</w:t>
+      </w:r>
       <w:r>
         <w:rPr>
           <w:rFonts w:ascii="Arial" w:eastAsiaTheme="minorHAnsi" w:hAnsi="Arial" w:cs="Arial"/>
@@ -13538,7 +13164,7 @@
           <w:lang w:eastAsia="en-US"/>
           <w14:ligatures w14:val="standardContextual"/>
         </w:rPr>
-        <w:t xml:space="preserve"> restricting leaderboard data to a single browser and device, and the absence of a backend preventing features such as shared leaderboards or user accounts. Future development could address these through</w:t>
+        <w:t xml:space="preserve"> integration, alongside enhanced </w:t>
       </w:r>
       <w:r>
         <w:rPr>
@@ -13549,7 +13175,7 @@
           <w:lang w:eastAsia="en-US"/>
           <w14:ligatures w14:val="standardContextual"/>
         </w:rPr>
-        <w:t xml:space="preserve"> backend</w:t>
+        <w:t>accessibility features</w:t>
       </w:r>
       <w:r>
         <w:rPr>
@@ -13560,9 +13186,13 @@
           <w:lang w:eastAsia="en-US"/>
           <w14:ligatures w14:val="standardContextual"/>
         </w:rPr>
-        <w:t xml:space="preserve"> integration, alongside enhanced </w:t>
-      </w:r>
-      <w:r>
+        <w:t xml:space="preserve"> and expanded question formats.</w:t>
+      </w:r>
+    </w:p>
+    <w:p>
+      <w:pPr>
+        <w:pStyle w:val="font-claude-response-body"/>
+        <w:ind w:left="709"/>
         <w:rPr>
           <w:rFonts w:ascii="Arial" w:eastAsiaTheme="minorHAnsi" w:hAnsi="Arial" w:cs="Arial"/>
           <w:bCs/>
@@ -13571,8 +13201,7 @@
           <w:lang w:eastAsia="en-US"/>
           <w14:ligatures w14:val="standardContextual"/>
         </w:rPr>
-        <w:t>accessibility features</w:t>
-      </w:r>
+      </w:pPr>
       <w:r>
         <w:rPr>
           <w:rFonts w:ascii="Arial" w:eastAsiaTheme="minorHAnsi" w:hAnsi="Arial" w:cs="Arial"/>
@@ -13582,13 +13211,9 @@
           <w:lang w:eastAsia="en-US"/>
           <w14:ligatures w14:val="standardContextual"/>
         </w:rPr>
-        <w:t xml:space="preserve"> and expanded question formats.</w:t>
-      </w:r>
-    </w:p>
-    <w:p>
-      <w:pPr>
-        <w:pStyle w:val="font-claude-response-body"/>
-        <w:ind w:left="709"/>
+        <w:t>Overall, the project demonstrates a strong application of front-end development principles, structured data handling, and Agile methodology</w:t>
+      </w:r>
+      <w:r>
         <w:rPr>
           <w:rFonts w:ascii="Arial" w:eastAsiaTheme="minorHAnsi" w:hAnsi="Arial" w:cs="Arial"/>
           <w:bCs/>
@@ -13597,6 +13222,18 @@
           <w:lang w:eastAsia="en-US"/>
           <w14:ligatures w14:val="standardContextual"/>
         </w:rPr>
+        <w:t>.</w:t>
+      </w:r>
+    </w:p>
+    <w:p>
+      <w:pPr>
+        <w:pStyle w:val="font-claude-response-body"/>
+        <w:ind w:left="709"/>
+        <w:rPr>
+          <w:rFonts w:eastAsiaTheme="minorHAnsi" w:cs="Arial"/>
+          <w:bCs/>
+          <w:szCs w:val="36"/>
+        </w:rPr>
       </w:pPr>
       <w:r>
         <w:rPr>
@@ -13607,9 +13244,29 @@
           <w:lang w:eastAsia="en-US"/>
           <w14:ligatures w14:val="standardContextual"/>
         </w:rPr>
-        <w:t>Overall, the project demonstrates a strong application of front-end development principles, structured data handling, and Agile methodology</w:t>
-      </w:r>
-      <w:r>
+        <w:t xml:space="preserve">A </w:t>
+      </w:r>
+      <w:r>
+        <w:rPr>
+          <w:rFonts w:ascii="Arial" w:eastAsiaTheme="minorHAnsi" w:hAnsi="Arial" w:cs="Arial"/>
+          <w:bCs/>
+          <w:szCs w:val="36"/>
+        </w:rPr>
+        <w:t>Project Reflective Review</w:t>
+      </w:r>
+      <w:r>
+        <w:rPr>
+          <w:rFonts w:ascii="Arial" w:eastAsiaTheme="minorHAnsi" w:hAnsi="Arial" w:cs="Arial"/>
+          <w:bCs/>
+          <w:szCs w:val="36"/>
+        </w:rPr>
+        <w:t xml:space="preserve"> is also provided on the Pebble pad in the designated form.</w:t>
+      </w:r>
+    </w:p>
+    <w:p>
+      <w:pPr>
+        <w:pStyle w:val="font-claude-response-body"/>
+        <w:ind w:left="709"/>
         <w:rPr>
           <w:rFonts w:ascii="Arial" w:eastAsiaTheme="minorHAnsi" w:hAnsi="Arial" w:cs="Arial"/>
           <w:bCs/>
@@ -13618,8 +13275,7 @@
           <w:lang w:eastAsia="en-US"/>
           <w14:ligatures w14:val="standardContextual"/>
         </w:rPr>
-        <w:t>.</w:t>
-      </w:r>
+      </w:pPr>
     </w:p>
     <w:p>
       <w:pPr>
@@ -13856,7 +13512,6 @@
       <w:bookmarkStart w:id="28" w:name="_Toc227229303"/>
       <w:bookmarkStart w:id="29" w:name="References"/>
       <w:r>
-        <w:lastRenderedPageBreak/>
         <w:t>References</w:t>
       </w:r>
       <w:bookmarkEnd w:id="28"/>
@@ -13908,14 +13563,12 @@
         </w:rPr>
         <w:br/>
       </w:r>
-      <w:proofErr w:type="spellStart"/>
       <w:r>
         <w:rPr>
           <w:rFonts w:ascii="Arial" w:hAnsi="Arial" w:cs="Arial"/>
         </w:rPr>
         <w:t>Wayground</w:t>
       </w:r>
-      <w:proofErr w:type="spellEnd"/>
       <w:r>
         <w:rPr>
           <w:rFonts w:ascii="Arial" w:hAnsi="Arial" w:cs="Arial"/>
@@ -13969,20 +13622,7 @@
           <w:rFonts w:ascii="Arial" w:hAnsi="Arial" w:cs="Arial"/>
         </w:rPr>
         <w:br/>
-      </w:r>
-      <w:proofErr w:type="spellStart"/>
-      <w:r>
-        <w:rPr>
-          <w:rFonts w:ascii="Arial" w:hAnsi="Arial" w:cs="Arial"/>
-        </w:rPr>
-        <w:t>Sporcle</w:t>
-      </w:r>
-      <w:proofErr w:type="spellEnd"/>
-      <w:r>
-        <w:rPr>
-          <w:rFonts w:ascii="Arial" w:hAnsi="Arial" w:cs="Arial"/>
-        </w:rPr>
-        <w:t xml:space="preserve"> (n.d.) Available at: https://www.sporcle.com (Accessed: </w:t>
+        <w:t xml:space="preserve">Sporcle (n.d.) Available at: https://www.sporcle.com (Accessed: </w:t>
       </w:r>
       <w:r>
         <w:rPr>
@@ -14010,21 +13650,7 @@
         <w:rPr>
           <w:rFonts w:ascii="Arial" w:hAnsi="Arial" w:cs="Arial"/>
         </w:rPr>
-        <w:t xml:space="preserve">Pressman, R. (2014) *Software Engineering: A Practitioner’s Approach*. 8th </w:t>
-      </w:r>
-      <w:proofErr w:type="spellStart"/>
-      <w:r>
-        <w:rPr>
-          <w:rFonts w:ascii="Arial" w:hAnsi="Arial" w:cs="Arial"/>
-        </w:rPr>
-        <w:t>edn</w:t>
-      </w:r>
-      <w:proofErr w:type="spellEnd"/>
-      <w:r>
-        <w:rPr>
-          <w:rFonts w:ascii="Arial" w:hAnsi="Arial" w:cs="Arial"/>
-        </w:rPr>
-        <w:t>. New York: McGraw-Hill.</w:t>
+        <w:t>Pressman, R. (2014) *Software Engineering: A Practitioner’s Approach*. 8th edn. New York: McGraw-Hill.</w:t>
       </w:r>
     </w:p>
     <w:p>
@@ -14072,21 +13698,7 @@
         <w:rPr>
           <w:rFonts w:ascii="Arial" w:hAnsi="Arial" w:cs="Arial"/>
         </w:rPr>
-        <w:t xml:space="preserve">Flanagan, D. (2020) *JavaScript: The Definitive Guide*. 7th </w:t>
-      </w:r>
-      <w:proofErr w:type="spellStart"/>
-      <w:r>
-        <w:rPr>
-          <w:rFonts w:ascii="Arial" w:hAnsi="Arial" w:cs="Arial"/>
-        </w:rPr>
-        <w:t>edn</w:t>
-      </w:r>
-      <w:proofErr w:type="spellEnd"/>
-      <w:r>
-        <w:rPr>
-          <w:rFonts w:ascii="Arial" w:hAnsi="Arial" w:cs="Arial"/>
-        </w:rPr>
-        <w:t>. Sebastopol: O’Reilly Media.</w:t>
+        <w:t>Flanagan, D. (2020) *JavaScript: The Definitive Guide*. 7th edn. Sebastopol: O’Reilly Media.</w:t>
       </w:r>
     </w:p>
     <w:p>
@@ -18312,7 +17924,6 @@
                 <w14:ligatures w14:val="none"/>
               </w:rPr>
             </w:pPr>
-            <w:proofErr w:type="spellStart"/>
             <w:r>
               <w:rPr>
                 <w:rFonts w:ascii="Arial" w:eastAsia="Times New Roman" w:hAnsi="Arial" w:cs="Arial"/>
@@ -18325,7 +17936,6 @@
               </w:rPr>
               <w:t>Powerpoint</w:t>
             </w:r>
-            <w:proofErr w:type="spellEnd"/>
           </w:p>
         </w:tc>
         <w:tc>
@@ -23205,23 +22815,7 @@
           <w:rFonts w:ascii="Arial" w:hAnsi="Arial" w:cs="Arial"/>
           <w:color w:val="7030A0"/>
         </w:rPr>
-        <w:t>                    "</w:t>
-      </w:r>
-      <w:proofErr w:type="spellStart"/>
-      <w:r>
-        <w:rPr>
-          <w:rFonts w:ascii="Arial" w:hAnsi="Arial" w:cs="Arial"/>
-          <w:color w:val="7030A0"/>
-        </w:rPr>
-        <w:t>answerIndex</w:t>
-      </w:r>
-      <w:proofErr w:type="spellEnd"/>
-      <w:r>
-        <w:rPr>
-          <w:rFonts w:ascii="Arial" w:hAnsi="Arial" w:cs="Arial"/>
-          <w:color w:val="7030A0"/>
-        </w:rPr>
-        <w:t>": 0,</w:t>
+        <w:t>                    "answerIndex": 0,</w:t>
       </w:r>
     </w:p>
     <w:p>
@@ -23448,45 +23042,20 @@
           <w:color w:val="7030A0"/>
         </w:rPr>
       </w:pPr>
-      <w:proofErr w:type="spellStart"/>
       <w:r>
         <w:rPr>
           <w:rFonts w:ascii="Arial" w:hAnsi="Arial" w:cs="Arial"/>
           <w:color w:val="7030A0"/>
         </w:rPr>
-        <w:t>const</w:t>
-      </w:r>
-      <w:proofErr w:type="spellEnd"/>
+        <w:t>const state = {</w:t>
+      </w:r>
       <w:r>
         <w:rPr>
           <w:rFonts w:ascii="Arial" w:hAnsi="Arial" w:cs="Arial"/>
           <w:color w:val="7030A0"/>
         </w:rPr>
-        <w:t xml:space="preserve"> state = {</w:t>
-      </w:r>
-      <w:r>
-        <w:rPr>
-          <w:rFonts w:ascii="Arial" w:hAnsi="Arial" w:cs="Arial"/>
-          <w:color w:val="7030A0"/>
-        </w:rPr>
         <w:br/>
-        <w:t>language: "</w:t>
-      </w:r>
-      <w:proofErr w:type="spellStart"/>
-      <w:r>
-        <w:rPr>
-          <w:rFonts w:ascii="Arial" w:hAnsi="Arial" w:cs="Arial"/>
-          <w:color w:val="7030A0"/>
-        </w:rPr>
-        <w:t>en</w:t>
-      </w:r>
-      <w:proofErr w:type="spellEnd"/>
-      <w:r>
-        <w:rPr>
-          <w:rFonts w:ascii="Arial" w:hAnsi="Arial" w:cs="Arial"/>
-          <w:color w:val="7030A0"/>
-        </w:rPr>
-        <w:t>",</w:t>
+        <w:t>language: "en",</w:t>
       </w:r>
       <w:r>
         <w:rPr>
@@ -23502,22 +23071,7 @@
           <w:color w:val="7030A0"/>
         </w:rPr>
         <w:br/>
-      </w:r>
-      <w:proofErr w:type="spellStart"/>
-      <w:r>
-        <w:rPr>
-          <w:rFonts w:ascii="Arial" w:hAnsi="Arial" w:cs="Arial"/>
-          <w:color w:val="7030A0"/>
-        </w:rPr>
-        <w:t>categoryId</w:t>
-      </w:r>
-      <w:proofErr w:type="spellEnd"/>
-      <w:r>
-        <w:rPr>
-          <w:rFonts w:ascii="Arial" w:hAnsi="Arial" w:cs="Arial"/>
-          <w:color w:val="7030A0"/>
-        </w:rPr>
-        <w:t>: null,</w:t>
+        <w:t>categoryId: null,</w:t>
       </w:r>
       <w:r>
         <w:rPr>
@@ -23533,22 +23087,7 @@
           <w:color w:val="7030A0"/>
         </w:rPr>
         <w:br/>
-      </w:r>
-      <w:proofErr w:type="spellStart"/>
-      <w:r>
-        <w:rPr>
-          <w:rFonts w:ascii="Arial" w:hAnsi="Arial" w:cs="Arial"/>
-          <w:color w:val="7030A0"/>
-        </w:rPr>
-        <w:t>qIndex</w:t>
-      </w:r>
-      <w:proofErr w:type="spellEnd"/>
-      <w:r>
-        <w:rPr>
-          <w:rFonts w:ascii="Arial" w:hAnsi="Arial" w:cs="Arial"/>
-          <w:color w:val="7030A0"/>
-        </w:rPr>
-        <w:t>: 0,</w:t>
+        <w:t>qIndex: 0,</w:t>
       </w:r>
       <w:r>
         <w:rPr>
@@ -23588,22 +23127,7 @@
           <w:color w:val="7030A0"/>
         </w:rPr>
         <w:br/>
-      </w:r>
-      <w:proofErr w:type="spellStart"/>
-      <w:r>
-        <w:rPr>
-          <w:rFonts w:ascii="Arial" w:hAnsi="Arial" w:cs="Arial"/>
-          <w:color w:val="7030A0"/>
-        </w:rPr>
-        <w:t>timeLeft</w:t>
-      </w:r>
-      <w:proofErr w:type="spellEnd"/>
-      <w:r>
-        <w:rPr>
-          <w:rFonts w:ascii="Arial" w:hAnsi="Arial" w:cs="Arial"/>
-          <w:color w:val="7030A0"/>
-        </w:rPr>
-        <w:t>: 15,</w:t>
+        <w:t>timeLeft: 15,</w:t>
       </w:r>
       <w:r>
         <w:rPr>
@@ -23619,39 +23143,16 @@
           <w:color w:val="7030A0"/>
         </w:rPr>
         <w:br/>
-      </w:r>
-      <w:proofErr w:type="spellStart"/>
+        <w:t>soundOn: true</w:t>
+      </w:r>
       <w:r>
         <w:rPr>
           <w:rFonts w:ascii="Arial" w:hAnsi="Arial" w:cs="Arial"/>
           <w:color w:val="7030A0"/>
         </w:rPr>
-        <w:t>soundOn</w:t>
-      </w:r>
-      <w:proofErr w:type="spellEnd"/>
-      <w:r>
-        <w:rPr>
-          <w:rFonts w:ascii="Arial" w:hAnsi="Arial" w:cs="Arial"/>
-          <w:color w:val="7030A0"/>
-        </w:rPr>
-        <w:t>: true</w:t>
-      </w:r>
-      <w:r>
-        <w:rPr>
-          <w:rFonts w:ascii="Arial" w:hAnsi="Arial" w:cs="Arial"/>
-          <w:color w:val="7030A0"/>
-        </w:rPr>
         <w:br/>
-      </w:r>
-      <w:proofErr w:type="gramStart"/>
-      <w:r>
-        <w:rPr>
-          <w:rFonts w:ascii="Arial" w:hAnsi="Arial" w:cs="Arial"/>
-          <w:color w:val="7030A0"/>
-        </w:rPr>
         <w:t>};</w:t>
       </w:r>
-      <w:proofErr w:type="gramEnd"/>
     </w:p>
     <w:p>
       <w:pPr>
@@ -23815,21 +23316,7 @@
         <w:rPr>
           <w:rFonts w:ascii="Arial" w:hAnsi="Arial" w:cs="Arial"/>
         </w:rPr>
-        <w:t xml:space="preserve">Leaderboard data is stored in </w:t>
-      </w:r>
-      <w:proofErr w:type="spellStart"/>
-      <w:r>
-        <w:rPr>
-          <w:rFonts w:ascii="Arial" w:hAnsi="Arial" w:cs="Arial"/>
-        </w:rPr>
-        <w:t>localStorage</w:t>
-      </w:r>
-      <w:proofErr w:type="spellEnd"/>
-      <w:r>
-        <w:rPr>
-          <w:rFonts w:ascii="Arial" w:hAnsi="Arial" w:cs="Arial"/>
-        </w:rPr>
-        <w:t xml:space="preserve"> as an array of objects, each containing the user’s name, score, category and timestamp. This enables data persistence across sessions without requiring a backend. </w:t>
+        <w:t xml:space="preserve">Leaderboard data is stored in localStorage as an array of objects, each containing the user’s name, score, category and timestamp. This enables data persistence across sessions without requiring a backend. </w:t>
       </w:r>
     </w:p>
     <w:p>
@@ -23862,21 +23349,7 @@
         <w:rPr>
           <w:rFonts w:ascii="Arial" w:hAnsi="Arial" w:cs="Arial"/>
         </w:rPr>
-        <w:t xml:space="preserve"> data processing is performed client-side using JavaScript. Quiz data is loaded dynamically from JSON, user interactions are managed through the state object, and leaderboard data is stored using </w:t>
-      </w:r>
-      <w:proofErr w:type="spellStart"/>
-      <w:r>
-        <w:rPr>
-          <w:rFonts w:ascii="Arial" w:hAnsi="Arial" w:cs="Arial"/>
-        </w:rPr>
-        <w:t>localStorage</w:t>
-      </w:r>
-      <w:proofErr w:type="spellEnd"/>
-      <w:r>
-        <w:rPr>
-          <w:rFonts w:ascii="Arial" w:hAnsi="Arial" w:cs="Arial"/>
-        </w:rPr>
-        <w:t xml:space="preserve">. </w:t>
+        <w:t xml:space="preserve"> data processing is performed client-side using JavaScript. Quiz data is loaded dynamically from JSON, user interactions are managed through the state object, and leaderboard data is stored using localStorage. </w:t>
       </w:r>
     </w:p>
     <w:p>
@@ -23963,21 +23436,7 @@
         <w:rPr>
           <w:rFonts w:ascii="Arial" w:hAnsi="Arial" w:cs="Arial"/>
         </w:rPr>
-        <w:t xml:space="preserve">The test plan was designed to cover multiple levels of testing, including functional, usability, validation, and cross-browser testing. Functional testing verified that all major features operated as expected under normal conditions, while validation testing ensured that incorrect or incomplete inputs were handled appropriately. Testing also ensured that key components, including the application state, user interface, and </w:t>
-      </w:r>
-      <w:proofErr w:type="spellStart"/>
-      <w:r>
-        <w:rPr>
-          <w:rFonts w:ascii="Arial" w:hAnsi="Arial" w:cs="Arial"/>
-        </w:rPr>
-        <w:t>localStorage</w:t>
-      </w:r>
-      <w:proofErr w:type="spellEnd"/>
-      <w:r>
-        <w:rPr>
-          <w:rFonts w:ascii="Arial" w:hAnsi="Arial" w:cs="Arial"/>
-        </w:rPr>
-        <w:t>, interacted correctly and maintained consistency across the application. Usability testing was conducted informally to assess the clarity and responsiveness of the interface, particularly in relation to bilingual support and user feedback. Cross-browser and device testing confirmed consistent performance across modern browsers and mobile devices. The detailed test cases presented in this appendix demonstrate a structured approach, with clearly defined scenarios, expected outcomes, and results, ensuring coverage of both typical and edge-case behaviours.</w:t>
+        <w:t>The test plan was designed to cover multiple levels of testing, including functional, usability, validation, and cross-browser testing. Functional testing verified that all major features operated as expected under normal conditions, while validation testing ensured that incorrect or incomplete inputs were handled appropriately. Testing also ensured that key components, including the application state, user interface, and localStorage, interacted correctly and maintained consistency across the application. Usability testing was conducted informally to assess the clarity and responsiveness of the interface, particularly in relation to bilingual support and user feedback. Cross-browser and device testing confirmed consistent performance across modern browsers and mobile devices. The detailed test cases presented in this appendix demonstrate a structured approach, with clearly defined scenarios, expected outcomes, and results, ensuring coverage of both typical and edge-case behaviours.</w:t>
       </w:r>
     </w:p>
     <w:p>
@@ -25649,20 +25108,8 @@
                 <w:sz w:val="20"/>
                 <w:szCs w:val="20"/>
               </w:rPr>
-              <w:t xml:space="preserve">Answer stored in </w:t>
-            </w:r>
-            <w:proofErr w:type="spellStart"/>
-            <w:proofErr w:type="gramStart"/>
-            <w:r>
-              <w:rPr>
-                <w:rFonts w:ascii="Arial" w:hAnsi="Arial" w:cs="Arial"/>
-                <w:sz w:val="20"/>
-                <w:szCs w:val="20"/>
-              </w:rPr>
-              <w:t>state.answers</w:t>
-            </w:r>
-            <w:proofErr w:type="spellEnd"/>
-            <w:proofErr w:type="gramEnd"/>
+              <w:t>Answer stored in state.answers</w:t>
+            </w:r>
           </w:p>
         </w:tc>
         <w:tc>
@@ -29817,16 +29264,8 @@
               <w:rPr>
                 <w:rFonts w:ascii="Arial" w:hAnsi="Arial" w:cs="Arial"/>
               </w:rPr>
-              <w:t xml:space="preserve">Invalid </w:t>
-            </w:r>
-            <w:proofErr w:type="spellStart"/>
-            <w:r>
-              <w:rPr>
-                <w:rFonts w:ascii="Arial" w:hAnsi="Arial" w:cs="Arial"/>
-              </w:rPr>
-              <w:t>answerIndex</w:t>
-            </w:r>
-            <w:proofErr w:type="spellEnd"/>
+              <w:t>Invalid answerIndex</w:t>
+            </w:r>
           </w:p>
         </w:tc>
         <w:tc>
@@ -29840,19 +29279,11 @@
                 <w:rFonts w:ascii="Arial" w:hAnsi="Arial" w:cs="Arial"/>
               </w:rPr>
             </w:pPr>
-            <w:proofErr w:type="spellStart"/>
-            <w:r>
-              <w:rPr>
-                <w:rFonts w:ascii="Arial" w:hAnsi="Arial" w:cs="Arial"/>
-              </w:rPr>
-              <w:t>answerIndex</w:t>
-            </w:r>
-            <w:proofErr w:type="spellEnd"/>
-            <w:r>
-              <w:rPr>
-                <w:rFonts w:ascii="Arial" w:hAnsi="Arial" w:cs="Arial"/>
-              </w:rPr>
-              <w:t xml:space="preserve"> outside 0-3</w:t>
+            <w:r>
+              <w:rPr>
+                <w:rFonts w:ascii="Arial" w:hAnsi="Arial" w:cs="Arial"/>
+              </w:rPr>
+              <w:t>answerIndex outside 0-3</w:t>
             </w:r>
           </w:p>
         </w:tc>
@@ -32114,16 +31545,8 @@
               <w:rPr>
                 <w:rFonts w:ascii="Arial" w:hAnsi="Arial" w:cs="Arial"/>
               </w:rPr>
-              <w:t xml:space="preserve">Score stored in </w:t>
-            </w:r>
-            <w:proofErr w:type="spellStart"/>
-            <w:r>
-              <w:rPr>
-                <w:rFonts w:ascii="Arial" w:hAnsi="Arial" w:cs="Arial"/>
-              </w:rPr>
-              <w:t>localStorage</w:t>
-            </w:r>
-            <w:proofErr w:type="spellEnd"/>
+              <w:t>Score stored in localStorage</w:t>
+            </w:r>
           </w:p>
         </w:tc>
         <w:tc>
@@ -33078,21 +32501,7 @@
               <w:rPr>
                 <w:rFonts w:ascii="Arial" w:hAnsi="Arial" w:cs="Arial"/>
               </w:rPr>
-              <w:t xml:space="preserve">User </w:t>
-            </w:r>
-            <w:proofErr w:type="gramStart"/>
-            <w:r>
-              <w:rPr>
-                <w:rFonts w:ascii="Arial" w:hAnsi="Arial" w:cs="Arial"/>
-              </w:rPr>
-              <w:t>toggles</w:t>
-            </w:r>
-            <w:proofErr w:type="gramEnd"/>
-            <w:r>
-              <w:rPr>
-                <w:rFonts w:ascii="Arial" w:hAnsi="Arial" w:cs="Arial"/>
-              </w:rPr>
-              <w:t xml:space="preserve"> theme and reloads page</w:t>
+              <w:t>User toggles theme and reloads page</w:t>
             </w:r>
           </w:p>
         </w:tc>
@@ -34949,21 +34358,7 @@
         <w:rPr>
           <w:rFonts w:ascii="Arial" w:hAnsi="Arial" w:cs="Arial"/>
         </w:rPr>
-        <w:t xml:space="preserve">This diagram illustrates the sequence of actions within the quiz, from initial setup to question answering and </w:t>
-      </w:r>
-      <w:proofErr w:type="gramStart"/>
-      <w:r>
-        <w:rPr>
-          <w:rFonts w:ascii="Arial" w:hAnsi="Arial" w:cs="Arial"/>
-        </w:rPr>
-        <w:t>final results</w:t>
-      </w:r>
-      <w:proofErr w:type="gramEnd"/>
-      <w:r>
-        <w:rPr>
-          <w:rFonts w:ascii="Arial" w:hAnsi="Arial" w:cs="Arial"/>
-        </w:rPr>
-        <w:t>. It includes decision points such as timer expiration and question prog</w:t>
+        <w:t>This diagram illustrates the sequence of actions within the quiz, from initial setup to question answering and final results. It includes decision points such as timer expiration and question prog</w:t>
       </w:r>
       <w:r>
         <w:rPr>
@@ -37321,6 +36716,7 @@
               <w14:uncheckedState w14:val="2610" w14:font="MS Gothic"/>
             </w14:checkbox>
           </w:sdtPr>
+          <w:sdtEndPr/>
           <w:sdtContent>
             <w:tc>
               <w:tcPr>
@@ -37465,6 +36861,7 @@
               <w14:uncheckedState w14:val="2610" w14:font="MS Gothic"/>
             </w14:checkbox>
           </w:sdtPr>
+          <w:sdtEndPr/>
           <w:sdtContent>
             <w:tc>
               <w:tcPr>
@@ -37583,6 +36980,7 @@
               <w14:uncheckedState w14:val="2610" w14:font="MS Gothic"/>
             </w14:checkbox>
           </w:sdtPr>
+          <w:sdtEndPr/>
           <w:sdtContent>
             <w:tc>
               <w:tcPr>
@@ -37713,6 +37111,7 @@
               <w14:uncheckedState w14:val="2610" w14:font="MS Gothic"/>
             </w14:checkbox>
           </w:sdtPr>
+          <w:sdtEndPr/>
           <w:sdtContent>
             <w:tc>
               <w:tcPr>
@@ -37843,6 +37242,7 @@
               <w14:uncheckedState w14:val="2610" w14:font="MS Gothic"/>
             </w14:checkbox>
           </w:sdtPr>
+          <w:sdtEndPr/>
           <w:sdtContent>
             <w:tc>
               <w:tcPr>
@@ -37961,6 +37361,7 @@
               <w14:uncheckedState w14:val="2610" w14:font="MS Gothic"/>
             </w14:checkbox>
           </w:sdtPr>
+          <w:sdtEndPr/>
           <w:sdtContent>
             <w:tc>
               <w:tcPr>
@@ -38091,6 +37492,7 @@
               <w14:uncheckedState w14:val="2610" w14:font="MS Gothic"/>
             </w14:checkbox>
           </w:sdtPr>
+          <w:sdtEndPr/>
           <w:sdtContent>
             <w:tc>
               <w:tcPr>
@@ -38209,6 +37611,7 @@
               <w14:uncheckedState w14:val="2610" w14:font="MS Gothic"/>
             </w14:checkbox>
           </w:sdtPr>
+          <w:sdtEndPr/>
           <w:sdtContent>
             <w:tc>
               <w:tcPr>
@@ -38329,6 +37732,7 @@
               <w14:uncheckedState w14:val="2610" w14:font="MS Gothic"/>
             </w14:checkbox>
           </w:sdtPr>
+          <w:sdtEndPr/>
           <w:sdtContent>
             <w:tc>
               <w:tcPr>
@@ -38449,6 +37853,7 @@
               <w14:uncheckedState w14:val="2610" w14:font="MS Gothic"/>
             </w14:checkbox>
           </w:sdtPr>
+          <w:sdtEndPr/>
           <w:sdtContent>
             <w:tc>
               <w:tcPr>
@@ -38567,6 +37972,7 @@
               <w14:uncheckedState w14:val="2610" w14:font="MS Gothic"/>
             </w14:checkbox>
           </w:sdtPr>
+          <w:sdtEndPr/>
           <w:sdtContent>
             <w:tc>
               <w:tcPr>
@@ -38697,6 +38103,7 @@
               <w14:uncheckedState w14:val="2610" w14:font="MS Gothic"/>
             </w14:checkbox>
           </w:sdtPr>
+          <w:sdtEndPr/>
           <w:sdtContent>
             <w:tc>
               <w:tcPr>
@@ -38855,6 +38262,7 @@
               <w14:uncheckedState w14:val="2610" w14:font="MS Gothic"/>
             </w14:checkbox>
           </w:sdtPr>
+          <w:sdtEndPr/>
           <w:sdtContent>
             <w:tc>
               <w:tcPr>
@@ -39050,6 +38458,7 @@
               <w14:uncheckedState w14:val="2610" w14:font="MS Gothic"/>
             </w14:checkbox>
           </w:sdtPr>
+          <w:sdtEndPr/>
           <w:sdtContent>
             <w:tc>
               <w:tcPr>
@@ -39129,6 +38538,7 @@
               <w14:uncheckedState w14:val="2610" w14:font="MS Gothic"/>
             </w14:checkbox>
           </w:sdtPr>
+          <w:sdtEndPr/>
           <w:sdtContent>
             <w:tc>
               <w:tcPr>
@@ -39282,6 +38692,7 @@
         <w:docPartUnique/>
       </w:docPartObj>
     </w:sdtPr>
+    <w:sdtEndPr/>
     <w:sdtContent>
       <w:p>
         <w:pPr>
@@ -39324,6 +38735,7 @@
         <w:docPartUnique/>
       </w:docPartObj>
     </w:sdtPr>
+    <w:sdtEndPr/>
     <w:sdtContent>
       <w:p>
         <w:pPr>
@@ -42379,7 +41791,6 @@
   <w:style w:type="character" w:default="1" w:styleId="DefaultParagraphFont">
     <w:name w:val="Default Paragraph Font"/>
     <w:uiPriority w:val="1"/>
-    <w:semiHidden/>
     <w:unhideWhenUsed/>
   </w:style>
   <w:style w:type="table" w:default="1" w:styleId="TableNormal">
@@ -43226,6 +42637,7 @@
   </w:compat>
   <w:rsids>
     <w:rsidRoot w:val="007204E1"/>
+    <w:rsid w:val="002761A1"/>
     <w:rsid w:val="002856FD"/>
     <w:rsid w:val="005641F5"/>
     <w:rsid w:val="007204E1"/>
@@ -43234,6 +42646,7 @@
     <w:rsid w:val="009231EA"/>
     <w:rsid w:val="00967BE3"/>
     <w:rsid w:val="009D0155"/>
+    <w:rsid w:val="009F5701"/>
     <w:rsid w:val="00C9343A"/>
     <w:rsid w:val="00CB3614"/>
     <w:rsid w:val="00DD3C19"/>
